--- a/output/theory-docs/05-驻点工作流程设计.docx
+++ b/output/theory-docs/05-驻点工作流程设计.docx
@@ -5,16 +5,41 @@
     <w:p>
       <w:pPr>
         <w:pStyle w:val="Heading1"/>
-        <w:jc w:val="left"/>
+        <w:jc w:val="center"/>
       </w:pPr>
       <w:r>
-        <w:rPr>
-          <w:rFonts w:ascii="Microsoft YaHei" w:hAnsi="Microsoft YaHei" w:eastAsia="Microsoft YaHei"/>
-          <w:b/>
-          <w:color w:val="1B365D"/>
-          <w:sz w:val="32"/>
-        </w:rPr>
-        <w:t>驻点工作完整流程设计</w:t>
+        <w:drawing>
+          <wp:inline xmlns:a="http://schemas.openxmlformats.org/drawingml/2006/main" xmlns:pic="http://schemas.openxmlformats.org/drawingml/2006/picture">
+            <wp:extent cx="5029200" cy="1885950"/>
+            <wp:docPr id="4" name="Picture 4"/>
+            <wp:cNvGraphicFramePr>
+              <a:graphicFrameLocks noChangeAspect="1"/>
+            </wp:cNvGraphicFramePr>
+            <a:graphic>
+              <a:graphicData uri="http://schemas.openxmlformats.org/drawingml/2006/picture">
+                <pic:pic>
+                  <pic:nvPicPr>
+                    <pic:cNvPr id="0" name="05-驻点工作流程设计_087.png"/>
+                    <pic:cNvPicPr/>
+                  </pic:nvPicPr>
+                  <pic:blipFill>
+                    <a:blip r:embed="rId12"/>
+                    <a:stretch>
+                      <a:fillRect/>
+                    </a:stretch>
+                  </pic:blipFill>
+                  <pic:spPr>
+                    <a:xfrm>
+                      <a:off x="0" y="0"/>
+                      <a:ext cx="5029200" cy="1885950"/>
+                    </a:xfrm>
+                    <a:prstGeom prst="rect"/>
+                  </pic:spPr>
+                </pic:pic>
+              </a:graphicData>
+            </a:graphic>
+          </wp:inline>
+        </w:drawing>
       </w:r>
     </w:p>
     <w:p>
@@ -34,26 +59,80 @@
     </w:p>
     <w:p>
       <w:pPr>
-        <w:jc w:val="both"/>
+        <w:jc w:val="center"/>
       </w:pPr>
       <w:r>
-        <w:rPr>
-          <w:rFonts w:ascii="Microsoft YaHei" w:hAnsi="Microsoft YaHei" w:eastAsia="Microsoft YaHei"/>
-          <w:sz w:val="21"/>
-        </w:rPr>
-        <w:t>目标：设计从计划到总结的完整驻点工作流程</w:t>
+        <w:drawing>
+          <wp:inline xmlns:a="http://schemas.openxmlformats.org/drawingml/2006/main" xmlns:pic="http://schemas.openxmlformats.org/drawingml/2006/picture">
+            <wp:extent cx="5029200" cy="1885950"/>
+            <wp:docPr id="3" name="Picture 3"/>
+            <wp:cNvGraphicFramePr>
+              <a:graphicFrameLocks noChangeAspect="1"/>
+            </wp:cNvGraphicFramePr>
+            <a:graphic>
+              <a:graphicData uri="http://schemas.openxmlformats.org/drawingml/2006/picture">
+                <pic:pic>
+                  <pic:nvPicPr>
+                    <pic:cNvPr id="0" name="05-驻点工作流程设计_086.png"/>
+                    <pic:cNvPicPr/>
+                  </pic:nvPicPr>
+                  <pic:blipFill>
+                    <a:blip r:embed="rId11"/>
+                    <a:stretch>
+                      <a:fillRect/>
+                    </a:stretch>
+                  </pic:blipFill>
+                  <pic:spPr>
+                    <a:xfrm>
+                      <a:off x="0" y="0"/>
+                      <a:ext cx="5029200" cy="1885950"/>
+                    </a:xfrm>
+                    <a:prstGeom prst="rect"/>
+                  </pic:spPr>
+                </pic:pic>
+              </a:graphicData>
+            </a:graphic>
+          </wp:inline>
+        </w:drawing>
       </w:r>
     </w:p>
     <w:p>
       <w:pPr>
-        <w:jc w:val="both"/>
+        <w:jc w:val="center"/>
       </w:pPr>
       <w:r>
-        <w:rPr>
-          <w:rFonts w:ascii="Microsoft YaHei" w:hAnsi="Microsoft YaHei" w:eastAsia="Microsoft YaHei"/>
-          <w:sz w:val="21"/>
-        </w:rPr>
-        <w:t>适用范围：武侯供电中心现场驻点工作</w:t>
+        <w:drawing>
+          <wp:inline xmlns:a="http://schemas.openxmlformats.org/drawingml/2006/main" xmlns:pic="http://schemas.openxmlformats.org/drawingml/2006/picture">
+            <wp:extent cx="5029200" cy="1885950"/>
+            <wp:docPr id="5" name="Picture 5"/>
+            <wp:cNvGraphicFramePr>
+              <a:graphicFrameLocks noChangeAspect="1"/>
+            </wp:cNvGraphicFramePr>
+            <a:graphic>
+              <a:graphicData uri="http://schemas.openxmlformats.org/drawingml/2006/picture">
+                <pic:pic>
+                  <pic:nvPicPr>
+                    <pic:cNvPr id="0" name="05-驻点工作流程设计_088.png"/>
+                    <pic:cNvPicPr/>
+                  </pic:nvPicPr>
+                  <pic:blipFill>
+                    <a:blip r:embed="rId13"/>
+                    <a:stretch>
+                      <a:fillRect/>
+                    </a:stretch>
+                  </pic:blipFill>
+                  <pic:spPr>
+                    <a:xfrm>
+                      <a:off x="0" y="0"/>
+                      <a:ext cx="5029200" cy="1885950"/>
+                    </a:xfrm>
+                    <a:prstGeom prst="rect"/>
+                  </pic:spPr>
+                </pic:pic>
+              </a:graphicData>
+            </a:graphic>
+          </wp:inline>
+        </w:drawing>
       </w:r>
     </w:p>
     <w:p>
@@ -102,66 +181,41 @@
       <w:pPr>
         <w:spacing w:before="120" w:after="120"/>
         <w:ind w:left="432"/>
+        <w:jc w:val="center"/>
       </w:pPr>
       <w:r>
-        <w:rPr>
-          <w:rFonts w:ascii="Courier New" w:hAnsi="Courier New"/>
-          <w:color w:val="646464"/>
-          <w:sz w:val="18"/>
-        </w:rPr>
-        <w:t>开始</w:t>
-        <w:br/>
-        <w:t xml:space="preserve">  ↓</w:t>
-        <w:br/>
-        <w:t>接收驻点任务通知</w:t>
-        <w:br/>
-        <w:t xml:space="preserve">  ↓</w:t>
-        <w:br/>
-        <w:t>┌─────────────────────┐</w:t>
-        <w:br/>
-        <w:t>│ 1. 查询驻点小区信息 │</w:t>
-        <w:br/>
-        <w:t>└─────────────────────┘</w:t>
-        <w:br/>
-        <w:t xml:space="preserve">  ↓</w:t>
-        <w:br/>
-        <w:t>┌─────────────────────┐</w:t>
-        <w:br/>
-        <w:t>│ 2. 获取重点客户清单 │</w:t>
-        <w:br/>
-        <w:t>└─────────────────────┘</w:t>
-        <w:br/>
-        <w:t xml:space="preserve">  ↓</w:t>
-        <w:br/>
-        <w:t>┌─────────────────────┐</w:t>
-        <w:br/>
-        <w:t>│ 3. 查询历史驻点记录 │</w:t>
-        <w:br/>
-        <w:t>└─────────────────────┘</w:t>
-        <w:br/>
-        <w:t xml:space="preserve">  ↓</w:t>
-        <w:br/>
-        <w:t>┌─────────────────────┐</w:t>
-        <w:br/>
-        <w:t>│ 4. 制定驻点工作计划 │</w:t>
-        <w:br/>
-        <w:t>└─────────────────────┘</w:t>
-        <w:br/>
-        <w:t xml:space="preserve">  ↓</w:t>
-        <w:br/>
-        <w:t>┌─────────────────────┐</w:t>
-        <w:br/>
-        <w:t>│ 5. 准备所需物资资料 │</w:t>
-        <w:br/>
-        <w:t>└─────────────────────┘</w:t>
-        <w:br/>
-        <w:t xml:space="preserve">  ↓</w:t>
-        <w:br/>
-        <w:t>确认准备完毕</w:t>
-        <w:br/>
-        <w:t xml:space="preserve">  ↓</w:t>
-        <w:br/>
-        <w:t>结束</w:t>
+        <w:drawing>
+          <wp:inline xmlns:a="http://schemas.openxmlformats.org/drawingml/2006/main" xmlns:pic="http://schemas.openxmlformats.org/drawingml/2006/picture">
+            <wp:extent cx="5029200" cy="2235200"/>
+            <wp:docPr id="1" name="Picture 1"/>
+            <wp:cNvGraphicFramePr>
+              <a:graphicFrameLocks noChangeAspect="1"/>
+            </wp:cNvGraphicFramePr>
+            <a:graphic>
+              <a:graphicData uri="http://schemas.openxmlformats.org/drawingml/2006/picture">
+                <pic:pic>
+                  <pic:nvPicPr>
+                    <pic:cNvPr id="0" name="05-驻点工作流程设计_080.png"/>
+                    <pic:cNvPicPr/>
+                  </pic:nvPicPr>
+                  <pic:blipFill>
+                    <a:blip r:embed="rId9"/>
+                    <a:stretch>
+                      <a:fillRect/>
+                    </a:stretch>
+                  </pic:blipFill>
+                  <pic:spPr>
+                    <a:xfrm>
+                      <a:off x="0" y="0"/>
+                      <a:ext cx="5029200" cy="2235200"/>
+                    </a:xfrm>
+                    <a:prstGeom prst="rect"/>
+                  </pic:spPr>
+                </pic:pic>
+              </a:graphicData>
+            </a:graphic>
+          </wp:inline>
+        </w:drawing>
       </w:r>
     </w:p>
     <w:p>
@@ -2336,66 +2390,41 @@
       <w:pPr>
         <w:spacing w:before="120" w:after="120"/>
         <w:ind w:left="432"/>
+        <w:jc w:val="center"/>
       </w:pPr>
       <w:r>
-        <w:rPr>
-          <w:rFonts w:ascii="Courier New" w:hAnsi="Courier New"/>
-          <w:color w:val="646464"/>
-          <w:sz w:val="18"/>
-        </w:rPr>
-        <w:t>开始</w:t>
-        <w:br/>
-        <w:t xml:space="preserve">  ↓</w:t>
-        <w:br/>
-        <w:t>┌─────────────────────┐</w:t>
-        <w:br/>
-        <w:t>│ 1. 整理工作记录     │</w:t>
-        <w:br/>
-        <w:t>└─────────────────────┘</w:t>
-        <w:br/>
-        <w:t xml:space="preserve">  ↓</w:t>
-        <w:br/>
-        <w:t>┌─────────────────────┐</w:t>
-        <w:br/>
-        <w:t>│ 2. 跟踪问题整改     │</w:t>
-        <w:br/>
-        <w:t>└─────────────────────┘</w:t>
-        <w:br/>
-        <w:t xml:space="preserve">  ↓</w:t>
-        <w:br/>
-        <w:t>┌─────────────────────┐</w:t>
-        <w:br/>
-        <w:t>│ 3. 回访重点客户     │</w:t>
-        <w:br/>
-        <w:t>└─────────────────────┘</w:t>
-        <w:br/>
-        <w:t xml:space="preserve">  ↓</w:t>
-        <w:br/>
-        <w:t>┌─────────────────────┐</w:t>
-        <w:br/>
-        <w:t>│ 4. 处理客户诉求     │</w:t>
-        <w:br/>
-        <w:t>└─────────────────────┘</w:t>
-        <w:br/>
-        <w:t xml:space="preserve">  ↓</w:t>
-        <w:br/>
-        <w:t>┌─────────────────────┐</w:t>
-        <w:br/>
-        <w:t>│ 5. 更新知识库       │</w:t>
-        <w:br/>
-        <w:t>└─────────────────────┘</w:t>
-        <w:br/>
-        <w:t xml:space="preserve">  ↓</w:t>
-        <w:br/>
-        <w:t>┌─────────────────────┐</w:t>
-        <w:br/>
-        <w:t>│ 6. 总结归档         │</w:t>
-        <w:br/>
-        <w:t>└─────────────────────┘</w:t>
-        <w:br/>
-        <w:t xml:space="preserve">  ↓</w:t>
-        <w:br/>
-        <w:t>结束</w:t>
+        <w:drawing>
+          <wp:inline xmlns:a="http://schemas.openxmlformats.org/drawingml/2006/main" xmlns:pic="http://schemas.openxmlformats.org/drawingml/2006/picture">
+            <wp:extent cx="5029200" cy="5123498"/>
+            <wp:docPr id="2" name="Picture 2"/>
+            <wp:cNvGraphicFramePr>
+              <a:graphicFrameLocks noChangeAspect="1"/>
+            </wp:cNvGraphicFramePr>
+            <a:graphic>
+              <a:graphicData uri="http://schemas.openxmlformats.org/drawingml/2006/picture">
+                <pic:pic>
+                  <pic:nvPicPr>
+                    <pic:cNvPr id="0" name="05-驻点工作流程设计_083.png"/>
+                    <pic:cNvPicPr/>
+                  </pic:nvPicPr>
+                  <pic:blipFill>
+                    <a:blip r:embed="rId10"/>
+                    <a:stretch>
+                      <a:fillRect/>
+                    </a:stretch>
+                  </pic:blipFill>
+                  <pic:spPr>
+                    <a:xfrm>
+                      <a:off x="0" y="0"/>
+                      <a:ext cx="5029200" cy="5123498"/>
+                    </a:xfrm>
+                    <a:prstGeom prst="rect"/>
+                  </pic:spPr>
+                </pic:pic>
+              </a:graphicData>
+            </a:graphic>
+          </wp:inline>
+        </w:drawing>
       </w:r>
     </w:p>
     <w:p>

--- a/output/theory-docs/05-驻点工作流程设计.docx
+++ b/output/theory-docs/05-驻点工作流程设计.docx
@@ -5,12 +5,2239 @@
     <w:p>
       <w:pPr>
         <w:pStyle w:val="Heading1"/>
+      </w:pPr>
+      <w:r>
+        <w:rPr>
+          <w:rFonts w:ascii="Microsoft YaHei" w:hAnsi="Microsoft YaHei" w:eastAsia="Microsoft YaHei"/>
+          <w:b/>
+          <w:color w:val="1B365D"/>
+          <w:sz w:val="32"/>
+        </w:rPr>
+        <w:t>驻点工作完整流程设计</w:t>
+      </w:r>
+    </w:p>
+    <w:p>
+      <w:pPr>
+        <w:jc w:val="both"/>
+      </w:pPr>
+      <w:r>
+        <w:rPr>
+          <w:rFonts w:ascii="Microsoft YaHei" w:hAnsi="Microsoft YaHei" w:eastAsia="Microsoft YaHei"/>
+          <w:sz w:val="21"/>
+        </w:rPr>
+        <w:t>created: 2026-03-16</w:t>
+      </w:r>
+    </w:p>
+    <w:p>
+      <w:pPr>
+        <w:jc w:val="both"/>
+      </w:pPr>
+      <w:r>
+        <w:rPr>
+          <w:rFonts w:ascii="Microsoft YaHei" w:hAnsi="Microsoft YaHei" w:eastAsia="Microsoft YaHei"/>
+          <w:sz w:val="21"/>
+        </w:rPr>
+        <w:t>session: session-004-supplement</w:t>
+      </w:r>
+    </w:p>
+    <w:p>
+      <w:pPr>
+        <w:jc w:val="both"/>
+      </w:pPr>
+      <w:r>
+        <w:rPr>
+          <w:rFonts w:ascii="Microsoft YaHei" w:hAnsi="Microsoft YaHei" w:eastAsia="Microsoft YaHei"/>
+          <w:sz w:val="21"/>
+        </w:rPr>
+        <w:t>status: draft</w:t>
+      </w:r>
+    </w:p>
+    <w:p>
+      <w:pPr>
+        <w:jc w:val="both"/>
+      </w:pPr>
+      <w:r>
+        <w:rPr>
+          <w:rFonts w:ascii="Microsoft YaHei" w:hAnsi="Microsoft YaHei" w:eastAsia="Microsoft YaHei"/>
+          <w:sz w:val="21"/>
+        </w:rPr>
+        <w:t>type: 工作流程设计</w:t>
+      </w:r>
+    </w:p>
+    <w:p>
+      <w:pPr>
+        <w:pStyle w:val="Heading2"/>
+      </w:pPr>
+      <w:r>
+        <w:rPr>
+          <w:rFonts w:ascii="Microsoft YaHei" w:hAnsi="Microsoft YaHei" w:eastAsia="Microsoft YaHei"/>
+          <w:b/>
+          <w:color w:val="1B365D"/>
+          <w:sz w:val="28"/>
+        </w:rPr>
+        <w:t>📋 文档概览</w:t>
+      </w:r>
+    </w:p>
+    <w:p>
+      <w:pPr>
+        <w:jc w:val="both"/>
+      </w:pPr>
+      <w:r>
+        <w:rPr>
+          <w:rFonts w:ascii="Microsoft YaHei" w:hAnsi="Microsoft YaHei" w:eastAsia="Microsoft YaHei"/>
+          <w:sz w:val="21"/>
+        </w:rPr>
+        <w:t>目标：设计从计划到总结的完整驻点工作流程</w:t>
+      </w:r>
+    </w:p>
+    <w:p>
+      <w:pPr>
+        <w:jc w:val="both"/>
+      </w:pPr>
+      <w:r>
+        <w:rPr>
+          <w:rFonts w:ascii="Microsoft YaHei" w:hAnsi="Microsoft YaHei" w:eastAsia="Microsoft YaHei"/>
+          <w:sz w:val="21"/>
+        </w:rPr>
+        <w:t>适用范围：武侯供电中心现场驻点工作</w:t>
+      </w:r>
+    </w:p>
+    <w:p>
+      <w:pPr>
+        <w:jc w:val="both"/>
+      </w:pPr>
+      <w:r>
+        <w:rPr>
+          <w:rFonts w:ascii="Microsoft YaHei" w:hAnsi="Microsoft YaHei" w:eastAsia="Microsoft YaHei"/>
+          <w:sz w:val="21"/>
+        </w:rPr>
+        <w:t>流程周期：单次驻点周期（驻点前1天 → 驻点当天 → 驻点后1周）</w:t>
+      </w:r>
+    </w:p>
+    <w:p>
+      <w:pPr>
+        <w:pStyle w:val="Heading2"/>
+      </w:pPr>
+      <w:r>
+        <w:rPr>
+          <w:rFonts w:ascii="Microsoft YaHei" w:hAnsi="Microsoft YaHei" w:eastAsia="Microsoft YaHei"/>
+          <w:b/>
+          <w:color w:val="1B365D"/>
+          <w:sz w:val="28"/>
+        </w:rPr>
+        <w:t>一、流程总览</w:t>
+      </w:r>
+    </w:p>
+    <w:p>
+      <w:pPr>
+        <w:pStyle w:val="Heading3"/>
+      </w:pPr>
+      <w:r>
+        <w:rPr>
+          <w:rFonts w:ascii="Microsoft YaHei" w:hAnsi="Microsoft YaHei" w:eastAsia="Microsoft YaHei"/>
+          <w:b/>
+          <w:color w:val="2E5A4C"/>
+          <w:sz w:val="24"/>
+        </w:rPr>
+        <w:t>1.1 全流程架构</w:t>
+      </w:r>
+    </w:p>
+    <w:p>
+      <w:pPr>
         <w:jc w:val="center"/>
       </w:pPr>
       <w:r>
         <w:drawing>
           <wp:inline xmlns:a="http://schemas.openxmlformats.org/drawingml/2006/main" xmlns:pic="http://schemas.openxmlformats.org/drawingml/2006/picture">
-            <wp:extent cx="5029200" cy="1885950"/>
+            <wp:extent cx="5029200" cy="7091172"/>
+            <wp:docPr id="1" name="Picture 1"/>
+            <wp:cNvGraphicFramePr>
+              <a:graphicFrameLocks noChangeAspect="1"/>
+            </wp:cNvGraphicFramePr>
+            <a:graphic>
+              <a:graphicData uri="http://schemas.openxmlformats.org/drawingml/2006/picture">
+                <pic:pic>
+                  <pic:nvPicPr>
+                    <pic:cNvPr id="0" name="ascii_img_001.png"/>
+                    <pic:cNvPicPr/>
+                  </pic:nvPicPr>
+                  <pic:blipFill>
+                    <a:blip r:embed="rId9"/>
+                    <a:stretch>
+                      <a:fillRect/>
+                    </a:stretch>
+                  </pic:blipFill>
+                  <pic:spPr>
+                    <a:xfrm>
+                      <a:off x="0" y="0"/>
+                      <a:ext cx="5029200" cy="7091172"/>
+                    </a:xfrm>
+                    <a:prstGeom prst="rect"/>
+                  </pic:spPr>
+                </pic:pic>
+              </a:graphicData>
+            </a:graphic>
+          </wp:inline>
+        </w:drawing>
+      </w:r>
+    </w:p>
+    <w:p>
+      <w:pPr>
+        <w:pStyle w:val="Heading3"/>
+      </w:pPr>
+      <w:r>
+        <w:rPr>
+          <w:rFonts w:ascii="Microsoft YaHei" w:hAnsi="Microsoft YaHei" w:eastAsia="Microsoft YaHei"/>
+          <w:b/>
+          <w:color w:val="2E5A4C"/>
+          <w:sz w:val="24"/>
+        </w:rPr>
+        <w:t>1.2 流程阶段划分</w:t>
+      </w:r>
+    </w:p>
+    <w:p>
+      <w:pPr>
+        <w:pStyle w:val="Heading2"/>
+      </w:pPr>
+      <w:r>
+        <w:rPr>
+          <w:rFonts w:ascii="Microsoft YaHei" w:hAnsi="Microsoft YaHei" w:eastAsia="Microsoft YaHei"/>
+          <w:b/>
+          <w:color w:val="1B365D"/>
+          <w:sz w:val="28"/>
+        </w:rPr>
+        <w:t>二、驻点前阶段（T-1天）</w:t>
+      </w:r>
+    </w:p>
+    <w:p>
+      <w:pPr>
+        <w:pStyle w:val="Heading3"/>
+      </w:pPr>
+      <w:r>
+        <w:rPr>
+          <w:rFonts w:ascii="Microsoft YaHei" w:hAnsi="Microsoft YaHei" w:eastAsia="Microsoft YaHei"/>
+          <w:b/>
+          <w:color w:val="2E5A4C"/>
+          <w:sz w:val="24"/>
+        </w:rPr>
+        <w:t>2.1 流程图</w:t>
+      </w:r>
+    </w:p>
+    <w:p>
+      <w:pPr>
+        <w:jc w:val="center"/>
+      </w:pPr>
+      <w:r>
+        <w:drawing>
+          <wp:inline xmlns:a="http://schemas.openxmlformats.org/drawingml/2006/main" xmlns:pic="http://schemas.openxmlformats.org/drawingml/2006/picture">
+            <wp:extent cx="5029200" cy="12723876"/>
+            <wp:docPr id="2" name="Picture 2"/>
+            <wp:cNvGraphicFramePr>
+              <a:graphicFrameLocks noChangeAspect="1"/>
+            </wp:cNvGraphicFramePr>
+            <a:graphic>
+              <a:graphicData uri="http://schemas.openxmlformats.org/drawingml/2006/picture">
+                <pic:pic>
+                  <pic:nvPicPr>
+                    <pic:cNvPr id="0" name="ascii_img_002.png"/>
+                    <pic:cNvPicPr/>
+                  </pic:nvPicPr>
+                  <pic:blipFill>
+                    <a:blip r:embed="rId10"/>
+                    <a:stretch>
+                      <a:fillRect/>
+                    </a:stretch>
+                  </pic:blipFill>
+                  <pic:spPr>
+                    <a:xfrm>
+                      <a:off x="0" y="0"/>
+                      <a:ext cx="5029200" cy="12723876"/>
+                    </a:xfrm>
+                    <a:prstGeom prst="rect"/>
+                  </pic:spPr>
+                </pic:pic>
+              </a:graphicData>
+            </a:graphic>
+          </wp:inline>
+        </w:drawing>
+      </w:r>
+    </w:p>
+    <w:p>
+      <w:pPr>
+        <w:pStyle w:val="Heading3"/>
+      </w:pPr>
+      <w:r>
+        <w:rPr>
+          <w:rFonts w:ascii="Microsoft YaHei" w:hAnsi="Microsoft YaHei" w:eastAsia="Microsoft YaHei"/>
+          <w:b/>
+          <w:color w:val="2E5A4C"/>
+          <w:sz w:val="24"/>
+        </w:rPr>
+        <w:t>2.2 详细步骤</w:t>
+      </w:r>
+    </w:p>
+    <w:p>
+      <w:pPr>
+        <w:pStyle w:val="Heading4"/>
+      </w:pPr>
+      <w:r>
+        <w:rPr>
+          <w:rFonts w:ascii="Microsoft YaHei" w:hAnsi="Microsoft YaHei" w:eastAsia="Microsoft YaHei"/>
+          <w:b/>
+          <w:color w:val="2E5A4C"/>
+          <w:sz w:val="24"/>
+        </w:rPr>
+        <w:t>步骤1：查询驻点小区信息</w:t>
+      </w:r>
+    </w:p>
+    <w:p>
+      <w:pPr>
+        <w:jc w:val="both"/>
+      </w:pPr>
+      <w:r>
+        <w:rPr>
+          <w:rFonts w:ascii="Microsoft YaHei" w:hAnsi="Microsoft YaHei" w:eastAsia="Microsoft YaHei"/>
+          <w:sz w:val="21"/>
+        </w:rPr>
+        <w:t>执行时间：驻点前1天上午</w:t>
+      </w:r>
+    </w:p>
+    <w:p>
+      <w:pPr>
+        <w:jc w:val="both"/>
+      </w:pPr>
+      <w:r>
+        <w:rPr>
+          <w:rFonts w:ascii="Microsoft YaHei" w:hAnsi="Microsoft YaHei" w:eastAsia="Microsoft YaHei"/>
+          <w:sz w:val="21"/>
+        </w:rPr>
+        <w:t>操作内容：</w:t>
+      </w:r>
+    </w:p>
+    <w:p>
+      <w:pPr>
+        <w:jc w:val="both"/>
+      </w:pPr>
+      <w:r>
+        <w:rPr>
+          <w:rFonts w:ascii="Microsoft YaHei" w:hAnsi="Microsoft YaHei" w:eastAsia="Microsoft YaHei"/>
+          <w:sz w:val="21"/>
+        </w:rPr>
+        <w:t>1. 打开WPS多维表"小区台账"</w:t>
+      </w:r>
+    </w:p>
+    <w:p>
+      <w:pPr>
+        <w:jc w:val="both"/>
+      </w:pPr>
+      <w:r>
+        <w:rPr>
+          <w:rFonts w:ascii="Microsoft YaHei" w:hAnsi="Microsoft YaHei" w:eastAsia="Microsoft YaHei"/>
+          <w:sz w:val="21"/>
+        </w:rPr>
+        <w:t>2. 查询目标小区的基础信息</w:t>
+      </w:r>
+    </w:p>
+    <w:p>
+      <w:pPr>
+        <w:jc w:val="both"/>
+      </w:pPr>
+      <w:r>
+        <w:rPr>
+          <w:rFonts w:ascii="Microsoft YaHei" w:hAnsi="Microsoft YaHei" w:eastAsia="Microsoft YaHei"/>
+          <w:sz w:val="21"/>
+        </w:rPr>
+        <w:t>3. 记录关键信息</w:t>
+      </w:r>
+    </w:p>
+    <w:p>
+      <w:pPr>
+        <w:jc w:val="both"/>
+      </w:pPr>
+      <w:r>
+        <w:rPr>
+          <w:rFonts w:ascii="Microsoft YaHei" w:hAnsi="Microsoft YaHei" w:eastAsia="Microsoft YaHei"/>
+          <w:sz w:val="21"/>
+        </w:rPr>
+        <w:t>查询内容清单：</w:t>
+      </w:r>
+    </w:p>
+    <w:p>
+      <w:pPr>
+        <w:jc w:val="both"/>
+      </w:pPr>
+      <w:r>
+        <w:rPr>
+          <w:rFonts w:ascii="Microsoft YaHei" w:hAnsi="Microsoft YaHei" w:eastAsia="Microsoft YaHei"/>
+          <w:sz w:val="21"/>
+        </w:rPr>
+        <w:t>产出：小区信息摘要</w:t>
+      </w:r>
+    </w:p>
+    <w:p>
+      <w:pPr>
+        <w:jc w:val="both"/>
+      </w:pPr>
+      <w:r>
+        <w:rPr>
+          <w:rFonts w:ascii="Microsoft YaHei" w:hAnsi="Microsoft YaHei" w:eastAsia="Microsoft YaHei"/>
+          <w:sz w:val="21"/>
+        </w:rPr>
+        <w:t>工具：WPS多维表-小区台账</w:t>
+      </w:r>
+    </w:p>
+    <w:p>
+      <w:pPr>
+        <w:pStyle w:val="Heading4"/>
+      </w:pPr>
+      <w:r>
+        <w:rPr>
+          <w:rFonts w:ascii="Microsoft YaHei" w:hAnsi="Microsoft YaHei" w:eastAsia="Microsoft YaHei"/>
+          <w:b/>
+          <w:color w:val="2E5A4C"/>
+          <w:sz w:val="24"/>
+        </w:rPr>
+        <w:t>步骤2：获取重点客户清单</w:t>
+      </w:r>
+    </w:p>
+    <w:p>
+      <w:pPr>
+        <w:jc w:val="both"/>
+      </w:pPr>
+      <w:r>
+        <w:rPr>
+          <w:rFonts w:ascii="Microsoft YaHei" w:hAnsi="Microsoft YaHei" w:eastAsia="Microsoft YaHei"/>
+          <w:sz w:val="21"/>
+        </w:rPr>
+        <w:t>执行时间：驻点前1天上午</w:t>
+      </w:r>
+    </w:p>
+    <w:p>
+      <w:pPr>
+        <w:jc w:val="both"/>
+      </w:pPr>
+      <w:r>
+        <w:rPr>
+          <w:rFonts w:ascii="Microsoft YaHei" w:hAnsi="Microsoft YaHei" w:eastAsia="Microsoft YaHei"/>
+          <w:sz w:val="21"/>
+        </w:rPr>
+        <w:t>操作内容：</w:t>
+      </w:r>
+    </w:p>
+    <w:p>
+      <w:pPr>
+        <w:jc w:val="both"/>
+      </w:pPr>
+      <w:r>
+        <w:rPr>
+          <w:rFonts w:ascii="Microsoft YaHei" w:hAnsi="Microsoft YaHei" w:eastAsia="Microsoft YaHei"/>
+          <w:sz w:val="21"/>
+        </w:rPr>
+        <w:t>1. 系统自动推送重点客户清单（企业微信）</w:t>
+      </w:r>
+    </w:p>
+    <w:p>
+      <w:pPr>
+        <w:jc w:val="both"/>
+      </w:pPr>
+      <w:r>
+        <w:rPr>
+          <w:rFonts w:ascii="Microsoft YaHei" w:hAnsi="Microsoft YaHei" w:eastAsia="Microsoft YaHei"/>
+          <w:sz w:val="21"/>
+        </w:rPr>
+        <w:t>2. 查看并确认清单内容</w:t>
+      </w:r>
+    </w:p>
+    <w:p>
+      <w:pPr>
+        <w:jc w:val="both"/>
+      </w:pPr>
+      <w:r>
+        <w:rPr>
+          <w:rFonts w:ascii="Microsoft YaHei" w:hAnsi="Microsoft YaHei" w:eastAsia="Microsoft YaHei"/>
+          <w:sz w:val="21"/>
+        </w:rPr>
+        <w:t>3. 标记重点关注客户</w:t>
+      </w:r>
+    </w:p>
+    <w:p>
+      <w:pPr>
+        <w:jc w:val="both"/>
+      </w:pPr>
+      <w:r>
+        <w:rPr>
+          <w:rFonts w:ascii="Microsoft YaHei" w:hAnsi="Microsoft YaHei" w:eastAsia="Microsoft YaHei"/>
+          <w:sz w:val="21"/>
+        </w:rPr>
+        <w:t>重点客户类型：</w:t>
+      </w:r>
+    </w:p>
+    <w:p>
+      <w:pPr>
+        <w:jc w:val="both"/>
+      </w:pPr>
+      <w:r>
+        <w:rPr>
+          <w:rFonts w:ascii="Microsoft YaHei" w:hAnsi="Microsoft YaHei" w:eastAsia="Microsoft YaHei"/>
+          <w:sz w:val="21"/>
+        </w:rPr>
+        <w:t>产出：重点客户走访计划</w:t>
+      </w:r>
+    </w:p>
+    <w:p>
+      <w:pPr>
+        <w:jc w:val="both"/>
+      </w:pPr>
+      <w:r>
+        <w:rPr>
+          <w:rFonts w:ascii="Microsoft YaHei" w:hAnsi="Microsoft YaHei" w:eastAsia="Microsoft YaHei"/>
+          <w:sz w:val="21"/>
+        </w:rPr>
+        <w:t>工具：企业微信推送、WPS多维表-客户台账</w:t>
+      </w:r>
+    </w:p>
+    <w:p>
+      <w:pPr>
+        <w:pStyle w:val="Heading4"/>
+      </w:pPr>
+      <w:r>
+        <w:rPr>
+          <w:rFonts w:ascii="Microsoft YaHei" w:hAnsi="Microsoft YaHei" w:eastAsia="Microsoft YaHei"/>
+          <w:b/>
+          <w:color w:val="2E5A4C"/>
+          <w:sz w:val="24"/>
+        </w:rPr>
+        <w:t>步骤3：查询历史驻点记录</w:t>
+      </w:r>
+    </w:p>
+    <w:p>
+      <w:pPr>
+        <w:jc w:val="both"/>
+      </w:pPr>
+      <w:r>
+        <w:rPr>
+          <w:rFonts w:ascii="Microsoft YaHei" w:hAnsi="Microsoft YaHei" w:eastAsia="Microsoft YaHei"/>
+          <w:sz w:val="21"/>
+        </w:rPr>
+        <w:t>执行时间：驻点前1天上午</w:t>
+      </w:r>
+    </w:p>
+    <w:p>
+      <w:pPr>
+        <w:jc w:val="both"/>
+      </w:pPr>
+      <w:r>
+        <w:rPr>
+          <w:rFonts w:ascii="Microsoft YaHei" w:hAnsi="Microsoft YaHei" w:eastAsia="Microsoft YaHei"/>
+          <w:sz w:val="21"/>
+        </w:rPr>
+        <w:t>操作内容：</w:t>
+      </w:r>
+    </w:p>
+    <w:p>
+      <w:pPr>
+        <w:jc w:val="both"/>
+      </w:pPr>
+      <w:r>
+        <w:rPr>
+          <w:rFonts w:ascii="Microsoft YaHei" w:hAnsi="Microsoft YaHei" w:eastAsia="Microsoft YaHei"/>
+          <w:sz w:val="21"/>
+        </w:rPr>
+        <w:t>1. 查询该小区上次驻点记录</w:t>
+      </w:r>
+    </w:p>
+    <w:p>
+      <w:pPr>
+        <w:jc w:val="both"/>
+      </w:pPr>
+      <w:r>
+        <w:rPr>
+          <w:rFonts w:ascii="Microsoft YaHei" w:hAnsi="Microsoft YaHei" w:eastAsia="Microsoft YaHei"/>
+          <w:sz w:val="21"/>
+        </w:rPr>
+        <w:t>2. 查看上次工作内容</w:t>
+      </w:r>
+    </w:p>
+    <w:p>
+      <w:pPr>
+        <w:jc w:val="both"/>
+      </w:pPr>
+      <w:r>
+        <w:rPr>
+          <w:rFonts w:ascii="Microsoft YaHei" w:hAnsi="Microsoft YaHei" w:eastAsia="Microsoft YaHei"/>
+          <w:sz w:val="21"/>
+        </w:rPr>
+        <w:t>3. 确认遗留问题</w:t>
+      </w:r>
+    </w:p>
+    <w:p>
+      <w:pPr>
+        <w:jc w:val="both"/>
+      </w:pPr>
+      <w:r>
+        <w:rPr>
+          <w:rFonts w:ascii="Microsoft YaHei" w:hAnsi="Microsoft YaHei" w:eastAsia="Microsoft YaHei"/>
+          <w:sz w:val="21"/>
+        </w:rPr>
+        <w:t>查询内容：</w:t>
+      </w:r>
+    </w:p>
+    <w:p>
+      <w:pPr>
+        <w:jc w:val="both"/>
+      </w:pPr>
+      <w:r>
+        <w:rPr>
+          <w:rFonts w:ascii="Microsoft YaHei" w:hAnsi="Microsoft YaHei" w:eastAsia="Microsoft YaHei"/>
+          <w:sz w:val="21"/>
+        </w:rPr>
+        <w:t>产出：历史遗留问题清单</w:t>
+      </w:r>
+    </w:p>
+    <w:p>
+      <w:pPr>
+        <w:jc w:val="both"/>
+      </w:pPr>
+      <w:r>
+        <w:rPr>
+          <w:rFonts w:ascii="Microsoft YaHei" w:hAnsi="Microsoft YaHei" w:eastAsia="Microsoft YaHei"/>
+          <w:sz w:val="21"/>
+        </w:rPr>
+        <w:t>工具：WPS多维表-驻点工作台账</w:t>
+      </w:r>
+    </w:p>
+    <w:p>
+      <w:pPr>
+        <w:pStyle w:val="Heading4"/>
+      </w:pPr>
+      <w:r>
+        <w:rPr>
+          <w:rFonts w:ascii="Microsoft YaHei" w:hAnsi="Microsoft YaHei" w:eastAsia="Microsoft YaHei"/>
+          <w:b/>
+          <w:color w:val="2E5A4C"/>
+          <w:sz w:val="24"/>
+        </w:rPr>
+        <w:t>步骤4：制定驻点工作计划</w:t>
+      </w:r>
+    </w:p>
+    <w:p>
+      <w:pPr>
+        <w:jc w:val="both"/>
+      </w:pPr>
+      <w:r>
+        <w:rPr>
+          <w:rFonts w:ascii="Microsoft YaHei" w:hAnsi="Microsoft YaHei" w:eastAsia="Microsoft YaHei"/>
+          <w:sz w:val="21"/>
+        </w:rPr>
+        <w:t>执行时间：驻点前1天下午</w:t>
+      </w:r>
+    </w:p>
+    <w:p>
+      <w:pPr>
+        <w:jc w:val="both"/>
+      </w:pPr>
+      <w:r>
+        <w:rPr>
+          <w:rFonts w:ascii="Microsoft YaHei" w:hAnsi="Microsoft YaHei" w:eastAsia="Microsoft YaHei"/>
+          <w:sz w:val="21"/>
+        </w:rPr>
+        <w:t>计划内容：</w:t>
+      </w:r>
+    </w:p>
+    <w:p>
+      <w:pPr>
+        <w:jc w:val="both"/>
+      </w:pPr>
+      <w:r>
+        <w:rPr>
+          <w:rFonts w:ascii="Microsoft YaHei" w:hAnsi="Microsoft YaHei" w:eastAsia="Microsoft YaHei"/>
+          <w:sz w:val="21"/>
+        </w:rPr>
+        <w:t>驻点工作计划模板</w:t>
+        <w:br/>
+        <w:br/>
+        <w:t>【基本信息】</w:t>
+        <w:br/>
+        <w:t>小区名称：</w:t>
+        <w:br/>
+        <w:t>驻点日期：</w:t>
+        <w:br/>
+        <w:t>驻点时段：上午/下午/全天</w:t>
+        <w:br/>
+        <w:t>预计时长：  小时</w:t>
+        <w:br/>
+        <w:br/>
+        <w:t>【工作目标】</w:t>
+        <w:br/>
+        <w:t>本次驻点主要目标：</w:t>
+        <w:br/>
+        <w:t xml:space="preserve">1. </w:t>
+        <w:br/>
+        <w:t xml:space="preserve">2. </w:t>
+        <w:br/>
+        <w:t xml:space="preserve">3. </w:t>
+        <w:br/>
+        <w:br/>
+        <w:t>【工作清单】</w:t>
+        <w:br/>
+        <w:t>极高优先级（必做）：</w:t>
+        <w:br/>
+        <w:t>□ 公示牌张贴/检查</w:t>
+        <w:br/>
+        <w:t>□ 加入/检查微信群</w:t>
+        <w:br/>
+        <w:t>□ 重点客户走访（  户）</w:t>
+        <w:br/>
+        <w:t>□ 配电房检查</w:t>
+        <w:br/>
+        <w:t>□ 应急资源信息采集</w:t>
+        <w:br/>
+        <w:br/>
+        <w:t>高优先级（优先做）：</w:t>
+        <w:br/>
+        <w:t>□ 停电通知发布</w:t>
+        <w:br/>
+        <w:t>□ 电费催缴提醒</w:t>
+        <w:br/>
+        <w:t>□ 安全用电宣传</w:t>
+        <w:br/>
+        <w:t>□ 隐患整改跟踪</w:t>
+        <w:br/>
+        <w:br/>
+        <w:t>中优先级（有余力做）：</w:t>
+        <w:br/>
+        <w:t>□ 客户诉求收集</w:t>
+        <w:br/>
+        <w:t>□ 能效建议提供</w:t>
+        <w:br/>
+        <w:br/>
+        <w:t>【重点客户走访计划】</w:t>
+        <w:br/>
+        <w:t>序号 | 客户姓名 | 客户类型 | 走访目的 | 预计时长</w:t>
+        <w:br/>
+        <w:t>-----|---------|---------|---------|---------</w:t>
+        <w:br/>
+        <w:t>1    |         |         |         |</w:t>
+        <w:br/>
+        <w:t>2    |         |         |         |</w:t>
+        <w:br/>
+        <w:t>3    |         |         |         |</w:t>
+        <w:br/>
+        <w:br/>
+        <w:t>【时间安排】</w:t>
+        <w:br/>
+        <w:t>时段 | 工作内容 | 预计时长</w:t>
+        <w:br/>
+        <w:t>-----|---------|---------</w:t>
+        <w:br/>
+        <w:t xml:space="preserve">     |         |</w:t>
+        <w:br/>
+        <w:t xml:space="preserve">     |         |</w:t>
+        <w:br/>
+        <w:t xml:space="preserve">     |         |</w:t>
+        <w:br/>
+        <w:br/>
+        <w:t>【所需物资】</w:t>
+        <w:br/>
+        <w:t>□ 宣传材料（  份）</w:t>
+        <w:br/>
+        <w:t>□ 工作记录表</w:t>
+        <w:br/>
+        <w:t>□ 移动终端/手机</w:t>
+        <w:br/>
+        <w:t>□ 相机（拍照用）</w:t>
+        <w:br/>
+        <w:t>□ 其他：</w:t>
+        <w:br/>
+        <w:br/>
+        <w:t>【注意事项】</w:t>
+        <w:br/>
+        <w:t xml:space="preserve">1. </w:t>
+        <w:br/>
+        <w:t xml:space="preserve">2. </w:t>
+        <w:br/>
+        <w:t xml:space="preserve">3. </w:t>
+        <w:br/>
+        <w:br/>
+        <w:t>【下次驻点建议】</w:t>
+        <w:br/>
+        <w:t>（本次驻点后填写）</w:t>
+      </w:r>
+    </w:p>
+    <w:p>
+      <w:pPr>
+        <w:jc w:val="both"/>
+      </w:pPr>
+      <w:r>
+        <w:rPr>
+          <w:rFonts w:ascii="Microsoft YaHei" w:hAnsi="Microsoft YaHei" w:eastAsia="Microsoft YaHei"/>
+          <w:sz w:val="21"/>
+        </w:rPr>
+        <w:t>产出：驻点工作计划文档</w:t>
+      </w:r>
+    </w:p>
+    <w:p>
+      <w:pPr>
+        <w:jc w:val="both"/>
+      </w:pPr>
+      <w:r>
+        <w:rPr>
+          <w:rFonts w:ascii="Microsoft YaHei" w:hAnsi="Microsoft YaHei" w:eastAsia="Microsoft YaHei"/>
+          <w:sz w:val="21"/>
+        </w:rPr>
+        <w:t>工具：WPS文档模板</w:t>
+      </w:r>
+    </w:p>
+    <w:p>
+      <w:pPr>
+        <w:pStyle w:val="Heading4"/>
+      </w:pPr>
+      <w:r>
+        <w:rPr>
+          <w:rFonts w:ascii="Microsoft YaHei" w:hAnsi="Microsoft YaHei" w:eastAsia="Microsoft YaHei"/>
+          <w:b/>
+          <w:color w:val="2E5A4C"/>
+          <w:sz w:val="24"/>
+        </w:rPr>
+        <w:t>步骤5：准备所需物资资料</w:t>
+      </w:r>
+    </w:p>
+    <w:p>
+      <w:pPr>
+        <w:jc w:val="both"/>
+      </w:pPr>
+      <w:r>
+        <w:rPr>
+          <w:rFonts w:ascii="Microsoft YaHei" w:hAnsi="Microsoft YaHei" w:eastAsia="Microsoft YaHei"/>
+          <w:sz w:val="21"/>
+        </w:rPr>
+        <w:t>执行时间：驻点前1天下午</w:t>
+      </w:r>
+    </w:p>
+    <w:p>
+      <w:pPr>
+        <w:jc w:val="both"/>
+      </w:pPr>
+      <w:r>
+        <w:rPr>
+          <w:rFonts w:ascii="Microsoft YaHei" w:hAnsi="Microsoft YaHei" w:eastAsia="Microsoft YaHei"/>
+          <w:sz w:val="21"/>
+        </w:rPr>
+        <w:t>物资清单：</w:t>
+      </w:r>
+    </w:p>
+    <w:p>
+      <w:pPr>
+        <w:jc w:val="both"/>
+      </w:pPr>
+      <w:r>
+        <w:rPr>
+          <w:rFonts w:ascii="Microsoft YaHei" w:hAnsi="Microsoft YaHei" w:eastAsia="Microsoft YaHei"/>
+          <w:sz w:val="21"/>
+        </w:rPr>
+        <w:t>产出：物资准备确认单</w:t>
+      </w:r>
+    </w:p>
+    <w:p>
+      <w:pPr>
+        <w:pStyle w:val="Heading2"/>
+      </w:pPr>
+      <w:r>
+        <w:rPr>
+          <w:rFonts w:ascii="Microsoft YaHei" w:hAnsi="Microsoft YaHei" w:eastAsia="Microsoft YaHei"/>
+          <w:b/>
+          <w:color w:val="1B365D"/>
+          <w:sz w:val="28"/>
+        </w:rPr>
+        <w:t>三、驻点中阶段（T日）</w:t>
+      </w:r>
+    </w:p>
+    <w:p>
+      <w:pPr>
+        <w:pStyle w:val="Heading3"/>
+      </w:pPr>
+      <w:r>
+        <w:rPr>
+          <w:rFonts w:ascii="Microsoft YaHei" w:hAnsi="Microsoft YaHei" w:eastAsia="Microsoft YaHei"/>
+          <w:b/>
+          <w:color w:val="2E5A4C"/>
+          <w:sz w:val="24"/>
+        </w:rPr>
+        <w:t>3.1 流程图</w:t>
+      </w:r>
+    </w:p>
+    <w:p>
+      <w:pPr>
+        <w:jc w:val="center"/>
+      </w:pPr>
+      <w:r>
+        <w:drawing>
+          <wp:inline xmlns:a="http://schemas.openxmlformats.org/drawingml/2006/main" xmlns:pic="http://schemas.openxmlformats.org/drawingml/2006/picture">
+            <wp:extent cx="5029200" cy="16244316"/>
+            <wp:docPr id="3" name="Picture 3"/>
+            <wp:cNvGraphicFramePr>
+              <a:graphicFrameLocks noChangeAspect="1"/>
+            </wp:cNvGraphicFramePr>
+            <a:graphic>
+              <a:graphicData uri="http://schemas.openxmlformats.org/drawingml/2006/picture">
+                <pic:pic>
+                  <pic:nvPicPr>
+                    <pic:cNvPr id="0" name="ascii_img_003.png"/>
+                    <pic:cNvPicPr/>
+                  </pic:nvPicPr>
+                  <pic:blipFill>
+                    <a:blip r:embed="rId11"/>
+                    <a:stretch>
+                      <a:fillRect/>
+                    </a:stretch>
+                  </pic:blipFill>
+                  <pic:spPr>
+                    <a:xfrm>
+                      <a:off x="0" y="0"/>
+                      <a:ext cx="5029200" cy="16244316"/>
+                    </a:xfrm>
+                    <a:prstGeom prst="rect"/>
+                  </pic:spPr>
+                </pic:pic>
+              </a:graphicData>
+            </a:graphic>
+          </wp:inline>
+        </w:drawing>
+      </w:r>
+    </w:p>
+    <w:p>
+      <w:pPr>
+        <w:pStyle w:val="Heading3"/>
+      </w:pPr>
+      <w:r>
+        <w:rPr>
+          <w:rFonts w:ascii="Microsoft YaHei" w:hAnsi="Microsoft YaHei" w:eastAsia="Microsoft YaHei"/>
+          <w:b/>
+          <w:color w:val="2E5A4C"/>
+          <w:sz w:val="24"/>
+        </w:rPr>
+        <w:t>3.2 详细步骤</w:t>
+      </w:r>
+    </w:p>
+    <w:p>
+      <w:pPr>
+        <w:pStyle w:val="Heading4"/>
+      </w:pPr>
+      <w:r>
+        <w:rPr>
+          <w:rFonts w:ascii="Microsoft YaHei" w:hAnsi="Microsoft YaHei" w:eastAsia="Microsoft YaHei"/>
+          <w:b/>
+          <w:color w:val="2E5A4C"/>
+          <w:sz w:val="24"/>
+        </w:rPr>
+        <w:t>步骤1：公示牌张贴/检查</w:t>
+      </w:r>
+    </w:p>
+    <w:p>
+      <w:pPr>
+        <w:jc w:val="both"/>
+      </w:pPr>
+      <w:r>
+        <w:rPr>
+          <w:rFonts w:ascii="Microsoft YaHei" w:hAnsi="Microsoft YaHei" w:eastAsia="Microsoft YaHei"/>
+          <w:sz w:val="21"/>
+        </w:rPr>
+        <w:t>执行时间：到达小区后首先进行</w:t>
+      </w:r>
+    </w:p>
+    <w:p>
+      <w:pPr>
+        <w:jc w:val="both"/>
+      </w:pPr>
+      <w:r>
+        <w:rPr>
+          <w:rFonts w:ascii="Microsoft YaHei" w:hAnsi="Microsoft YaHei" w:eastAsia="Microsoft YaHei"/>
+          <w:sz w:val="21"/>
+        </w:rPr>
+        <w:t>预计时长：10分钟</w:t>
+      </w:r>
+    </w:p>
+    <w:p>
+      <w:pPr>
+        <w:jc w:val="both"/>
+      </w:pPr>
+      <w:r>
+        <w:rPr>
+          <w:rFonts w:ascii="Microsoft YaHei" w:hAnsi="Microsoft YaHei" w:eastAsia="Microsoft YaHei"/>
+          <w:sz w:val="21"/>
+        </w:rPr>
+        <w:t>操作流程：</w:t>
+      </w:r>
+    </w:p>
+    <w:p>
+      <w:pPr>
+        <w:jc w:val="both"/>
+      </w:pPr>
+      <w:r>
+        <w:rPr>
+          <w:rFonts w:ascii="Microsoft YaHei" w:hAnsi="Microsoft YaHei" w:eastAsia="Microsoft YaHei"/>
+          <w:sz w:val="21"/>
+        </w:rPr>
+        <w:t>公示牌工作检查清单</w:t>
+        <w:br/>
+        <w:br/>
+        <w:t>□ 1. 查看公示牌位置</w:t>
+        <w:br/>
+        <w:t xml:space="preserve">   - 是否位于显眼位置</w:t>
+        <w:br/>
+        <w:t xml:space="preserve">   - 是否易于客户查看</w:t>
+        <w:br/>
+        <w:br/>
+        <w:t>□ 2. 检查公示牌状态</w:t>
+        <w:br/>
+        <w:t xml:space="preserve">   - 是否完好无损</w:t>
+        <w:br/>
+        <w:t xml:space="preserve">   - 信息是否清晰可读</w:t>
+        <w:br/>
+        <w:t xml:space="preserve">   - 是否有遮挡</w:t>
+        <w:br/>
+        <w:br/>
+        <w:t>□ 3. 检查公示内容</w:t>
+        <w:br/>
+        <w:t xml:space="preserve">   - 客户经理姓名是否正确</w:t>
+        <w:br/>
+        <w:t xml:space="preserve">   - 联系电话是否正确</w:t>
+        <w:br/>
+        <w:t xml:space="preserve">   - 服务承诺是否完整</w:t>
+        <w:br/>
+        <w:br/>
+        <w:t>□ 4. 处理措施</w:t>
+        <w:br/>
+        <w:t xml:space="preserve">   - 如未张贴：选择合适位置张贴</w:t>
+        <w:br/>
+        <w:t xml:space="preserve">   - 如已损坏：更换新公示牌</w:t>
+        <w:br/>
+        <w:t xml:space="preserve">   - 如信息有误：更正信息</w:t>
+        <w:br/>
+        <w:br/>
+        <w:t>□ 5. 拍照记录</w:t>
+        <w:br/>
+        <w:t xml:space="preserve">   - 拍摄公示牌照片（近景+远景）</w:t>
+        <w:br/>
+        <w:t xml:space="preserve">   - 记录张贴位置</w:t>
+        <w:br/>
+        <w:br/>
+        <w:t>□ 6. 记录工作</w:t>
+        <w:br/>
+        <w:t xml:space="preserve">   - 在"驻点工作台账"中记录</w:t>
+        <w:br/>
+        <w:t xml:space="preserve">   - 勾选"公示牌张贴"</w:t>
+      </w:r>
+    </w:p>
+    <w:p>
+      <w:pPr>
+        <w:jc w:val="both"/>
+      </w:pPr>
+      <w:r>
+        <w:rPr>
+          <w:rFonts w:ascii="Microsoft YaHei" w:hAnsi="Microsoft YaHei" w:eastAsia="Microsoft YaHei"/>
+          <w:sz w:val="21"/>
+        </w:rPr>
+        <w:t>产出：公示牌照片、工作记录</w:t>
+      </w:r>
+    </w:p>
+    <w:p>
+      <w:pPr>
+        <w:jc w:val="both"/>
+      </w:pPr>
+      <w:r>
+        <w:rPr>
+          <w:rFonts w:ascii="Microsoft YaHei" w:hAnsi="Microsoft YaHei" w:eastAsia="Microsoft YaHei"/>
+          <w:sz w:val="21"/>
+        </w:rPr>
+        <w:t>工具：手机相机、驻点工作台账</w:t>
+      </w:r>
+    </w:p>
+    <w:p>
+      <w:pPr>
+        <w:pStyle w:val="Heading4"/>
+      </w:pPr>
+      <w:r>
+        <w:rPr>
+          <w:rFonts w:ascii="Microsoft YaHei" w:hAnsi="Microsoft YaHei" w:eastAsia="Microsoft YaHei"/>
+          <w:b/>
+          <w:color w:val="2E5A4C"/>
+          <w:sz w:val="24"/>
+        </w:rPr>
+        <w:t>步骤2：加入/检查微信群</w:t>
+      </w:r>
+    </w:p>
+    <w:p>
+      <w:pPr>
+        <w:jc w:val="both"/>
+      </w:pPr>
+      <w:r>
+        <w:rPr>
+          <w:rFonts w:ascii="Microsoft YaHei" w:hAnsi="Microsoft YaHei" w:eastAsia="Microsoft YaHei"/>
+          <w:sz w:val="21"/>
+        </w:rPr>
+        <w:t>执行时间：公示牌后进行</w:t>
+      </w:r>
+    </w:p>
+    <w:p>
+      <w:pPr>
+        <w:jc w:val="both"/>
+      </w:pPr>
+      <w:r>
+        <w:rPr>
+          <w:rFonts w:ascii="Microsoft YaHei" w:hAnsi="Microsoft YaHei" w:eastAsia="Microsoft YaHei"/>
+          <w:sz w:val="21"/>
+        </w:rPr>
+        <w:t>预计时长：10分钟</w:t>
+      </w:r>
+    </w:p>
+    <w:p>
+      <w:pPr>
+        <w:jc w:val="both"/>
+      </w:pPr>
+      <w:r>
+        <w:rPr>
+          <w:rFonts w:ascii="Microsoft YaHei" w:hAnsi="Microsoft YaHei" w:eastAsia="Microsoft YaHei"/>
+          <w:sz w:val="21"/>
+        </w:rPr>
+        <w:t>操作流程：</w:t>
+      </w:r>
+    </w:p>
+    <w:p>
+      <w:pPr>
+        <w:jc w:val="both"/>
+      </w:pPr>
+      <w:r>
+        <w:rPr>
+          <w:rFonts w:ascii="Microsoft YaHei" w:hAnsi="Microsoft YaHei" w:eastAsia="Microsoft YaHei"/>
+          <w:sz w:val="21"/>
+        </w:rPr>
+        <w:t>微信群工作检查清单</w:t>
+        <w:br/>
+        <w:br/>
+        <w:t>□ 1. 确认微信群状态</w:t>
+        <w:br/>
+        <w:t xml:space="preserve">   - 查询是否已加入小区微信群</w:t>
+        <w:br/>
+        <w:t xml:space="preserve">   - 如已加入：检查群活跃度</w:t>
+        <w:br/>
+        <w:br/>
+        <w:t>□ 2. 如未加入：申请入群</w:t>
+        <w:br/>
+        <w:t xml:space="preserve">   - 联系物业或社区网格员</w:t>
+        <w:br/>
+        <w:t xml:space="preserve">   - 说明入群目的（服务居民）</w:t>
+        <w:br/>
+        <w:t xml:space="preserve">   - 申请加入业主群</w:t>
+        <w:br/>
+        <w:br/>
+        <w:t>□ 3. 入群后操作</w:t>
+        <w:br/>
+        <w:t xml:space="preserve">   - 修改群昵称为"武侯供电-客户经理XXX"</w:t>
+        <w:br/>
+        <w:t xml:space="preserve">   - 发布自我介绍：</w:t>
+        <w:br/>
+        <w:t xml:space="preserve">     "各位邻居好，我是武侯供电中心客户经理XXX，</w:t>
+        <w:br/>
+        <w:t xml:space="preserve">      负责咱们小区的用电服务。如有用电问题，</w:t>
+        <w:br/>
+        <w:t xml:space="preserve">      欢迎随时联系我，电话：138XXXXXXXX"</w:t>
+        <w:br/>
+        <w:t xml:space="preserve">   - 发送客户经理联系卡图片</w:t>
+        <w:br/>
+        <w:br/>
+        <w:t>□ 4. 群管理</w:t>
+        <w:br/>
+        <w:t xml:space="preserve">   - 开启消息免打扰（避免干扰）</w:t>
+        <w:br/>
+        <w:t xml:space="preserve">   - 置顶群聊（便于查看）</w:t>
+        <w:br/>
+        <w:t xml:space="preserve">   - 备注群信息（小区名称+群类型）</w:t>
+        <w:br/>
+        <w:br/>
+        <w:t>□ 5. 拍照记录</w:t>
+        <w:br/>
+        <w:t xml:space="preserve">   - 截图群成员列表</w:t>
+        <w:br/>
+        <w:t xml:space="preserve">   - 截图自我介绍消息</w:t>
+        <w:br/>
+        <w:br/>
+        <w:t>□ 6. 记录工作</w:t>
+        <w:br/>
+        <w:t xml:space="preserve">   - 在"驻点工作台账"中记录</w:t>
+        <w:br/>
+        <w:t xml:space="preserve">   - 勾选"加入微信群"</w:t>
+      </w:r>
+    </w:p>
+    <w:p>
+      <w:pPr>
+        <w:jc w:val="both"/>
+      </w:pPr>
+      <w:r>
+        <w:rPr>
+          <w:rFonts w:ascii="Microsoft YaHei" w:hAnsi="Microsoft YaHei" w:eastAsia="Microsoft YaHei"/>
+          <w:sz w:val="21"/>
+        </w:rPr>
+        <w:t>产出：群聊截图、工作记录</w:t>
+      </w:r>
+    </w:p>
+    <w:p>
+      <w:pPr>
+        <w:jc w:val="both"/>
+      </w:pPr>
+      <w:r>
+        <w:rPr>
+          <w:rFonts w:ascii="Microsoft YaHei" w:hAnsi="Microsoft YaHei" w:eastAsia="Microsoft YaHei"/>
+          <w:sz w:val="21"/>
+        </w:rPr>
+        <w:t>工具：企业微信、手机截图</w:t>
+      </w:r>
+    </w:p>
+    <w:p>
+      <w:pPr>
+        <w:pStyle w:val="Heading4"/>
+      </w:pPr>
+      <w:r>
+        <w:rPr>
+          <w:rFonts w:ascii="Microsoft YaHei" w:hAnsi="Microsoft YaHei" w:eastAsia="Microsoft YaHei"/>
+          <w:b/>
+          <w:color w:val="2E5A4C"/>
+          <w:sz w:val="24"/>
+        </w:rPr>
+        <w:t>步骤3：重点客户走访</w:t>
+      </w:r>
+    </w:p>
+    <w:p>
+      <w:pPr>
+        <w:jc w:val="both"/>
+      </w:pPr>
+      <w:r>
+        <w:rPr>
+          <w:rFonts w:ascii="Microsoft YaHei" w:hAnsi="Microsoft YaHei" w:eastAsia="Microsoft YaHei"/>
+          <w:sz w:val="21"/>
+        </w:rPr>
+        <w:t>执行时间：入群后进行</w:t>
+      </w:r>
+    </w:p>
+    <w:p>
+      <w:pPr>
+        <w:jc w:val="both"/>
+      </w:pPr>
+      <w:r>
+        <w:rPr>
+          <w:rFonts w:ascii="Microsoft YaHei" w:hAnsi="Microsoft YaHei" w:eastAsia="Microsoft YaHei"/>
+          <w:sz w:val="21"/>
+        </w:rPr>
+        <w:t>预计时长：30-60分钟（视客户数量而定）</w:t>
+      </w:r>
+    </w:p>
+    <w:p>
+      <w:pPr>
+        <w:jc w:val="both"/>
+      </w:pPr>
+      <w:r>
+        <w:rPr>
+          <w:rFonts w:ascii="Microsoft YaHei" w:hAnsi="Microsoft YaHei" w:eastAsia="Microsoft YaHei"/>
+          <w:sz w:val="21"/>
+        </w:rPr>
+        <w:t>操作流程：</w:t>
+      </w:r>
+    </w:p>
+    <w:p>
+      <w:pPr>
+        <w:jc w:val="both"/>
+      </w:pPr>
+      <w:r>
+        <w:rPr>
+          <w:rFonts w:ascii="Microsoft YaHei" w:hAnsi="Microsoft YaHei" w:eastAsia="Microsoft YaHei"/>
+          <w:sz w:val="21"/>
+        </w:rPr>
+        <w:t>重点客户走访流程</w:t>
+        <w:br/>
+        <w:br/>
+        <w:t>【走访前准备】</w:t>
+        <w:br/>
+        <w:t>□ 1. 查看重点客户清单</w:t>
+        <w:br/>
+        <w:t xml:space="preserve">   - 确认走访对象</w:t>
+        <w:br/>
+        <w:t xml:space="preserve">   - 了解客户背景信息</w:t>
+        <w:br/>
+        <w:br/>
+        <w:t>□ 2. 确定走访顺序</w:t>
+        <w:br/>
+        <w:t xml:space="preserve">   - 按地理位置排序（避免来回奔波）</w:t>
+        <w:br/>
+        <w:t xml:space="preserve">   - 优先走访敏感客户和频繁停电客户</w:t>
+        <w:br/>
+        <w:br/>
+        <w:t>□ 3. 准备走访材料</w:t>
+        <w:br/>
+        <w:t xml:space="preserve">   - 客户经理联系卡</w:t>
+        <w:br/>
+        <w:t xml:space="preserve">   - 安全用电宣传单</w:t>
+        <w:br/>
+        <w:t xml:space="preserve">   - 工作记录表</w:t>
+        <w:br/>
+        <w:br/>
+        <w:t>【走访中执行】</w:t>
+        <w:br/>
+        <w:t>对于每个客户：</w:t>
+        <w:br/>
+        <w:br/>
+        <w:t>□ 1. 自我介绍</w:t>
+        <w:br/>
+        <w:t xml:space="preserve">   "您好，我是武侯供电中心客户经理XXX，</w:t>
+        <w:br/>
+        <w:t xml:space="preserve">    今天来咱们小区驻点服务，特意来看看您。"</w:t>
+        <w:br/>
+        <w:br/>
+        <w:t>□ 2. 了解客户情况</w:t>
+        <w:br/>
+        <w:t xml:space="preserve">   - 近期用电是否正常？</w:t>
+        <w:br/>
+        <w:t xml:space="preserve">   - 有没有遇到什么用电问题？</w:t>
+        <w:br/>
+        <w:t xml:space="preserve">   - 对我们的服务有什么建议？</w:t>
+        <w:br/>
+        <w:br/>
+        <w:t>□ 3. 针对性服务</w:t>
+        <w:br/>
+        <w:br/>
+        <w:t xml:space="preserve">   【敏感客户】</w:t>
+        <w:br/>
+        <w:t xml:space="preserve">   - 询问上次投诉问题是否解决</w:t>
+        <w:br/>
+        <w:t xml:space="preserve">   - 了解客户满意度</w:t>
+        <w:br/>
+        <w:t xml:space="preserve">   - 说明改进措施</w:t>
+        <w:br/>
+        <w:t xml:space="preserve">   - 感谢客户的理解和支持</w:t>
+        <w:br/>
+        <w:br/>
+        <w:t xml:space="preserve">   【频繁停电客户】</w:t>
+        <w:br/>
+        <w:t xml:space="preserve">   - 解释停电原因</w:t>
+        <w:br/>
+        <w:t xml:space="preserve">   - 说明改进措施</w:t>
+        <w:br/>
+        <w:t xml:space="preserve">   - 承诺优先保障</w:t>
+        <w:br/>
+        <w:t xml:space="preserve">   - 留下联系电话</w:t>
+        <w:br/>
+        <w:br/>
+        <w:t xml:space="preserve">   【特殊群体】</w:t>
+        <w:br/>
+        <w:t xml:space="preserve">   - 检查室内用电安全</w:t>
+        <w:br/>
+        <w:t xml:space="preserve">   - 讲解安全用电知识</w:t>
+        <w:br/>
+        <w:t xml:space="preserve">   - 留下联系方式</w:t>
+        <w:br/>
+        <w:t xml:space="preserve">   - 承诺定期上门服务</w:t>
+        <w:br/>
+        <w:br/>
+        <w:t xml:space="preserve">   【重要客户】</w:t>
+        <w:br/>
+        <w:t xml:space="preserve">   - 了解用电需求</w:t>
+        <w:br/>
+        <w:t xml:space="preserve">   - 介绍保障措施</w:t>
+        <w:br/>
+        <w:t xml:space="preserve">   - 建立定期沟通机制</w:t>
+        <w:br/>
+        <w:br/>
+        <w:t>□ 4. 宣传告知</w:t>
+        <w:br/>
+        <w:t xml:space="preserve">   - 发放客户经理联系卡</w:t>
+        <w:br/>
+        <w:t xml:space="preserve">   - 介绍服务渠道（微信群、电话）</w:t>
+        <w:br/>
+        <w:t xml:space="preserve">   - 宣传安全用电知识</w:t>
+        <w:br/>
+        <w:br/>
+        <w:t>□ 5. 记录反馈</w:t>
+        <w:br/>
+        <w:t xml:space="preserve">   - 记录客户诉求</w:t>
+        <w:br/>
+        <w:t xml:space="preserve">   - 记录客户建议</w:t>
+        <w:br/>
+        <w:t xml:space="preserve">   - 记录需要跟进的问题</w:t>
+        <w:br/>
+        <w:br/>
+        <w:t>□ 6. 礼貌道别</w:t>
+        <w:br/>
+        <w:t xml:space="preserve">   "感谢您对我们工作的支持，有问题随时联系我，</w:t>
+        <w:br/>
+        <w:t xml:space="preserve">    祝您生活愉快！"</w:t>
+        <w:br/>
+        <w:br/>
+        <w:t>【走访后记录】</w:t>
+        <w:br/>
+        <w:t>□ 1. 填写走访记录</w:t>
+        <w:br/>
+        <w:t xml:space="preserve">   - 客户编号、姓名</w:t>
+        <w:br/>
+        <w:t xml:space="preserve">   - 走访时间</w:t>
+        <w:br/>
+        <w:t xml:space="preserve">   - 走访内容摘要</w:t>
+        <w:br/>
+        <w:t xml:space="preserve">   - 客户反馈</w:t>
+        <w:br/>
+        <w:t xml:space="preserve">   - 需跟进事项</w:t>
+        <w:br/>
+        <w:br/>
+        <w:t>□ 2. 拍照记录</w:t>
+        <w:br/>
+        <w:t xml:space="preserve">   - 与客户合影（经客户同意）</w:t>
+        <w:br/>
+        <w:t xml:space="preserve">   - 拍摄走访现场照片</w:t>
+        <w:br/>
+        <w:br/>
+        <w:t>□ 3. 更新客户信息</w:t>
+        <w:br/>
+        <w:t xml:space="preserve">   - 在WPS多维表中更新"上次走访时间"</w:t>
+        <w:br/>
+        <w:t xml:space="preserve">   - 更新"走访次数"</w:t>
+        <w:br/>
+        <w:t xml:space="preserve">   - 更新"服务记录"</w:t>
+      </w:r>
+    </w:p>
+    <w:p>
+      <w:pPr>
+        <w:jc w:val="both"/>
+      </w:pPr>
+      <w:r>
+        <w:rPr>
+          <w:rFonts w:ascii="Microsoft YaHei" w:hAnsi="Microsoft YaHei" w:eastAsia="Microsoft YaHei"/>
+          <w:sz w:val="21"/>
+        </w:rPr>
+        <w:t>产出：走访记录、现场照片、客户反馈清单</w:t>
+      </w:r>
+    </w:p>
+    <w:p>
+      <w:pPr>
+        <w:jc w:val="both"/>
+      </w:pPr>
+      <w:r>
+        <w:rPr>
+          <w:rFonts w:ascii="Microsoft YaHei" w:hAnsi="Microsoft YaHei" w:eastAsia="Microsoft YaHei"/>
+          <w:sz w:val="21"/>
+        </w:rPr>
+        <w:t>工具：驻点工作台账、手机相机、WPS多维表</w:t>
+      </w:r>
+    </w:p>
+    <w:p>
+      <w:pPr>
+        <w:pStyle w:val="Heading4"/>
+      </w:pPr>
+      <w:r>
+        <w:rPr>
+          <w:rFonts w:ascii="Microsoft YaHei" w:hAnsi="Microsoft YaHei" w:eastAsia="Microsoft YaHei"/>
+          <w:b/>
+          <w:color w:val="2E5A4C"/>
+          <w:sz w:val="24"/>
+        </w:rPr>
+        <w:t>步骤4：配电房检查</w:t>
+      </w:r>
+    </w:p>
+    <w:p>
+      <w:pPr>
+        <w:jc w:val="both"/>
+      </w:pPr>
+      <w:r>
+        <w:rPr>
+          <w:rFonts w:ascii="Microsoft YaHei" w:hAnsi="Microsoft YaHei" w:eastAsia="Microsoft YaHei"/>
+          <w:sz w:val="21"/>
+        </w:rPr>
+        <w:t>执行时间：客户走访后进行</w:t>
+      </w:r>
+    </w:p>
+    <w:p>
+      <w:pPr>
+        <w:jc w:val="both"/>
+      </w:pPr>
+      <w:r>
+        <w:rPr>
+          <w:rFonts w:ascii="Microsoft YaHei" w:hAnsi="Microsoft YaHei" w:eastAsia="Microsoft YaHei"/>
+          <w:sz w:val="21"/>
+        </w:rPr>
+        <w:t>预计时长：30分钟</w:t>
+      </w:r>
+    </w:p>
+    <w:p>
+      <w:pPr>
+        <w:jc w:val="both"/>
+      </w:pPr>
+      <w:r>
+        <w:rPr>
+          <w:rFonts w:ascii="Microsoft YaHei" w:hAnsi="Microsoft YaHei" w:eastAsia="Microsoft YaHei"/>
+          <w:sz w:val="21"/>
+        </w:rPr>
+        <w:t>操作流程：</w:t>
+      </w:r>
+    </w:p>
+    <w:p>
+      <w:pPr>
+        <w:jc w:val="both"/>
+      </w:pPr>
+      <w:r>
+        <w:rPr>
+          <w:rFonts w:ascii="Microsoft YaHei" w:hAnsi="Microsoft YaHei" w:eastAsia="Microsoft YaHei"/>
+          <w:sz w:val="21"/>
+        </w:rPr>
+        <w:t>配电房检查流程</w:t>
+        <w:br/>
+        <w:br/>
+        <w:t>【检查前准备】</w:t>
+        <w:br/>
+        <w:t>□ 1. 查询配电房信息</w:t>
+        <w:br/>
+        <w:t xml:space="preserve">   - 查看上次检查记录</w:t>
+        <w:br/>
+        <w:t xml:space="preserve">   - 了解历史隐患</w:t>
+        <w:br/>
+        <w:br/>
+        <w:t>□ 2. 联系进入</w:t>
+        <w:br/>
+        <w:t xml:space="preserve">   - 联系物业或社区</w:t>
+        <w:br/>
+        <w:t xml:space="preserve">   - 说明检查目的</w:t>
+        <w:br/>
+        <w:t xml:space="preserve">   - 获取配电房钥匙</w:t>
+        <w:br/>
+        <w:br/>
+        <w:t>【检查中执行】</w:t>
+        <w:br/>
+        <w:br/>
+        <w:t>□ 1. 环境检查</w:t>
+        <w:br/>
+        <w:t xml:space="preserve">   □ 配电房位置是否便于进出</w:t>
+        <w:br/>
+        <w:t xml:space="preserve">   □ 通道是否畅通</w:t>
+        <w:br/>
+        <w:t xml:space="preserve">   □ 门窗是否完好</w:t>
+        <w:br/>
+        <w:t xml:space="preserve">   □ 门锁是否正常</w:t>
+        <w:br/>
+        <w:t xml:space="preserve">   □ 是否有渗水、积水</w:t>
+        <w:br/>
+        <w:t xml:space="preserve">   □ 通风是否良好</w:t>
+        <w:br/>
+        <w:t xml:space="preserve">   □ 照明是否正常</w:t>
+        <w:br/>
+        <w:t xml:space="preserve">   □ 温度是否异常</w:t>
+        <w:br/>
+        <w:br/>
+        <w:t>□ 2. 设备检查</w:t>
+        <w:br/>
+        <w:t xml:space="preserve">   □ 变压器</w:t>
+        <w:br/>
+        <w:t xml:space="preserve">     - 外观是否完好</w:t>
+        <w:br/>
+        <w:t xml:space="preserve">     - 声音是否正常</w:t>
+        <w:br/>
+        <w:t xml:space="preserve">     - 温度是否正常</w:t>
+        <w:br/>
+        <w:t xml:space="preserve">     - 油位是否正常（油变）</w:t>
+        <w:br/>
+        <w:t xml:space="preserve">     - 标识是否清晰</w:t>
+        <w:br/>
+        <w:t xml:space="preserve">   </w:t>
+        <w:br/>
+        <w:t xml:space="preserve">   □ 开关柜</w:t>
+        <w:br/>
+        <w:t xml:space="preserve">     - 外观是否完好</w:t>
+        <w:br/>
+        <w:t xml:space="preserve">     - 指示灯是否正常</w:t>
+        <w:br/>
+        <w:t xml:space="preserve">     - 仪表指示是否正常</w:t>
+        <w:br/>
+        <w:t xml:space="preserve">     - 开关位置是否正确</w:t>
+        <w:br/>
+        <w:t xml:space="preserve">     - 标识是否清晰</w:t>
+        <w:br/>
+        <w:t xml:space="preserve">   </w:t>
+        <w:br/>
+        <w:t xml:space="preserve">   □ 电缆</w:t>
+        <w:br/>
+        <w:t xml:space="preserve">     - 外观是否完好</w:t>
+        <w:br/>
+        <w:t xml:space="preserve">     - 是否有发热</w:t>
+        <w:br/>
+        <w:t xml:space="preserve">     - 标识是否清晰</w:t>
+        <w:br/>
+        <w:t xml:space="preserve">   </w:t>
+        <w:br/>
+        <w:t xml:space="preserve">   □ 接地装置</w:t>
+        <w:br/>
+        <w:t xml:space="preserve">     - 连接是否牢固</w:t>
+        <w:br/>
+        <w:t xml:space="preserve">     - 标识是否清晰</w:t>
+        <w:br/>
+        <w:br/>
+        <w:t>□ 3. 安全设施检查</w:t>
+        <w:br/>
+        <w:t xml:space="preserve">   □ 灭火器</w:t>
+        <w:br/>
+        <w:t xml:space="preserve">     - 是否在有效期内</w:t>
+        <w:br/>
+        <w:t xml:space="preserve">     - 压力是否正常</w:t>
+        <w:br/>
+        <w:t xml:space="preserve">     - 数量是否充足</w:t>
+        <w:br/>
+        <w:t xml:space="preserve">   </w:t>
+        <w:br/>
+        <w:t xml:space="preserve">   □ 绝缘垫</w:t>
+        <w:br/>
+        <w:t xml:space="preserve">     - 是否完好</w:t>
+        <w:br/>
+        <w:t xml:space="preserve">     - 铺设是否规范</w:t>
+        <w:br/>
+        <w:t xml:space="preserve">   </w:t>
+        <w:br/>
+        <w:t xml:space="preserve">   □ 警示标识</w:t>
+        <w:br/>
+        <w:t xml:space="preserve">     - 是否齐全</w:t>
+        <w:br/>
+        <w:t xml:space="preserve">     - 是否清晰</w:t>
+        <w:br/>
+        <w:t xml:space="preserve">   </w:t>
+        <w:br/>
+        <w:t xml:space="preserve">   □ 防小动物设施</w:t>
+        <w:br/>
+        <w:t xml:space="preserve">     - 是否完好</w:t>
+        <w:br/>
+        <w:t xml:space="preserve">     - 是否有效</w:t>
+        <w:br/>
+        <w:br/>
+        <w:t>□ 4. 隐患记录</w:t>
+        <w:br/>
+        <w:t xml:space="preserve">   - 发现的问题</w:t>
+        <w:br/>
+        <w:t xml:space="preserve">   - 隐患等级判断</w:t>
+        <w:br/>
+        <w:t xml:space="preserve">   - 整改建议</w:t>
+        <w:br/>
+        <w:br/>
+        <w:t>【检查后工作】</w:t>
+        <w:br/>
+        <w:br/>
+        <w:t>□ 1. 拍照记录</w:t>
+        <w:br/>
+        <w:t xml:space="preserve">   - 配电房外观</w:t>
+        <w:br/>
+        <w:t xml:space="preserve">   - 变压器</w:t>
+        <w:br/>
+        <w:t xml:space="preserve">   - 开关柜</w:t>
+        <w:br/>
+        <w:t xml:space="preserve">   - 发现的问题</w:t>
+        <w:br/>
+        <w:br/>
+        <w:t>□ 2. 填写检查记录</w:t>
+        <w:br/>
+        <w:t xml:space="preserve">   - 检查时间</w:t>
+        <w:br/>
+        <w:t xml:space="preserve">   - 检查人员</w:t>
+        <w:br/>
+        <w:t xml:space="preserve">   - 设备状态</w:t>
+        <w:br/>
+        <w:t xml:space="preserve">   - 发现问题</w:t>
+        <w:br/>
+        <w:t xml:space="preserve">   - 整改建议</w:t>
+        <w:br/>
+        <w:br/>
+        <w:t>□ 3. 告知物业/社区</w:t>
+        <w:br/>
+        <w:t xml:space="preserve">   - 通报检查结果</w:t>
+        <w:br/>
+        <w:t xml:space="preserve">   - 告知发现的隐患</w:t>
+        <w:br/>
+        <w:t xml:space="preserve">   - 提出整改建议</w:t>
+        <w:br/>
+        <w:br/>
+        <w:t>□ 4. 记录工作</w:t>
+        <w:br/>
+        <w:t xml:space="preserve">   - 在"驻点工作台账"中记录</w:t>
+        <w:br/>
+        <w:t xml:space="preserve">   - 勾选"配电房检查"</w:t>
+        <w:br/>
+        <w:t xml:space="preserve">   - 填写"隐患发现数"</w:t>
+        <w:br/>
+        <w:t xml:space="preserve">   - 填写"隐患描述"</w:t>
+        <w:br/>
+        <w:br/>
+        <w:t>□ 5. 更新知识库（如采集到新信息）</w:t>
+        <w:br/>
+        <w:t xml:space="preserve">   - 更新设备信息</w:t>
+        <w:br/>
+        <w:t xml:space="preserve">   - 更新隐患记录</w:t>
+      </w:r>
+    </w:p>
+    <w:p>
+      <w:pPr>
+        <w:jc w:val="both"/>
+      </w:pPr>
+      <w:r>
+        <w:rPr>
+          <w:rFonts w:ascii="Microsoft YaHei" w:hAnsi="Microsoft YaHei" w:eastAsia="Microsoft YaHei"/>
+          <w:sz w:val="21"/>
+        </w:rPr>
+        <w:t>产出：配电房检查记录、现场照片、隐患清单</w:t>
+      </w:r>
+    </w:p>
+    <w:p>
+      <w:pPr>
+        <w:jc w:val="both"/>
+      </w:pPr>
+      <w:r>
+        <w:rPr>
+          <w:rFonts w:ascii="Microsoft YaHei" w:hAnsi="Microsoft YaHei" w:eastAsia="Microsoft YaHei"/>
+          <w:sz w:val="21"/>
+        </w:rPr>
+        <w:t>工具：配电房检查表、手机相机、驻点工作台账</w:t>
+      </w:r>
+    </w:p>
+    <w:p>
+      <w:pPr>
+        <w:pStyle w:val="Heading4"/>
+      </w:pPr>
+      <w:r>
+        <w:rPr>
+          <w:rFonts w:ascii="Microsoft YaHei" w:hAnsi="Microsoft YaHei" w:eastAsia="Microsoft YaHei"/>
+          <w:b/>
+          <w:color w:val="2E5A4C"/>
+          <w:sz w:val="24"/>
+        </w:rPr>
+        <w:t>步骤5：应急资源信息采集</w:t>
+      </w:r>
+    </w:p>
+    <w:p>
+      <w:pPr>
+        <w:jc w:val="both"/>
+      </w:pPr>
+      <w:r>
+        <w:rPr>
+          <w:rFonts w:ascii="Microsoft YaHei" w:hAnsi="Microsoft YaHei" w:eastAsia="Microsoft YaHei"/>
+          <w:sz w:val="21"/>
+        </w:rPr>
+        <w:t>执行时间：配电房检查后进行</w:t>
+      </w:r>
+    </w:p>
+    <w:p>
+      <w:pPr>
+        <w:jc w:val="both"/>
+      </w:pPr>
+      <w:r>
+        <w:rPr>
+          <w:rFonts w:ascii="Microsoft YaHei" w:hAnsi="Microsoft YaHei" w:eastAsia="Microsoft YaHei"/>
+          <w:sz w:val="21"/>
+        </w:rPr>
+        <w:t>预计时长：20分钟</w:t>
+      </w:r>
+    </w:p>
+    <w:p>
+      <w:pPr>
+        <w:jc w:val="both"/>
+      </w:pPr>
+      <w:r>
+        <w:rPr>
+          <w:rFonts w:ascii="Microsoft YaHei" w:hAnsi="Microsoft YaHei" w:eastAsia="Microsoft YaHei"/>
+          <w:sz w:val="21"/>
+        </w:rPr>
+        <w:t>操作流程：</w:t>
+      </w:r>
+    </w:p>
+    <w:p>
+      <w:pPr>
+        <w:jc w:val="both"/>
+      </w:pPr>
+      <w:r>
+        <w:rPr>
+          <w:rFonts w:ascii="Microsoft YaHei" w:hAnsi="Microsoft YaHei" w:eastAsia="Microsoft YaHei"/>
+          <w:sz w:val="21"/>
+        </w:rPr>
+        <w:t>应急资源信息采集流程</w:t>
+        <w:br/>
+        <w:br/>
+        <w:t>【信息核查】</w:t>
+        <w:br/>
+        <w:t>□ 1. 查询已有信息</w:t>
+        <w:br/>
+        <w:t xml:space="preserve">   - 查看知识库中是否已有该小区应急资源信息</w:t>
+        <w:br/>
+        <w:t xml:space="preserve">   - 如有：核实信息是否准确</w:t>
+        <w:br/>
+        <w:t xml:space="preserve">   - 如无：开展信息采集</w:t>
+        <w:br/>
+        <w:br/>
+        <w:t>【信息采集】</w:t>
+        <w:br/>
+        <w:br/>
+        <w:t>□ 1. 应急电源信息</w:t>
+        <w:br/>
+        <w:t xml:space="preserve">   □ 应急发电车接入点位置</w:t>
+        <w:br/>
+        <w:t xml:space="preserve">     - 具体位置描述</w:t>
+        <w:br/>
+        <w:t xml:space="preserve">     - 距离配电房的距离</w:t>
+        <w:br/>
+        <w:t xml:space="preserve">     - 进入路径</w:t>
+        <w:br/>
+        <w:t xml:space="preserve">   </w:t>
+        <w:br/>
+        <w:t xml:space="preserve">   □ 接入容量</w:t>
+        <w:br/>
+        <w:t xml:space="preserve">     - 可用容量（kW）</w:t>
+        <w:br/>
+        <w:t xml:space="preserve">     - 接入条件</w:t>
+        <w:br/>
+        <w:t xml:space="preserve">   </w:t>
+        <w:br/>
+        <w:t xml:space="preserve">   □ 接入操作</w:t>
+        <w:br/>
+        <w:t xml:space="preserve">     - 操作步骤</w:t>
+        <w:br/>
+        <w:t xml:space="preserve">     - 注意事项</w:t>
+        <w:br/>
+        <w:t xml:space="preserve">   </w:t>
+        <w:br/>
+        <w:t xml:space="preserve">   □ 拍照记录</w:t>
+        <w:br/>
+        <w:t xml:space="preserve">     - 接入点全景</w:t>
+        <w:br/>
+        <w:t xml:space="preserve">     - 接入点细节</w:t>
+        <w:br/>
+        <w:br/>
+        <w:t>□ 2. 抢修设备信息</w:t>
+        <w:br/>
+        <w:t xml:space="preserve">   □ 抢修设备存放位置</w:t>
+        <w:br/>
+        <w:t xml:space="preserve">   □ 设备清单</w:t>
+        <w:br/>
+        <w:t xml:space="preserve">   □ 设备状态</w:t>
+        <w:br/>
+        <w:t xml:space="preserve">   □ 取用方式</w:t>
+        <w:br/>
+        <w:br/>
+        <w:t>□ 3. 应急人员信息</w:t>
+        <w:br/>
+        <w:t xml:space="preserve">   □ 抢修队伍联系人</w:t>
+        <w:br/>
+        <w:t xml:space="preserve">   □ 联系电话</w:t>
+        <w:br/>
+        <w:t xml:space="preserve">   □ 响应时间</w:t>
+        <w:br/>
+        <w:br/>
+        <w:t>□ 4. 应急通道信息</w:t>
+        <w:br/>
+        <w:t xml:space="preserve">   □ 车辆通道</w:t>
+        <w:br/>
+        <w:t xml:space="preserve">     - 宽度</w:t>
+        <w:br/>
+        <w:t xml:space="preserve">     - 限高</w:t>
+        <w:br/>
+        <w:t xml:space="preserve">     - 进入方式（是否需要开门）</w:t>
+        <w:br/>
+        <w:t xml:space="preserve">   </w:t>
+        <w:br/>
+        <w:t xml:space="preserve">   □ 人员通道</w:t>
+        <w:br/>
+        <w:t xml:space="preserve">     - 快速进入路径</w:t>
+        <w:br/>
+        <w:t xml:space="preserve">     - 门禁情况</w:t>
+        <w:br/>
+        <w:t xml:space="preserve">   </w:t>
+        <w:br/>
+        <w:t xml:space="preserve">   □ 拍照记录</w:t>
+        <w:br/>
+        <w:t xml:space="preserve">     - 通道照片</w:t>
+        <w:br/>
+        <w:br/>
+        <w:t>□ 5. 物业应急资源</w:t>
+        <w:br/>
+        <w:t xml:space="preserve">   □ 物业应急联系人</w:t>
+        <w:br/>
+        <w:t xml:space="preserve">   □ 物业应急电话</w:t>
+        <w:br/>
+        <w:t xml:space="preserve">   □ 物业应急物资（如发电机）</w:t>
+        <w:br/>
+        <w:br/>
+        <w:t>【信息记录】</w:t>
+        <w:br/>
+        <w:br/>
+        <w:t>□ 1. 填写采集表单</w:t>
+        <w:br/>
+        <w:t xml:space="preserve">   - 应急电源信息</w:t>
+        <w:br/>
+        <w:t xml:space="preserve">   - 抢修设备信息</w:t>
+        <w:br/>
+        <w:t xml:space="preserve">   - 应急人员信息</w:t>
+        <w:br/>
+        <w:t xml:space="preserve">   - 应急通道信息</w:t>
+        <w:br/>
+        <w:t xml:space="preserve">   - 物业应急资源</w:t>
+        <w:br/>
+        <w:br/>
+        <w:t>□ 2. 拍照记录</w:t>
+        <w:br/>
+        <w:t xml:space="preserve">   - 接入点照片</w:t>
+        <w:br/>
+        <w:t xml:space="preserve">   - 通道照片</w:t>
+        <w:br/>
+        <w:t xml:space="preserve">   - 其他相关照片</w:t>
+        <w:br/>
+        <w:br/>
+        <w:t>□ 3. 录入知识库</w:t>
+        <w:br/>
+        <w:t xml:space="preserve">   - 更新应急资源库</w:t>
+        <w:br/>
+        <w:t xml:space="preserve">   - 上传照片</w:t>
+        <w:br/>
+        <w:br/>
+        <w:t>□ 4. 记录工作</w:t>
+        <w:br/>
+        <w:t xml:space="preserve">   - 在"驻点工作台账"中记录</w:t>
+        <w:br/>
+        <w:t xml:space="preserve">   - 勾选"应急资源采集"</w:t>
+      </w:r>
+    </w:p>
+    <w:p>
+      <w:pPr>
+        <w:jc w:val="both"/>
+      </w:pPr>
+      <w:r>
+        <w:rPr>
+          <w:rFonts w:ascii="Microsoft YaHei" w:hAnsi="Microsoft YaHei" w:eastAsia="Microsoft YaHei"/>
+          <w:sz w:val="21"/>
+        </w:rPr>
+        <w:t>产出：应急资源信息表、现场照片、知识库更新</w:t>
+      </w:r>
+    </w:p>
+    <w:p>
+      <w:pPr>
+        <w:jc w:val="both"/>
+      </w:pPr>
+      <w:r>
+        <w:rPr>
+          <w:rFonts w:ascii="Microsoft YaHei" w:hAnsi="Microsoft YaHei" w:eastAsia="Microsoft YaHei"/>
+          <w:sz w:val="21"/>
+        </w:rPr>
+        <w:t>工具：应急资源信息采集表、手机相机、WPS多维表</w:t>
+      </w:r>
+    </w:p>
+    <w:p>
+      <w:pPr>
+        <w:pStyle w:val="Heading4"/>
+      </w:pPr>
+      <w:r>
+        <w:rPr>
+          <w:rFonts w:ascii="Microsoft YaHei" w:hAnsi="Microsoft YaHei" w:eastAsia="Microsoft YaHei"/>
+          <w:b/>
+          <w:color w:val="2E5A4C"/>
+          <w:sz w:val="24"/>
+        </w:rPr>
+        <w:t>步骤6：其他工作</w:t>
+      </w:r>
+    </w:p>
+    <w:p>
+      <w:pPr>
+        <w:jc w:val="both"/>
+      </w:pPr>
+      <w:r>
+        <w:rPr>
+          <w:rFonts w:ascii="Microsoft YaHei" w:hAnsi="Microsoft YaHei" w:eastAsia="Microsoft YaHei"/>
+          <w:sz w:val="21"/>
+        </w:rPr>
+        <w:t>执行时间：根据时间和优先级安排</w:t>
+      </w:r>
+    </w:p>
+    <w:p>
+      <w:pPr>
+        <w:jc w:val="both"/>
+      </w:pPr>
+      <w:r>
+        <w:rPr>
+          <w:rFonts w:ascii="Microsoft YaHei" w:hAnsi="Microsoft YaHei" w:eastAsia="Microsoft YaHei"/>
+          <w:sz w:val="21"/>
+        </w:rPr>
+        <w:t>可选工作内容：</w:t>
+      </w:r>
+    </w:p>
+    <w:p>
+      <w:pPr>
+        <w:jc w:val="both"/>
+      </w:pPr>
+      <w:r>
+        <w:rPr>
+          <w:rFonts w:ascii="Microsoft YaHei" w:hAnsi="Microsoft YaHei" w:eastAsia="Microsoft YaHei"/>
+          <w:sz w:val="21"/>
+        </w:rPr>
+        <w:t>其他工作清单</w:t>
+        <w:br/>
+        <w:br/>
+        <w:t>【高优先级】（建议完成）</w:t>
+        <w:br/>
+        <w:br/>
+        <w:t>□ 1. 停电通知发布</w:t>
+        <w:br/>
+        <w:t xml:space="preserve">   - 如近期有计划停电</w:t>
+        <w:br/>
+        <w:t xml:space="preserve">   - 在微信群发布停电通知</w:t>
+        <w:br/>
+        <w:t xml:space="preserve">   - 在小区公告栏张贴停电通知</w:t>
+        <w:br/>
+        <w:t xml:space="preserve">   - 拍照记录</w:t>
+        <w:br/>
+        <w:br/>
+        <w:t>□ 2. 电费催缴提醒</w:t>
+        <w:br/>
+        <w:t xml:space="preserve">   - 查询欠费客户清单</w:t>
+        <w:br/>
+        <w:t xml:space="preserve">   - 电话或上门提醒</w:t>
+        <w:br/>
+        <w:t xml:space="preserve">   - 告知缴费方式</w:t>
+        <w:br/>
+        <w:t xml:space="preserve">   - 记录催缴情况</w:t>
+        <w:br/>
+        <w:br/>
+        <w:t>□ 3. 安全用电宣传</w:t>
+        <w:br/>
+        <w:t xml:space="preserve">   - 在小区发放宣传单</w:t>
+        <w:br/>
+        <w:t xml:space="preserve">   - 在微信群发布安全提示</w:t>
+        <w:br/>
+        <w:t xml:space="preserve">   - 针对特殊群体上门讲解</w:t>
+        <w:br/>
+        <w:t xml:space="preserve">   - 记录宣传情况</w:t>
+        <w:br/>
+        <w:br/>
+        <w:t>□ 4. 隐患整改跟踪</w:t>
+        <w:br/>
+        <w:t xml:space="preserve">   - 查询历史隐患清单</w:t>
+        <w:br/>
+        <w:t xml:space="preserve">   - 现场核实整改情况</w:t>
+        <w:br/>
+        <w:t xml:space="preserve">   - 记录整改状态</w:t>
+        <w:br/>
+        <w:t xml:space="preserve">   - 更新隐患台账</w:t>
+        <w:br/>
+        <w:br/>
+        <w:t>【中优先级】（有余力时完成）</w:t>
+        <w:br/>
+        <w:br/>
+        <w:t>□ 5. 客户诉求收集</w:t>
+        <w:br/>
+        <w:t xml:space="preserve">   - 在小区设置意见收集点</w:t>
+        <w:br/>
+        <w:t xml:space="preserve">   - 走访时收集客户诉求</w:t>
+        <w:br/>
+        <w:t xml:space="preserve">   - 在微信群收集意见</w:t>
+        <w:br/>
+        <w:t xml:space="preserve">   - 记录诉求并分类</w:t>
+        <w:br/>
+        <w:br/>
+        <w:t>□ 6. 能效诊断服务</w:t>
+        <w:br/>
+        <w:t xml:space="preserve">   - 针对商户客户</w:t>
+        <w:br/>
+        <w:t xml:space="preserve">   - 分析用电结构</w:t>
+        <w:br/>
+        <w:t xml:space="preserve">   - 提出节能建议</w:t>
+        <w:br/>
+        <w:t xml:space="preserve">   - 出具简单诊断报告</w:t>
+        <w:br/>
+        <w:br/>
+        <w:t>□ 7. 线上服务推广</w:t>
+        <w:br/>
+        <w:t xml:space="preserve">   - 推广网上国网APP</w:t>
+        <w:br/>
+        <w:t xml:space="preserve">   - 指导客户下载注册</w:t>
+        <w:br/>
+        <w:t xml:space="preserve">   - 演示线上办电流程</w:t>
+        <w:br/>
+        <w:t xml:space="preserve">   - 记录推广情况</w:t>
+      </w:r>
+    </w:p>
+    <w:p>
+      <w:pPr>
+        <w:jc w:val="both"/>
+      </w:pPr>
+      <w:r>
+        <w:rPr>
+          <w:rFonts w:ascii="Microsoft YaHei" w:hAnsi="Microsoft YaHei" w:eastAsia="Microsoft YaHei"/>
+          <w:sz w:val="21"/>
+        </w:rPr>
+        <w:t>产出：相关工作记录、现场照片</w:t>
+      </w:r>
+    </w:p>
+    <w:p>
+      <w:pPr>
+        <w:jc w:val="both"/>
+      </w:pPr>
+      <w:r>
+        <w:rPr>
+          <w:rFonts w:ascii="Microsoft YaHei" w:hAnsi="Microsoft YaHei" w:eastAsia="Microsoft YaHei"/>
+          <w:sz w:val="21"/>
+        </w:rPr>
+        <w:t>工具：相应工作表单、手机相机、驻点工作台账</w:t>
+      </w:r>
+    </w:p>
+    <w:p>
+      <w:pPr>
+        <w:pStyle w:val="Heading3"/>
+      </w:pPr>
+      <w:r>
+        <w:rPr>
+          <w:rFonts w:ascii="Microsoft YaHei" w:hAnsi="Microsoft YaHei" w:eastAsia="Microsoft YaHei"/>
+          <w:b/>
+          <w:color w:val="2E5A4C"/>
+          <w:sz w:val="24"/>
+        </w:rPr>
+        <w:t>3.3 驻点结束工作</w:t>
+      </w:r>
+    </w:p>
+    <w:p>
+      <w:pPr>
+        <w:jc w:val="both"/>
+      </w:pPr>
+      <w:r>
+        <w:rPr>
+          <w:rFonts w:ascii="Microsoft YaHei" w:hAnsi="Microsoft YaHei" w:eastAsia="Microsoft YaHei"/>
+          <w:sz w:val="21"/>
+        </w:rPr>
+        <w:t>执行时间：离开小区前</w:t>
+      </w:r>
+    </w:p>
+    <w:p>
+      <w:pPr>
+        <w:jc w:val="both"/>
+      </w:pPr>
+      <w:r>
+        <w:rPr>
+          <w:rFonts w:ascii="Microsoft YaHei" w:hAnsi="Microsoft YaHei" w:eastAsia="Microsoft YaHei"/>
+          <w:sz w:val="21"/>
+        </w:rPr>
+        <w:t>工作内容：</w:t>
+      </w:r>
+    </w:p>
+    <w:p>
+      <w:pPr>
+        <w:jc w:val="both"/>
+      </w:pPr>
+      <w:r>
+        <w:rPr>
+          <w:rFonts w:ascii="Microsoft YaHei" w:hAnsi="Microsoft YaHei" w:eastAsia="Microsoft YaHei"/>
+          <w:sz w:val="21"/>
+        </w:rPr>
+        <w:t>驻点结束工作清单</w:t>
+        <w:br/>
+        <w:br/>
+        <w:t>□ 1. 确认工作完成</w:t>
+        <w:br/>
+        <w:t xml:space="preserve">   - 对照工作计划检查完成情况</w:t>
+        <w:br/>
+        <w:t xml:space="preserve">   - 确认关键工作已完成</w:t>
+        <w:br/>
+        <w:br/>
+        <w:t>□ 2. 整理物资</w:t>
+        <w:br/>
+        <w:t xml:space="preserve">   - 清点剩余宣传资料</w:t>
+        <w:br/>
+        <w:t xml:space="preserve">   - 整理工作记录</w:t>
+        <w:br/>
+        <w:t xml:space="preserve">   - 检查是否遗漏物品</w:t>
+        <w:br/>
+        <w:br/>
+        <w:t>□ 3. 与物业/社区道别</w:t>
+        <w:br/>
+        <w:t xml:space="preserve">   - 告知驻点结束</w:t>
+        <w:br/>
+        <w:t xml:space="preserve">   - 感谢配合</w:t>
+        <w:br/>
+        <w:t xml:space="preserve">   - 告知下次驻点时间（如确定）</w:t>
+        <w:br/>
+        <w:br/>
+        <w:t>□ 4. 离开小区</w:t>
+        <w:br/>
+        <w:t xml:space="preserve">   - 拍照记录离开时间（可选）</w:t>
+        <w:br/>
+        <w:t xml:space="preserve">   - 记录实际驻点时长</w:t>
+        <w:br/>
+        <w:br/>
+        <w:t>□ 5. 填写驻点工作记录（当天完成）</w:t>
+        <w:br/>
+        <w:t xml:space="preserve">   - 填写驻点工作台账</w:t>
+        <w:br/>
+        <w:t xml:space="preserve">   - 记录工作内容、时长</w:t>
+        <w:br/>
+        <w:t xml:space="preserve">   - 记录发现问题</w:t>
+        <w:br/>
+        <w:t xml:space="preserve">   - 提出下次建议</w:t>
+        <w:br/>
+        <w:br/>
+        <w:t>□ 6. 上传现场照片（当天完成）</w:t>
+        <w:br/>
+        <w:t xml:space="preserve">   - 整理现场照片</w:t>
+        <w:br/>
+        <w:t xml:space="preserve">   - 上传到WPS多维表</w:t>
+        <w:br/>
+        <w:t xml:space="preserve">   - 标注照片内容</w:t>
+        <w:br/>
+        <w:br/>
+        <w:t>□ 7. 更新客户信息（当天完成）</w:t>
+        <w:br/>
+        <w:t xml:space="preserve">   - 更新走访客户的上次走访时间</w:t>
+        <w:br/>
+        <w:t xml:space="preserve">   - 更新走访次数</w:t>
+        <w:br/>
+        <w:t xml:space="preserve">   - 更新服务记录</w:t>
+        <w:br/>
+        <w:br/>
+        <w:t>□ 8. 总结当天工作</w:t>
+        <w:br/>
+        <w:t xml:space="preserve">   - 回顾工作完成情况</w:t>
+        <w:br/>
+        <w:t xml:space="preserve">   - 记录经验和教训</w:t>
+        <w:br/>
+        <w:t xml:space="preserve">   - 提出改进建议</w:t>
+      </w:r>
+    </w:p>
+    <w:p>
+      <w:pPr>
+        <w:pStyle w:val="Heading2"/>
+      </w:pPr>
+      <w:r>
+        <w:rPr>
+          <w:rFonts w:ascii="Microsoft YaHei" w:hAnsi="Microsoft YaHei" w:eastAsia="Microsoft YaHei"/>
+          <w:b/>
+          <w:color w:val="1B365D"/>
+          <w:sz w:val="28"/>
+        </w:rPr>
+        <w:t>四、驻点后阶段（T+1~T+7天）</w:t>
+      </w:r>
+    </w:p>
+    <w:p>
+      <w:pPr>
+        <w:pStyle w:val="Heading3"/>
+      </w:pPr>
+      <w:r>
+        <w:rPr>
+          <w:rFonts w:ascii="Microsoft YaHei" w:hAnsi="Microsoft YaHei" w:eastAsia="Microsoft YaHei"/>
+          <w:b/>
+          <w:color w:val="2E5A4C"/>
+          <w:sz w:val="24"/>
+        </w:rPr>
+        <w:t>4.1 流程图</w:t>
+      </w:r>
+    </w:p>
+    <w:p>
+      <w:pPr>
+        <w:jc w:val="center"/>
+      </w:pPr>
+      <w:r>
+        <w:drawing>
+          <wp:inline xmlns:a="http://schemas.openxmlformats.org/drawingml/2006/main" xmlns:pic="http://schemas.openxmlformats.org/drawingml/2006/picture">
+            <wp:extent cx="5029200" cy="13427964"/>
             <wp:docPr id="4" name="Picture 4"/>
             <wp:cNvGraphicFramePr>
               <a:graphicFrameLocks noChangeAspect="1"/>
@@ -19,7 +2246,7 @@
               <a:graphicData uri="http://schemas.openxmlformats.org/drawingml/2006/picture">
                 <pic:pic>
                   <pic:nvPicPr>
-                    <pic:cNvPr id="0" name="05-驻点工作流程设计_087.png"/>
+                    <pic:cNvPr id="0" name="ascii_img_004.png"/>
                     <pic:cNvPicPr/>
                   </pic:nvPicPr>
                   <pic:blipFill>
@@ -31,7 +2258,7 @@
                   <pic:spPr>
                     <a:xfrm>
                       <a:off x="0" y="0"/>
-                      <a:ext cx="5029200" cy="1885950"/>
+                      <a:ext cx="5029200" cy="13427964"/>
                     </a:xfrm>
                     <a:prstGeom prst="rect"/>
                   </pic:spPr>
@@ -44,8 +2271,901 @@
     </w:p>
     <w:p>
       <w:pPr>
+        <w:pStyle w:val="Heading3"/>
+      </w:pPr>
+      <w:r>
+        <w:rPr>
+          <w:rFonts w:ascii="Microsoft YaHei" w:hAnsi="Microsoft YaHei" w:eastAsia="Microsoft YaHei"/>
+          <w:b/>
+          <w:color w:val="2E5A4C"/>
+          <w:sz w:val="24"/>
+        </w:rPr>
+        <w:t>4.2 详细步骤</w:t>
+      </w:r>
+    </w:p>
+    <w:p>
+      <w:pPr>
+        <w:pStyle w:val="Heading4"/>
+      </w:pPr>
+      <w:r>
+        <w:rPr>
+          <w:rFonts w:ascii="Microsoft YaHei" w:hAnsi="Microsoft YaHei" w:eastAsia="Microsoft YaHei"/>
+          <w:b/>
+          <w:color w:val="2E5A4C"/>
+          <w:sz w:val="24"/>
+        </w:rPr>
+        <w:t>步骤1：整理工作记录（T+1天）</w:t>
+      </w:r>
+    </w:p>
+    <w:p>
+      <w:pPr>
+        <w:jc w:val="both"/>
+      </w:pPr>
+      <w:r>
+        <w:rPr>
+          <w:rFonts w:ascii="Microsoft YaHei" w:hAnsi="Microsoft YaHei" w:eastAsia="Microsoft YaHei"/>
+          <w:sz w:val="21"/>
+        </w:rPr>
+        <w:t>执行时间：驻点后第1天</w:t>
+      </w:r>
+    </w:p>
+    <w:p>
+      <w:pPr>
+        <w:jc w:val="both"/>
+      </w:pPr>
+      <w:r>
+        <w:rPr>
+          <w:rFonts w:ascii="Microsoft YaHei" w:hAnsi="Microsoft YaHei" w:eastAsia="Microsoft YaHei"/>
+          <w:sz w:val="21"/>
+        </w:rPr>
+        <w:t>工作内容：</w:t>
+      </w:r>
+    </w:p>
+    <w:p>
+      <w:pPr>
+        <w:jc w:val="both"/>
+      </w:pPr>
+      <w:r>
+        <w:rPr>
+          <w:rFonts w:ascii="Microsoft YaHei" w:hAnsi="Microsoft YaHei" w:eastAsia="Microsoft YaHei"/>
+          <w:sz w:val="21"/>
+        </w:rPr>
+        <w:t>工作记录整理清单</w:t>
+        <w:br/>
+        <w:br/>
+        <w:t>□ 1. 完善驻点工作台账</w:t>
+        <w:br/>
+        <w:t xml:space="preserve">   - 补充完整工作记录</w:t>
+        <w:br/>
+        <w:t xml:space="preserve">   - 确认所有字段填写完整</w:t>
+        <w:br/>
+        <w:t xml:space="preserve">   - 检查数据准确性</w:t>
+        <w:br/>
+        <w:br/>
+        <w:t>□ 2. 整理现场照片</w:t>
+        <w:br/>
+        <w:t xml:space="preserve">   - 按类别整理照片</w:t>
+        <w:br/>
+        <w:t xml:space="preserve">   - 重命名照片（日期+内容）</w:t>
+        <w:br/>
+        <w:t xml:space="preserve">   - 上传到指定文件夹</w:t>
+        <w:br/>
+        <w:br/>
+        <w:t>□ 3. 整理客户反馈</w:t>
+        <w:br/>
+        <w:t xml:space="preserve">   - 汇总客户诉求</w:t>
+        <w:br/>
+        <w:t xml:space="preserve">   - 分类整理（紧急/重要/一般）</w:t>
+        <w:br/>
+        <w:t xml:space="preserve">   - 制定处理计划</w:t>
+        <w:br/>
+        <w:br/>
+        <w:t>□ 4. 整理隐患清单</w:t>
+        <w:br/>
+        <w:t xml:space="preserve">   - 汇总发现的隐患</w:t>
+        <w:br/>
+        <w:t xml:space="preserve">   - 确定隐患等级</w:t>
+        <w:br/>
+        <w:t xml:space="preserve">   - 制定整改计划</w:t>
+        <w:br/>
+        <w:br/>
+        <w:t>□ 5. 填写工作总结</w:t>
+        <w:br/>
+        <w:t xml:space="preserve">   - 工作完成情况</w:t>
+        <w:br/>
+        <w:t xml:space="preserve">   - 主要成果</w:t>
+        <w:br/>
+        <w:t xml:space="preserve">   - 存在问题</w:t>
+        <w:br/>
+        <w:t xml:space="preserve">   - 改进建议</w:t>
+      </w:r>
+    </w:p>
+    <w:p>
+      <w:pPr>
+        <w:jc w:val="both"/>
+      </w:pPr>
+      <w:r>
+        <w:rPr>
+          <w:rFonts w:ascii="Microsoft YaHei" w:hAnsi="Microsoft YaHei" w:eastAsia="Microsoft YaHei"/>
+          <w:sz w:val="21"/>
+        </w:rPr>
+        <w:t>产出：完整的工作记录、照片归档、问题清单</w:t>
+      </w:r>
+    </w:p>
+    <w:p>
+      <w:pPr>
+        <w:jc w:val="both"/>
+      </w:pPr>
+      <w:r>
+        <w:rPr>
+          <w:rFonts w:ascii="Microsoft YaHei" w:hAnsi="Microsoft YaHei" w:eastAsia="Microsoft YaHei"/>
+          <w:sz w:val="21"/>
+        </w:rPr>
+        <w:t>工具：WPS多维表、文件管理器</w:t>
+      </w:r>
+    </w:p>
+    <w:p>
+      <w:pPr>
+        <w:pStyle w:val="Heading4"/>
+      </w:pPr>
+      <w:r>
+        <w:rPr>
+          <w:rFonts w:ascii="Microsoft YaHei" w:hAnsi="Microsoft YaHei" w:eastAsia="Microsoft YaHei"/>
+          <w:b/>
+          <w:color w:val="2E5A4C"/>
+          <w:sz w:val="24"/>
+        </w:rPr>
+        <w:t>步骤2：跟踪问题整改（T+1~T+7天）</w:t>
+      </w:r>
+    </w:p>
+    <w:p>
+      <w:pPr>
+        <w:jc w:val="both"/>
+      </w:pPr>
+      <w:r>
+        <w:rPr>
+          <w:rFonts w:ascii="Microsoft YaHei" w:hAnsi="Microsoft YaHei" w:eastAsia="Microsoft YaHei"/>
+          <w:sz w:val="21"/>
+        </w:rPr>
+        <w:t>执行时间：驻点后1周内</w:t>
+      </w:r>
+    </w:p>
+    <w:p>
+      <w:pPr>
+        <w:jc w:val="both"/>
+      </w:pPr>
+      <w:r>
+        <w:rPr>
+          <w:rFonts w:ascii="Microsoft YaHei" w:hAnsi="Microsoft YaHei" w:eastAsia="Microsoft YaHei"/>
+          <w:sz w:val="21"/>
+        </w:rPr>
+        <w:t>工作内容：</w:t>
+      </w:r>
+    </w:p>
+    <w:p>
+      <w:pPr>
+        <w:jc w:val="both"/>
+      </w:pPr>
+      <w:r>
+        <w:rPr>
+          <w:rFonts w:ascii="Microsoft YaHei" w:hAnsi="Microsoft YaHei" w:eastAsia="Microsoft YaHei"/>
+          <w:sz w:val="21"/>
+        </w:rPr>
+        <w:t>问题整改跟踪流程</w:t>
+        <w:br/>
+        <w:br/>
+        <w:t>【建立整改台账】</w:t>
+        <w:br/>
+        <w:t>□ 1. 创建隐患整改记录</w:t>
+        <w:br/>
+        <w:t xml:space="preserve">   - 隐患编号</w:t>
+        <w:br/>
+        <w:t xml:space="preserve">   - 隐患描述</w:t>
+        <w:br/>
+        <w:t xml:space="preserve">   - 隐患等级</w:t>
+        <w:br/>
+        <w:t xml:space="preserve">   - 整改责任人</w:t>
+        <w:br/>
+        <w:t xml:space="preserve">   - 整改期限</w:t>
+        <w:br/>
+        <w:t xml:space="preserve">   - 整改进度</w:t>
+        <w:br/>
+        <w:t xml:space="preserve">   - 整改状态</w:t>
+        <w:br/>
+        <w:br/>
+        <w:t>【跟踪整改进度】</w:t>
+        <w:br/>
+        <w:br/>
+        <w:t>□ 2. 每日/每周跟踪</w:t>
+        <w:br/>
+        <w:t xml:space="preserve">   - 联系整改责任人</w:t>
+        <w:br/>
+        <w:t xml:space="preserve">   - 了解整改进度</w:t>
+        <w:br/>
+        <w:t xml:space="preserve">   - 记录进度更新</w:t>
+        <w:br/>
+        <w:br/>
+        <w:t>□ 3. 现场验证（整改完成后）</w:t>
+        <w:br/>
+        <w:t xml:space="preserve">   - 到现场验证整改效果</w:t>
+        <w:br/>
+        <w:t xml:space="preserve">   - 拍照记录整改后状态</w:t>
+        <w:br/>
+        <w:t xml:space="preserve">   - 确认整改合格</w:t>
+        <w:br/>
+        <w:br/>
+        <w:t>□ 4. 更新整改状态</w:t>
+        <w:br/>
+        <w:t xml:space="preserve">   - 更新隐患台账状态为"已整改"</w:t>
+        <w:br/>
+        <w:t xml:space="preserve">   - 记录整改完成时间</w:t>
+        <w:br/>
+        <w:t xml:space="preserve">   - 上传整改后照片</w:t>
+        <w:br/>
+        <w:br/>
+        <w:t>□ 5. 闭环管理</w:t>
+        <w:br/>
+        <w:t xml:space="preserve">   - 确认隐患已消除</w:t>
+        <w:br/>
+        <w:t xml:space="preserve">   - 更新知识库（如设备信息有变化）</w:t>
+        <w:br/>
+        <w:t xml:space="preserve">   - 归档整改记录</w:t>
+      </w:r>
+    </w:p>
+    <w:p>
+      <w:pPr>
+        <w:jc w:val="both"/>
+      </w:pPr>
+      <w:r>
+        <w:rPr>
+          <w:rFonts w:ascii="Microsoft YaHei" w:hAnsi="Microsoft YaHei" w:eastAsia="Microsoft YaHei"/>
+          <w:sz w:val="21"/>
+        </w:rPr>
+        <w:t>产出：整改跟踪记录、整改完成报告</w:t>
+      </w:r>
+    </w:p>
+    <w:p>
+      <w:pPr>
+        <w:jc w:val="both"/>
+      </w:pPr>
+      <w:r>
+        <w:rPr>
+          <w:rFonts w:ascii="Microsoft YaHei" w:hAnsi="Microsoft YaHei" w:eastAsia="Microsoft YaHei"/>
+          <w:sz w:val="21"/>
+        </w:rPr>
+        <w:t>工具：隐患整改台账、手机相机</w:t>
+      </w:r>
+    </w:p>
+    <w:p>
+      <w:pPr>
+        <w:pStyle w:val="Heading4"/>
+      </w:pPr>
+      <w:r>
+        <w:rPr>
+          <w:rFonts w:ascii="Microsoft YaHei" w:hAnsi="Microsoft YaHei" w:eastAsia="Microsoft YaHei"/>
+          <w:b/>
+          <w:color w:val="2E5A4C"/>
+          <w:sz w:val="24"/>
+        </w:rPr>
+        <w:t>步骤3：回访重点客户（T+3~T+7天）</w:t>
+      </w:r>
+    </w:p>
+    <w:p>
+      <w:pPr>
+        <w:jc w:val="both"/>
+      </w:pPr>
+      <w:r>
+        <w:rPr>
+          <w:rFonts w:ascii="Microsoft YaHei" w:hAnsi="Microsoft YaHei" w:eastAsia="Microsoft YaHei"/>
+          <w:sz w:val="21"/>
+        </w:rPr>
+        <w:t>执行时间：驻点后3-7天内</w:t>
+      </w:r>
+    </w:p>
+    <w:p>
+      <w:pPr>
+        <w:jc w:val="both"/>
+      </w:pPr>
+      <w:r>
+        <w:rPr>
+          <w:rFonts w:ascii="Microsoft YaHei" w:hAnsi="Microsoft YaHei" w:eastAsia="Microsoft YaHei"/>
+          <w:sz w:val="21"/>
+        </w:rPr>
+        <w:t>工作内容：</w:t>
+      </w:r>
+    </w:p>
+    <w:p>
+      <w:pPr>
+        <w:jc w:val="both"/>
+      </w:pPr>
+      <w:r>
+        <w:rPr>
+          <w:rFonts w:ascii="Microsoft YaHei" w:hAnsi="Microsoft YaHei" w:eastAsia="Microsoft YaHei"/>
+          <w:sz w:val="21"/>
+        </w:rPr>
+        <w:t>重点客户回访流程</w:t>
+        <w:br/>
+        <w:br/>
+        <w:t>【确定回访对象】</w:t>
+        <w:br/>
+        <w:t>□ 1. 筛选回访对象</w:t>
+        <w:br/>
+        <w:t xml:space="preserve">   - 有诉求的客户（必须回访）</w:t>
+        <w:br/>
+        <w:t xml:space="preserve">   - 敏感客户（建议回访）</w:t>
+        <w:br/>
+        <w:t xml:space="preserve">   - 频繁停电客户（建议回访）</w:t>
+        <w:br/>
+        <w:t xml:space="preserve">   - 特殊群体（建议回访）</w:t>
+        <w:br/>
+        <w:br/>
+        <w:t>【执行回访】</w:t>
+        <w:br/>
+        <w:br/>
+        <w:t>□ 2. 电话回访</w:t>
+        <w:br/>
+        <w:t xml:space="preserve">   - 自我介绍</w:t>
+        <w:br/>
+        <w:t xml:space="preserve">   - 询问上次问题解决情况</w:t>
+        <w:br/>
+        <w:t xml:space="preserve">   - 了解满意度</w:t>
+        <w:br/>
+        <w:t xml:space="preserve">   - 记录回访内容</w:t>
+        <w:br/>
+        <w:br/>
+        <w:t>□ 3. 上门回访（必要时）</w:t>
+        <w:br/>
+        <w:t xml:space="preserve">   - 针对问题未解决的客户</w:t>
+        <w:br/>
+        <w:t xml:space="preserve">   - 针对特殊群体客户</w:t>
+        <w:br/>
+        <w:t xml:space="preserve">   - 现场解决问题</w:t>
+        <w:br/>
+        <w:br/>
+        <w:t>【记录回访】</w:t>
+        <w:br/>
+        <w:br/>
+        <w:t>□ 4. 填写回访记录</w:t>
+        <w:br/>
+        <w:t xml:space="preserve">   - 客户编号、姓名</w:t>
+        <w:br/>
+        <w:t xml:space="preserve">   - 回访时间</w:t>
+        <w:br/>
+        <w:t xml:space="preserve">   - 回访方式（电话/上门）</w:t>
+        <w:br/>
+        <w:t xml:space="preserve">   - 回访内容</w:t>
+        <w:br/>
+        <w:t xml:space="preserve">   - 客户反馈</w:t>
+        <w:br/>
+        <w:t xml:space="preserve">   - 后续跟进事项</w:t>
+        <w:br/>
+        <w:br/>
+        <w:t>□ 5. 更新客户信息</w:t>
+        <w:br/>
+        <w:t xml:space="preserve">   - 更新"上次回访时间"</w:t>
+        <w:br/>
+        <w:t xml:space="preserve">   - 更新客户满意度</w:t>
+      </w:r>
+    </w:p>
+    <w:p>
+      <w:pPr>
+        <w:jc w:val="both"/>
+      </w:pPr>
+      <w:r>
+        <w:rPr>
+          <w:rFonts w:ascii="Microsoft YaHei" w:hAnsi="Microsoft YaHei" w:eastAsia="Microsoft YaHei"/>
+          <w:sz w:val="21"/>
+        </w:rPr>
+        <w:t>产出：回访记录、客户反馈汇总</w:t>
+      </w:r>
+    </w:p>
+    <w:p>
+      <w:pPr>
+        <w:jc w:val="both"/>
+      </w:pPr>
+      <w:r>
+        <w:rPr>
+          <w:rFonts w:ascii="Microsoft YaHei" w:hAnsi="Microsoft YaHei" w:eastAsia="Microsoft YaHei"/>
+          <w:sz w:val="21"/>
+        </w:rPr>
+        <w:t>工具：回访记录表、WPS多维表</w:t>
+      </w:r>
+    </w:p>
+    <w:p>
+      <w:pPr>
+        <w:pStyle w:val="Heading4"/>
+      </w:pPr>
+      <w:r>
+        <w:rPr>
+          <w:rFonts w:ascii="Microsoft YaHei" w:hAnsi="Microsoft YaHei" w:eastAsia="Microsoft YaHei"/>
+          <w:b/>
+          <w:color w:val="2E5A4C"/>
+          <w:sz w:val="24"/>
+        </w:rPr>
+        <w:t>步骤4：处理客户诉求（T+1~T+7天）</w:t>
+      </w:r>
+    </w:p>
+    <w:p>
+      <w:pPr>
+        <w:jc w:val="both"/>
+      </w:pPr>
+      <w:r>
+        <w:rPr>
+          <w:rFonts w:ascii="Microsoft YaHei" w:hAnsi="Microsoft YaHei" w:eastAsia="Microsoft YaHei"/>
+          <w:sz w:val="21"/>
+        </w:rPr>
+        <w:t>执行时间：驻点后1周内</w:t>
+      </w:r>
+    </w:p>
+    <w:p>
+      <w:pPr>
+        <w:jc w:val="both"/>
+      </w:pPr>
+      <w:r>
+        <w:rPr>
+          <w:rFonts w:ascii="Microsoft YaHei" w:hAnsi="Microsoft YaHei" w:eastAsia="Microsoft YaHei"/>
+          <w:sz w:val="21"/>
+        </w:rPr>
+        <w:t>工作内容：</w:t>
+      </w:r>
+    </w:p>
+    <w:p>
+      <w:pPr>
+        <w:jc w:val="both"/>
+      </w:pPr>
+      <w:r>
+        <w:rPr>
+          <w:rFonts w:ascii="Microsoft YaHei" w:hAnsi="Microsoft YaHei" w:eastAsia="Microsoft YaHei"/>
+          <w:sz w:val="21"/>
+        </w:rPr>
+        <w:t>客户诉求处理流程</w:t>
+        <w:br/>
+        <w:br/>
+        <w:t>【诉求分类】</w:t>
+        <w:br/>
+        <w:t>□ 1. 按紧急程度分类</w:t>
+        <w:br/>
+        <w:t xml:space="preserve">   - 紧急：立即处理（24小时内）</w:t>
+        <w:br/>
+        <w:t xml:space="preserve">   - 重要：尽快处理（3天内）</w:t>
+        <w:br/>
+        <w:t xml:space="preserve">   - 一般：适时处理（7天内）</w:t>
+        <w:br/>
+        <w:br/>
+        <w:t>□ 2. 按类型分类</w:t>
+        <w:br/>
+        <w:t xml:space="preserve">   - 故障报修</w:t>
+        <w:br/>
+        <w:t xml:space="preserve">   - 业务办理</w:t>
+        <w:br/>
+        <w:t xml:space="preserve">   - 政策咨询</w:t>
+        <w:br/>
+        <w:t xml:space="preserve">   - 投诉建议</w:t>
+        <w:br/>
+        <w:br/>
+        <w:t>【处理执行】</w:t>
+        <w:br/>
+        <w:br/>
+        <w:t>□ 3. 紧急诉求处理</w:t>
+        <w:br/>
+        <w:t xml:space="preserve">   - 立即响应</w:t>
+        <w:br/>
+        <w:t xml:space="preserve">   - 现场处置或协调资源</w:t>
+        <w:br/>
+        <w:t xml:space="preserve">   - 及时反馈客户</w:t>
+        <w:br/>
+        <w:br/>
+        <w:t>□ 4. 重要诉求处理</w:t>
+        <w:br/>
+        <w:t xml:space="preserve">   - 制定处理方案</w:t>
+        <w:br/>
+        <w:t xml:space="preserve">   - 协调相关部门</w:t>
+        <w:br/>
+        <w:t xml:space="preserve">   - 跟踪处理进度</w:t>
+        <w:br/>
+        <w:t xml:space="preserve">   - 及时反馈客户</w:t>
+        <w:br/>
+        <w:br/>
+        <w:t>□ 5. 一般诉求处理</w:t>
+        <w:br/>
+        <w:t xml:space="preserve">   - 纳入工作计划</w:t>
+        <w:br/>
+        <w:t xml:space="preserve">   - 适时处理</w:t>
+        <w:br/>
+        <w:t xml:space="preserve">   - 反馈客户</w:t>
+        <w:br/>
+        <w:br/>
+        <w:t>【记录反馈】</w:t>
+        <w:br/>
+        <w:br/>
+        <w:t>□ 6. 填写诉求处理记录</w:t>
+        <w:br/>
+        <w:t xml:space="preserve">   - 诉求编号</w:t>
+        <w:br/>
+        <w:t xml:space="preserve">   - 客户信息</w:t>
+        <w:br/>
+        <w:t xml:space="preserve">   - 诉求内容</w:t>
+        <w:br/>
+        <w:t xml:space="preserve">   - 处理措施</w:t>
+        <w:br/>
+        <w:t xml:space="preserve">   - 处理结果</w:t>
+        <w:br/>
+        <w:t xml:space="preserve">   - 客户满意度</w:t>
+        <w:br/>
+        <w:br/>
+        <w:t>□ 7. 更新诉求状态</w:t>
+        <w:br/>
+        <w:t xml:space="preserve">   - 更新为"已处理"</w:t>
+        <w:br/>
+        <w:t xml:space="preserve">   - 记录处理时间</w:t>
+      </w:r>
+    </w:p>
+    <w:p>
+      <w:pPr>
+        <w:jc w:val="both"/>
+      </w:pPr>
+      <w:r>
+        <w:rPr>
+          <w:rFonts w:ascii="Microsoft YaHei" w:hAnsi="Microsoft YaHei" w:eastAsia="Microsoft YaHei"/>
+          <w:sz w:val="21"/>
+        </w:rPr>
+        <w:t>产出：诉求处理记录、处理结果反馈</w:t>
+      </w:r>
+    </w:p>
+    <w:p>
+      <w:pPr>
+        <w:jc w:val="both"/>
+      </w:pPr>
+      <w:r>
+        <w:rPr>
+          <w:rFonts w:ascii="Microsoft YaHei" w:hAnsi="Microsoft YaHei" w:eastAsia="Microsoft YaHei"/>
+          <w:sz w:val="21"/>
+        </w:rPr>
+        <w:t>工具：诉求处理台账</w:t>
+      </w:r>
+    </w:p>
+    <w:p>
+      <w:pPr>
+        <w:pStyle w:val="Heading4"/>
+      </w:pPr>
+      <w:r>
+        <w:rPr>
+          <w:rFonts w:ascii="Microsoft YaHei" w:hAnsi="Microsoft YaHei" w:eastAsia="Microsoft YaHei"/>
+          <w:b/>
+          <w:color w:val="2E5A4C"/>
+          <w:sz w:val="24"/>
+        </w:rPr>
+        <w:t>步骤5：更新知识库（T+1~T+7天）</w:t>
+      </w:r>
+    </w:p>
+    <w:p>
+      <w:pPr>
+        <w:jc w:val="both"/>
+      </w:pPr>
+      <w:r>
+        <w:rPr>
+          <w:rFonts w:ascii="Microsoft YaHei" w:hAnsi="Microsoft YaHei" w:eastAsia="Microsoft YaHei"/>
+          <w:sz w:val="21"/>
+        </w:rPr>
+        <w:t>执行时间：驻点后1周内</w:t>
+      </w:r>
+    </w:p>
+    <w:p>
+      <w:pPr>
+        <w:jc w:val="both"/>
+      </w:pPr>
+      <w:r>
+        <w:rPr>
+          <w:rFonts w:ascii="Microsoft YaHei" w:hAnsi="Microsoft YaHei" w:eastAsia="Microsoft YaHei"/>
+          <w:sz w:val="21"/>
+        </w:rPr>
+        <w:t>工作内容：</w:t>
+      </w:r>
+    </w:p>
+    <w:p>
+      <w:pPr>
+        <w:jc w:val="both"/>
+      </w:pPr>
+      <w:r>
+        <w:rPr>
+          <w:rFonts w:ascii="Microsoft YaHei" w:hAnsi="Microsoft YaHei" w:eastAsia="Microsoft YaHei"/>
+          <w:sz w:val="21"/>
+        </w:rPr>
+        <w:t>知识库更新流程</w:t>
+        <w:br/>
+        <w:br/>
+        <w:t>□ 1. 更新设备信息库</w:t>
+        <w:br/>
+        <w:t xml:space="preserve">   - 新采集的配电房信息</w:t>
+        <w:br/>
+        <w:t xml:space="preserve">   - 更新的设备信息</w:t>
+        <w:br/>
+        <w:t xml:space="preserve">   - 新发现的隐患记录</w:t>
+        <w:br/>
+        <w:br/>
+        <w:t>□ 2. 更新应急资源库</w:t>
+        <w:br/>
+        <w:t xml:space="preserve">   - 新采集的应急资源信息</w:t>
+        <w:br/>
+        <w:t xml:space="preserve">   - 更新的应急资源信息</w:t>
+        <w:br/>
+        <w:t xml:space="preserve">   - 应急演练记录（如有）</w:t>
+        <w:br/>
+        <w:br/>
+        <w:t>□ 3. 更新客户信息</w:t>
+        <w:br/>
+        <w:t xml:space="preserve">   - 走访记录</w:t>
+        <w:br/>
+        <w:t xml:space="preserve">   - 服务记录</w:t>
+        <w:br/>
+        <w:t xml:space="preserve">   - 客户诉求记录</w:t>
+        <w:br/>
+        <w:br/>
+        <w:t>□ 4. 上传照片资料</w:t>
+        <w:br/>
+        <w:t xml:space="preserve">   - 配电房照片</w:t>
+        <w:br/>
+        <w:t xml:space="preserve">   - 设备照片</w:t>
+        <w:br/>
+        <w:t xml:space="preserve">   - 应急资源照片</w:t>
+        <w:br/>
+        <w:t xml:space="preserve">   - 现场工作照片</w:t>
+        <w:br/>
+        <w:br/>
+        <w:t>□ 5. 完善工作模板</w:t>
+        <w:br/>
+        <w:t xml:space="preserve">   - 根据使用经验优化模板</w:t>
+        <w:br/>
+        <w:t xml:space="preserve">   - 补充缺失的模板</w:t>
+        <w:br/>
+        <w:br/>
+        <w:t>□ 6. 数据质量检查</w:t>
+        <w:br/>
+        <w:t xml:space="preserve">   - 检查数据完整性</w:t>
+        <w:br/>
+        <w:t xml:space="preserve">   - 检查数据准确性</w:t>
+        <w:br/>
+        <w:t xml:space="preserve">   - 修正错误数据</w:t>
+      </w:r>
+    </w:p>
+    <w:p>
+      <w:pPr>
+        <w:jc w:val="both"/>
+      </w:pPr>
+      <w:r>
+        <w:rPr>
+          <w:rFonts w:ascii="Microsoft YaHei" w:hAnsi="Microsoft YaHei" w:eastAsia="Microsoft YaHei"/>
+          <w:sz w:val="21"/>
+        </w:rPr>
+        <w:t>产出：更新的知识库、数据质量报告</w:t>
+      </w:r>
+    </w:p>
+    <w:p>
+      <w:pPr>
+        <w:jc w:val="both"/>
+      </w:pPr>
+      <w:r>
+        <w:rPr>
+          <w:rFonts w:ascii="Microsoft YaHei" w:hAnsi="Microsoft YaHei" w:eastAsia="Microsoft YaHei"/>
+          <w:sz w:val="21"/>
+        </w:rPr>
+        <w:t>工具：WPS多维表、文件管理器</w:t>
+      </w:r>
+    </w:p>
+    <w:p>
+      <w:pPr>
+        <w:pStyle w:val="Heading4"/>
+      </w:pPr>
+      <w:r>
+        <w:rPr>
+          <w:rFonts w:ascii="Microsoft YaHei" w:hAnsi="Microsoft YaHei" w:eastAsia="Microsoft YaHei"/>
+          <w:b/>
+          <w:color w:val="2E5A4C"/>
+          <w:sz w:val="24"/>
+        </w:rPr>
+        <w:t>步骤6：总结归档（T+7天）</w:t>
+      </w:r>
+    </w:p>
+    <w:p>
+      <w:pPr>
+        <w:jc w:val="both"/>
+      </w:pPr>
+      <w:r>
+        <w:rPr>
+          <w:rFonts w:ascii="Microsoft YaHei" w:hAnsi="Microsoft YaHei" w:eastAsia="Microsoft YaHei"/>
+          <w:sz w:val="21"/>
+        </w:rPr>
+        <w:t>执行时间：驻点后第7天</w:t>
+      </w:r>
+    </w:p>
+    <w:p>
+      <w:pPr>
+        <w:jc w:val="both"/>
+      </w:pPr>
+      <w:r>
+        <w:rPr>
+          <w:rFonts w:ascii="Microsoft YaHei" w:hAnsi="Microsoft YaHei" w:eastAsia="Microsoft YaHei"/>
+          <w:sz w:val="21"/>
+        </w:rPr>
+        <w:t>工作内容：</w:t>
+      </w:r>
+    </w:p>
+    <w:p>
+      <w:pPr>
+        <w:jc w:val="both"/>
+      </w:pPr>
+      <w:r>
+        <w:rPr>
+          <w:rFonts w:ascii="Microsoft YaHei" w:hAnsi="Microsoft YaHei" w:eastAsia="Microsoft YaHei"/>
+          <w:sz w:val="21"/>
+        </w:rPr>
+        <w:t>总结归档清单</w:t>
+        <w:br/>
+        <w:br/>
+        <w:t>□ 1. 撰写驻点工作总结</w:t>
+        <w:br/>
+        <w:t xml:space="preserve">   </w:t>
+        <w:br/>
+        <w:t xml:space="preserve">   【工作总结模板】</w:t>
+        <w:br/>
+        <w:t xml:space="preserve">   </w:t>
+        <w:br/>
+        <w:t xml:space="preserve">   一、基本信息</w:t>
+        <w:br/>
+        <w:t xml:space="preserve">   - 驻点小区：</w:t>
+        <w:br/>
+        <w:t xml:space="preserve">   - 驻点时间：</w:t>
+        <w:br/>
+        <w:t xml:space="preserve">   - 驻点时长：</w:t>
+        <w:br/>
+        <w:t xml:space="preserve">   - 客户经理：</w:t>
+        <w:br/>
+        <w:t xml:space="preserve">   </w:t>
+        <w:br/>
+        <w:t xml:space="preserve">   二、工作完成情况</w:t>
+        <w:br/>
+        <w:t xml:space="preserve">   - 计划工作内容：</w:t>
+        <w:br/>
+        <w:t xml:space="preserve">   - 实际完成内容：</w:t>
+        <w:br/>
+        <w:t xml:space="preserve">   - 完成率：</w:t>
+        <w:br/>
+        <w:t xml:space="preserve">   </w:t>
+        <w:br/>
+        <w:t xml:space="preserve">   三、主要成果</w:t>
+        <w:br/>
+        <w:t xml:space="preserve">   - 走访客户：  户</w:t>
+        <w:br/>
+        <w:t xml:space="preserve">   - 发现隐患：  处</w:t>
+        <w:br/>
+        <w:t xml:space="preserve">   - 采集信息：  条</w:t>
+        <w:br/>
+        <w:t xml:space="preserve">   - 解决问题：  个</w:t>
+        <w:br/>
+        <w:t xml:space="preserve">   </w:t>
+        <w:br/>
+        <w:t xml:space="preserve">   四、存在问题</w:t>
+        <w:br/>
+        <w:t xml:space="preserve">   - </w:t>
+        <w:br/>
+        <w:t xml:space="preserve">   - </w:t>
+        <w:br/>
+        <w:t xml:space="preserve">   </w:t>
+        <w:br/>
+        <w:t xml:space="preserve">   五、经验与教训</w:t>
+        <w:br/>
+        <w:t xml:space="preserve">   - 成功经验：</w:t>
+        <w:br/>
+        <w:t xml:space="preserve">   - 存在不足：</w:t>
+        <w:br/>
+        <w:t xml:space="preserve">   </w:t>
+        <w:br/>
+        <w:t xml:space="preserve">   六、改进建议</w:t>
+        <w:br/>
+        <w:t xml:space="preserve">   - </w:t>
+        <w:br/>
+        <w:t xml:space="preserve">   - </w:t>
+        <w:br/>
+        <w:t xml:space="preserve">   </w:t>
+        <w:br/>
+        <w:t xml:space="preserve">   七、下次驻点建议</w:t>
+        <w:br/>
+        <w:t xml:space="preserve">   - 建议时间：</w:t>
+        <w:br/>
+        <w:t xml:space="preserve">   - 重点工作：</w:t>
+        <w:br/>
+        <w:t xml:space="preserve">   - 注意事项：</w:t>
+        <w:br/>
+        <w:br/>
+        <w:t>□ 2. 整理归档资料</w:t>
+        <w:br/>
+        <w:t xml:space="preserve">   - 驻点工作计划</w:t>
+        <w:br/>
+        <w:t xml:space="preserve">   - 驻点工作记录</w:t>
+        <w:br/>
+        <w:t xml:space="preserve">   - 现场照片</w:t>
+        <w:br/>
+        <w:t xml:space="preserve">   - 客户反馈</w:t>
+        <w:br/>
+        <w:t xml:space="preserve">   - 工作总结</w:t>
+        <w:br/>
+        <w:t xml:space="preserve">   </w:t>
+        <w:br/>
+        <w:t xml:space="preserve">   【归档文件夹结构】</w:t>
+        <w:br/>
+        <w:t xml:space="preserve">   /驻点工作档案</w:t>
+        <w:br/>
+        <w:t xml:space="preserve">     /2026年</w:t>
+        <w:br/>
+        <w:t xml:space="preserve">       /03月</w:t>
+        <w:br/>
+        <w:t xml:space="preserve">         /武侯花园-20260317</w:t>
+        <w:br/>
+        <w:t xml:space="preserve">           - 工作计划.pdf</w:t>
+        <w:br/>
+        <w:t xml:space="preserve">           - 工作记录.pdf</w:t>
+        <w:br/>
+        <w:t xml:space="preserve">           - 照片/</w:t>
+        <w:br/>
+        <w:t xml:space="preserve">           - 客户反馈.pdf</w:t>
+        <w:br/>
+        <w:t xml:space="preserve">           - 工作总结.pdf</w:t>
+        <w:br/>
+        <w:br/>
+        <w:t>□ 3. 更新小区信息</w:t>
+        <w:br/>
+        <w:t xml:space="preserve">   - 更新"上次驻点时间"</w:t>
+        <w:br/>
+        <w:t xml:space="preserve">   - 更新"驻点次数"</w:t>
+        <w:br/>
+        <w:t xml:space="preserve">   - 更新"下次驻点建议"</w:t>
+        <w:br/>
+        <w:br/>
+        <w:t>□ 4. 分享经验（可选）</w:t>
+        <w:br/>
+        <w:t xml:space="preserve">   - 在团队会议中分享经验</w:t>
+        <w:br/>
+        <w:t xml:space="preserve">   - 撰写案例分享</w:t>
+        <w:br/>
+        <w:t xml:space="preserve">   - 提出流程优化建议</w:t>
+        <w:br/>
+        <w:br/>
+        <w:t>□ 5. 闭环确认</w:t>
+        <w:br/>
+        <w:t xml:space="preserve">   - 确认所有工作已闭环</w:t>
+        <w:br/>
+        <w:t xml:space="preserve">   - 确认所有问题已处理或已安排</w:t>
+        <w:br/>
+        <w:t xml:space="preserve">   - 确认资料已归档</w:t>
+      </w:r>
+    </w:p>
+    <w:p>
+      <w:pPr>
+        <w:jc w:val="both"/>
+      </w:pPr>
+      <w:r>
+        <w:rPr>
+          <w:rFonts w:ascii="Microsoft YaHei" w:hAnsi="Microsoft YaHei" w:eastAsia="Microsoft YaHei"/>
+          <w:sz w:val="21"/>
+        </w:rPr>
+        <w:t>产出：驻点工作总结、归档资料、经验分享</w:t>
+      </w:r>
+    </w:p>
+    <w:p>
+      <w:pPr>
+        <w:jc w:val="both"/>
+      </w:pPr>
+      <w:r>
+        <w:rPr>
+          <w:rFonts w:ascii="Microsoft YaHei" w:hAnsi="Microsoft YaHei" w:eastAsia="Microsoft YaHei"/>
+          <w:sz w:val="21"/>
+        </w:rPr>
+        <w:t>工具：WPS文档、文件管理器</w:t>
+      </w:r>
+    </w:p>
+    <w:p>
+      <w:pPr>
         <w:pStyle w:val="Heading2"/>
-        <w:jc w:val="left"/>
       </w:pPr>
       <w:r>
         <w:rPr>
@@ -54,56 +3174,403 @@
           <w:color w:val="1B365D"/>
           <w:sz w:val="28"/>
         </w:rPr>
-        <w:t>📋 文档概览</w:t>
+        <w:t>五、流程支持工具</w:t>
       </w:r>
     </w:p>
     <w:p>
       <w:pPr>
+        <w:pStyle w:val="Heading3"/>
+      </w:pPr>
+      <w:r>
+        <w:rPr>
+          <w:rFonts w:ascii="Microsoft YaHei" w:hAnsi="Microsoft YaHei" w:eastAsia="Microsoft YaHei"/>
+          <w:b/>
+          <w:color w:val="2E5A4C"/>
+          <w:sz w:val="24"/>
+        </w:rPr>
+        <w:t>5.1 工具清单</w:t>
+      </w:r>
+    </w:p>
+    <w:p>
+      <w:pPr>
+        <w:pStyle w:val="Heading3"/>
+      </w:pPr>
+      <w:r>
+        <w:rPr>
+          <w:rFonts w:ascii="Microsoft YaHei" w:hAnsi="Microsoft YaHei" w:eastAsia="Microsoft YaHei"/>
+          <w:b/>
+          <w:color w:val="2E5A4C"/>
+          <w:sz w:val="24"/>
+        </w:rPr>
+        <w:t>5.2 表单清单</w:t>
+      </w:r>
+    </w:p>
+    <w:p>
+      <w:pPr>
+        <w:pStyle w:val="Heading3"/>
+      </w:pPr>
+      <w:r>
+        <w:rPr>
+          <w:rFonts w:ascii="Microsoft YaHei" w:hAnsi="Microsoft YaHei" w:eastAsia="Microsoft YaHei"/>
+          <w:b/>
+          <w:color w:val="2E5A4C"/>
+          <w:sz w:val="24"/>
+        </w:rPr>
+        <w:t>5.3 关键数据表</w:t>
+      </w:r>
+    </w:p>
+    <w:p>
+      <w:pPr>
+        <w:pStyle w:val="Heading2"/>
+      </w:pPr>
+      <w:r>
+        <w:rPr>
+          <w:rFonts w:ascii="Microsoft YaHei" w:hAnsi="Microsoft YaHei" w:eastAsia="Microsoft YaHei"/>
+          <w:b/>
+          <w:color w:val="1B365D"/>
+          <w:sz w:val="28"/>
+        </w:rPr>
+        <w:t>六、流程优化建议</w:t>
+      </w:r>
+    </w:p>
+    <w:p>
+      <w:pPr>
+        <w:pStyle w:val="Heading3"/>
+      </w:pPr>
+      <w:r>
+        <w:rPr>
+          <w:rFonts w:ascii="Microsoft YaHei" w:hAnsi="Microsoft YaHei" w:eastAsia="Microsoft YaHei"/>
+          <w:b/>
+          <w:color w:val="2E5A4C"/>
+          <w:sz w:val="24"/>
+        </w:rPr>
+        <w:t>6.1 效率提升建议</w:t>
+      </w:r>
+    </w:p>
+    <w:p>
+      <w:pPr>
+        <w:jc w:val="both"/>
+      </w:pPr>
+      <w:r>
+        <w:rPr>
+          <w:rFonts w:ascii="Microsoft YaHei" w:hAnsi="Microsoft YaHei" w:eastAsia="Microsoft YaHei"/>
+          <w:sz w:val="21"/>
+        </w:rPr>
+        <w:t>1. 信息推送自动化</w:t>
+      </w:r>
+    </w:p>
+    <w:p>
+      <w:pPr>
+        <w:jc w:val="both"/>
+      </w:pPr>
+      <w:r>
+        <w:rPr>
+          <w:rFonts w:ascii="Microsoft YaHei" w:hAnsi="Microsoft YaHei" w:eastAsia="Microsoft YaHei"/>
+          <w:sz w:val="21"/>
+        </w:rPr>
+        <w:t>- 系统自动推送重点客户清单</w:t>
+      </w:r>
+    </w:p>
+    <w:p>
+      <w:pPr>
+        <w:jc w:val="both"/>
+      </w:pPr>
+      <w:r>
+        <w:rPr>
+          <w:rFonts w:ascii="Microsoft YaHei" w:hAnsi="Microsoft YaHei" w:eastAsia="Microsoft YaHei"/>
+          <w:sz w:val="21"/>
+        </w:rPr>
+        <w:t>- 减少人工查询时间</w:t>
+      </w:r>
+    </w:p>
+    <w:p>
+      <w:pPr>
+        <w:jc w:val="both"/>
+      </w:pPr>
+      <w:r>
+        <w:rPr>
+          <w:rFonts w:ascii="Microsoft YaHei" w:hAnsi="Microsoft YaHei" w:eastAsia="Microsoft YaHei"/>
+          <w:sz w:val="21"/>
+        </w:rPr>
+        <w:t>2. 移动办公优化</w:t>
+      </w:r>
+    </w:p>
+    <w:p>
+      <w:pPr>
+        <w:jc w:val="both"/>
+      </w:pPr>
+      <w:r>
+        <w:rPr>
+          <w:rFonts w:ascii="Microsoft YaHei" w:hAnsi="Microsoft YaHei" w:eastAsia="Microsoft YaHei"/>
+          <w:sz w:val="21"/>
+        </w:rPr>
+        <w:t>- 优化WPS多维表移动端体验</w:t>
+      </w:r>
+    </w:p>
+    <w:p>
+      <w:pPr>
+        <w:jc w:val="both"/>
+      </w:pPr>
+      <w:r>
+        <w:rPr>
+          <w:rFonts w:ascii="Microsoft YaHei" w:hAnsi="Microsoft YaHei" w:eastAsia="Microsoft YaHei"/>
+          <w:sz w:val="21"/>
+        </w:rPr>
+        <w:t>- 支持离线查询和录入</w:t>
+      </w:r>
+    </w:p>
+    <w:p>
+      <w:pPr>
+        <w:jc w:val="both"/>
+      </w:pPr>
+      <w:r>
+        <w:rPr>
+          <w:rFonts w:ascii="Microsoft YaHei" w:hAnsi="Microsoft YaHei" w:eastAsia="Microsoft YaHei"/>
+          <w:sz w:val="21"/>
+        </w:rPr>
+        <w:t>3. 智能路线规划</w:t>
+      </w:r>
+    </w:p>
+    <w:p>
+      <w:pPr>
+        <w:jc w:val="both"/>
+      </w:pPr>
+      <w:r>
+        <w:rPr>
+          <w:rFonts w:ascii="Microsoft YaHei" w:hAnsi="Microsoft YaHei" w:eastAsia="Microsoft YaHei"/>
+          <w:sz w:val="21"/>
+        </w:rPr>
+        <w:t>- 根据客户位置智能规划走访路线</w:t>
+      </w:r>
+    </w:p>
+    <w:p>
+      <w:pPr>
+        <w:jc w:val="both"/>
+      </w:pPr>
+      <w:r>
+        <w:rPr>
+          <w:rFonts w:ascii="Microsoft YaHei" w:hAnsi="Microsoft YaHei" w:eastAsia="Microsoft YaHei"/>
+          <w:sz w:val="21"/>
+        </w:rPr>
+        <w:t>- 减少往返时间</w:t>
+      </w:r>
+    </w:p>
+    <w:p>
+      <w:pPr>
+        <w:jc w:val="both"/>
+      </w:pPr>
+      <w:r>
+        <w:rPr>
+          <w:rFonts w:ascii="Microsoft YaHei" w:hAnsi="Microsoft YaHei" w:eastAsia="Microsoft YaHei"/>
+          <w:sz w:val="21"/>
+        </w:rPr>
+        <w:t>4. 语音识别录入</w:t>
+      </w:r>
+    </w:p>
+    <w:p>
+      <w:pPr>
+        <w:jc w:val="both"/>
+      </w:pPr>
+      <w:r>
+        <w:rPr>
+          <w:rFonts w:ascii="Microsoft YaHei" w:hAnsi="Microsoft YaHei" w:eastAsia="Microsoft YaHei"/>
+          <w:sz w:val="21"/>
+        </w:rPr>
+        <w:t>- 支持语音录入工作记录</w:t>
+      </w:r>
+    </w:p>
+    <w:p>
+      <w:pPr>
+        <w:jc w:val="both"/>
+      </w:pPr>
+      <w:r>
+        <w:rPr>
+          <w:rFonts w:ascii="Microsoft YaHei" w:hAnsi="Microsoft YaHei" w:eastAsia="Microsoft YaHei"/>
+          <w:sz w:val="21"/>
+        </w:rPr>
+        <w:t>- 减少打字时间</w:t>
+      </w:r>
+    </w:p>
+    <w:p>
+      <w:pPr>
+        <w:pStyle w:val="Heading3"/>
+      </w:pPr>
+      <w:r>
+        <w:rPr>
+          <w:rFonts w:ascii="Microsoft YaHei" w:hAnsi="Microsoft YaHei" w:eastAsia="Microsoft YaHei"/>
+          <w:b/>
+          <w:color w:val="2E5A4C"/>
+          <w:sz w:val="24"/>
+        </w:rPr>
+        <w:t>6.2 质量提升建议</w:t>
+      </w:r>
+    </w:p>
+    <w:p>
+      <w:pPr>
+        <w:jc w:val="both"/>
+      </w:pPr>
+      <w:r>
+        <w:rPr>
+          <w:rFonts w:ascii="Microsoft YaHei" w:hAnsi="Microsoft YaHei" w:eastAsia="Microsoft YaHei"/>
+          <w:sz w:val="21"/>
+        </w:rPr>
+        <w:t>1. 工作提醒机制</w:t>
+      </w:r>
+    </w:p>
+    <w:p>
+      <w:pPr>
+        <w:jc w:val="both"/>
+      </w:pPr>
+      <w:r>
+        <w:rPr>
+          <w:rFonts w:ascii="Microsoft YaHei" w:hAnsi="Microsoft YaHei" w:eastAsia="Microsoft YaHei"/>
+          <w:sz w:val="21"/>
+        </w:rPr>
+        <w:t>- 关键节点自动提醒</w:t>
+      </w:r>
+    </w:p>
+    <w:p>
+      <w:pPr>
+        <w:jc w:val="both"/>
+      </w:pPr>
+      <w:r>
+        <w:rPr>
+          <w:rFonts w:ascii="Microsoft YaHei" w:hAnsi="Microsoft YaHei" w:eastAsia="Microsoft YaHei"/>
+          <w:sz w:val="21"/>
+        </w:rPr>
+        <w:t>- 避免遗漏重要工作</w:t>
+      </w:r>
+    </w:p>
+    <w:p>
+      <w:pPr>
+        <w:jc w:val="both"/>
+      </w:pPr>
+      <w:r>
+        <w:rPr>
+          <w:rFonts w:ascii="Microsoft YaHei" w:hAnsi="Microsoft YaHei" w:eastAsia="Microsoft YaHei"/>
+          <w:sz w:val="21"/>
+        </w:rPr>
+        <w:t>2. 质量检查清单</w:t>
+      </w:r>
+    </w:p>
+    <w:p>
+      <w:pPr>
+        <w:jc w:val="both"/>
+      </w:pPr>
+      <w:r>
+        <w:rPr>
+          <w:rFonts w:ascii="Microsoft YaHei" w:hAnsi="Microsoft YaHei" w:eastAsia="Microsoft YaHei"/>
+          <w:sz w:val="21"/>
+        </w:rPr>
+        <w:t>- 关键工作强制检查</w:t>
+      </w:r>
+    </w:p>
+    <w:p>
+      <w:pPr>
+        <w:jc w:val="both"/>
+      </w:pPr>
+      <w:r>
+        <w:rPr>
+          <w:rFonts w:ascii="Microsoft YaHei" w:hAnsi="Microsoft YaHei" w:eastAsia="Microsoft YaHei"/>
+          <w:sz w:val="21"/>
+        </w:rPr>
+        <w:t>- 确保工作质量</w:t>
+      </w:r>
+    </w:p>
+    <w:p>
+      <w:pPr>
+        <w:jc w:val="both"/>
+      </w:pPr>
+      <w:r>
+        <w:rPr>
+          <w:rFonts w:ascii="Microsoft YaHei" w:hAnsi="Microsoft YaHei" w:eastAsia="Microsoft YaHei"/>
+          <w:sz w:val="21"/>
+        </w:rPr>
+        <w:t>3.  peer review</w:t>
+      </w:r>
+    </w:p>
+    <w:p>
+      <w:pPr>
+        <w:jc w:val="both"/>
+      </w:pPr>
+      <w:r>
+        <w:rPr>
+          <w:rFonts w:ascii="Microsoft YaHei" w:hAnsi="Microsoft YaHei" w:eastAsia="Microsoft YaHei"/>
+          <w:sz w:val="21"/>
+        </w:rPr>
+        <w:t>- 同事间相互检查工作记录</w:t>
+      </w:r>
+    </w:p>
+    <w:p>
+      <w:pPr>
+        <w:jc w:val="both"/>
+      </w:pPr>
+      <w:r>
+        <w:rPr>
+          <w:rFonts w:ascii="Microsoft YaHei" w:hAnsi="Microsoft YaHei" w:eastAsia="Microsoft YaHei"/>
+          <w:sz w:val="21"/>
+        </w:rPr>
+        <w:t>- 发现遗漏和问题</w:t>
+      </w:r>
+    </w:p>
+    <w:p>
+      <w:pPr>
+        <w:jc w:val="both"/>
+      </w:pPr>
+      <w:r>
+        <w:rPr>
+          <w:rFonts w:ascii="Microsoft YaHei" w:hAnsi="Microsoft YaHei" w:eastAsia="Microsoft YaHei"/>
+          <w:sz w:val="21"/>
+        </w:rPr>
+        <w:t>4. 定期复盘</w:t>
+      </w:r>
+    </w:p>
+    <w:p>
+      <w:pPr>
+        <w:jc w:val="both"/>
+      </w:pPr>
+      <w:r>
+        <w:rPr>
+          <w:rFonts w:ascii="Microsoft YaHei" w:hAnsi="Microsoft YaHei" w:eastAsia="Microsoft YaHei"/>
+          <w:sz w:val="21"/>
+        </w:rPr>
+        <w:t>- 定期复盘驻点工作</w:t>
+      </w:r>
+    </w:p>
+    <w:p>
+      <w:pPr>
+        <w:jc w:val="both"/>
+      </w:pPr>
+      <w:r>
+        <w:rPr>
+          <w:rFonts w:ascii="Microsoft YaHei" w:hAnsi="Microsoft YaHei" w:eastAsia="Microsoft YaHei"/>
+          <w:sz w:val="21"/>
+        </w:rPr>
+        <w:t>- 持续改进流程</w:t>
+      </w:r>
+    </w:p>
+    <w:p>
+      <w:pPr>
+        <w:pStyle w:val="Heading2"/>
+      </w:pPr>
+      <w:r>
+        <w:rPr>
+          <w:rFonts w:ascii="Microsoft YaHei" w:hAnsi="Microsoft YaHei" w:eastAsia="Microsoft YaHei"/>
+          <w:b/>
+          <w:color w:val="1B365D"/>
+          <w:sz w:val="28"/>
+        </w:rPr>
+        <w:t>七、流程图总览</w:t>
+      </w:r>
+    </w:p>
+    <w:p>
+      <w:pPr>
         <w:jc w:val="center"/>
       </w:pPr>
       <w:r>
         <w:drawing>
           <wp:inline xmlns:a="http://schemas.openxmlformats.org/drawingml/2006/main" xmlns:pic="http://schemas.openxmlformats.org/drawingml/2006/picture">
-            <wp:extent cx="5029200" cy="1885950"/>
-            <wp:docPr id="3" name="Picture 3"/>
-            <wp:cNvGraphicFramePr>
-              <a:graphicFrameLocks noChangeAspect="1"/>
-            </wp:cNvGraphicFramePr>
-            <a:graphic>
-              <a:graphicData uri="http://schemas.openxmlformats.org/drawingml/2006/picture">
-                <pic:pic>
-                  <pic:nvPicPr>
-                    <pic:cNvPr id="0" name="05-驻点工作流程设计_086.png"/>
-                    <pic:cNvPicPr/>
-                  </pic:nvPicPr>
-                  <pic:blipFill>
-                    <a:blip r:embed="rId11"/>
-                    <a:stretch>
-                      <a:fillRect/>
-                    </a:stretch>
-                  </pic:blipFill>
-                  <pic:spPr>
-                    <a:xfrm>
-                      <a:off x="0" y="0"/>
-                      <a:ext cx="5029200" cy="1885950"/>
-                    </a:xfrm>
-                    <a:prstGeom prst="rect"/>
-                  </pic:spPr>
-                </pic:pic>
-              </a:graphicData>
-            </a:graphic>
-          </wp:inline>
-        </w:drawing>
-      </w:r>
-    </w:p>
-    <w:p>
-      <w:pPr>
-        <w:jc w:val="center"/>
-      </w:pPr>
-      <w:r>
-        <w:drawing>
-          <wp:inline xmlns:a="http://schemas.openxmlformats.org/drawingml/2006/main" xmlns:pic="http://schemas.openxmlformats.org/drawingml/2006/picture">
-            <wp:extent cx="5029200" cy="1885950"/>
+            <wp:extent cx="5029200" cy="19060668"/>
             <wp:docPr id="5" name="Picture 5"/>
             <wp:cNvGraphicFramePr>
               <a:graphicFrameLocks noChangeAspect="1"/>
@@ -112,7 +3579,7 @@
               <a:graphicData uri="http://schemas.openxmlformats.org/drawingml/2006/picture">
                 <pic:pic>
                   <pic:nvPicPr>
-                    <pic:cNvPr id="0" name="05-驻点工作流程设计_088.png"/>
+                    <pic:cNvPr id="0" name="ascii_img_005.png"/>
                     <pic:cNvPicPr/>
                   </pic:nvPicPr>
                   <pic:blipFill>
@@ -124,7 +3591,7 @@
                   <pic:spPr>
                     <a:xfrm>
                       <a:off x="0" y="0"/>
-                      <a:ext cx="5029200" cy="1885950"/>
+                      <a:ext cx="5029200" cy="19060668"/>
                     </a:xfrm>
                     <a:prstGeom prst="rect"/>
                   </pic:spPr>
@@ -133,3538 +3600,6 @@
             </a:graphic>
           </wp:inline>
         </w:drawing>
-      </w:r>
-    </w:p>
-    <w:p>
-      <w:pPr>
-        <w:jc w:val="both"/>
-      </w:pPr>
-      <w:r>
-        <w:rPr>
-          <w:rFonts w:ascii="Microsoft YaHei" w:hAnsi="Microsoft YaHei" w:eastAsia="Microsoft YaHei"/>
-          <w:sz w:val="21"/>
-        </w:rPr>
-        <w:t>流程周期：单次驻点周期（驻点前1天 → 驻点当天 → 驻点后1周）</w:t>
-      </w:r>
-    </w:p>
-    <w:p>
-      <w:pPr>
-        <w:pStyle w:val="Heading2"/>
-        <w:jc w:val="left"/>
-      </w:pPr>
-      <w:r>
-        <w:rPr>
-          <w:rFonts w:ascii="Microsoft YaHei" w:hAnsi="Microsoft YaHei" w:eastAsia="Microsoft YaHei"/>
-          <w:b/>
-          <w:color w:val="1B365D"/>
-          <w:sz w:val="28"/>
-        </w:rPr>
-        <w:t>二、驻点前阶段（T-1天）</w:t>
-      </w:r>
-    </w:p>
-    <w:p>
-      <w:pPr>
-        <w:pStyle w:val="Heading3"/>
-        <w:jc w:val="left"/>
-      </w:pPr>
-      <w:r>
-        <w:rPr>
-          <w:rFonts w:ascii="Microsoft YaHei" w:hAnsi="Microsoft YaHei" w:eastAsia="Microsoft YaHei"/>
-          <w:b/>
-          <w:color w:val="2E5A4C"/>
-          <w:sz w:val="24"/>
-        </w:rPr>
-        <w:t>2.1 流程图</w:t>
-      </w:r>
-    </w:p>
-    <w:p>
-      <w:pPr>
-        <w:spacing w:before="120" w:after="120"/>
-        <w:ind w:left="432"/>
-        <w:jc w:val="center"/>
-      </w:pPr>
-      <w:r>
-        <w:drawing>
-          <wp:inline xmlns:a="http://schemas.openxmlformats.org/drawingml/2006/main" xmlns:pic="http://schemas.openxmlformats.org/drawingml/2006/picture">
-            <wp:extent cx="5029200" cy="2235200"/>
-            <wp:docPr id="1" name="Picture 1"/>
-            <wp:cNvGraphicFramePr>
-              <a:graphicFrameLocks noChangeAspect="1"/>
-            </wp:cNvGraphicFramePr>
-            <a:graphic>
-              <a:graphicData uri="http://schemas.openxmlformats.org/drawingml/2006/picture">
-                <pic:pic>
-                  <pic:nvPicPr>
-                    <pic:cNvPr id="0" name="05-驻点工作流程设计_080.png"/>
-                    <pic:cNvPicPr/>
-                  </pic:nvPicPr>
-                  <pic:blipFill>
-                    <a:blip r:embed="rId9"/>
-                    <a:stretch>
-                      <a:fillRect/>
-                    </a:stretch>
-                  </pic:blipFill>
-                  <pic:spPr>
-                    <a:xfrm>
-                      <a:off x="0" y="0"/>
-                      <a:ext cx="5029200" cy="2235200"/>
-                    </a:xfrm>
-                    <a:prstGeom prst="rect"/>
-                  </pic:spPr>
-                </pic:pic>
-              </a:graphicData>
-            </a:graphic>
-          </wp:inline>
-        </w:drawing>
-      </w:r>
-    </w:p>
-    <w:p>
-      <w:pPr>
-        <w:pStyle w:val="Heading3"/>
-        <w:jc w:val="left"/>
-      </w:pPr>
-      <w:r>
-        <w:rPr>
-          <w:rFonts w:ascii="Microsoft YaHei" w:hAnsi="Microsoft YaHei" w:eastAsia="Microsoft YaHei"/>
-          <w:b/>
-          <w:color w:val="2E5A4C"/>
-          <w:sz w:val="24"/>
-        </w:rPr>
-        <w:t>2.2 详细步骤</w:t>
-      </w:r>
-    </w:p>
-    <w:p>
-      <w:pPr>
-        <w:pStyle w:val="Heading4"/>
-        <w:jc w:val="left"/>
-      </w:pPr>
-      <w:r>
-        <w:rPr>
-          <w:rFonts w:ascii="Microsoft YaHei" w:hAnsi="Microsoft YaHei" w:eastAsia="Microsoft YaHei"/>
-          <w:b/>
-          <w:sz w:val="22"/>
-        </w:rPr>
-        <w:t>步骤1：查询驻点小区信息</w:t>
-      </w:r>
-    </w:p>
-    <w:p>
-      <w:pPr>
-        <w:jc w:val="both"/>
-      </w:pPr>
-      <w:r>
-        <w:rPr>
-          <w:rFonts w:ascii="Microsoft YaHei" w:hAnsi="Microsoft YaHei" w:eastAsia="Microsoft YaHei"/>
-          <w:sz w:val="21"/>
-        </w:rPr>
-        <w:t>执行时间：驻点前1天上午</w:t>
-      </w:r>
-    </w:p>
-    <w:p>
-      <w:pPr>
-        <w:jc w:val="both"/>
-      </w:pPr>
-      <w:r>
-        <w:rPr>
-          <w:rFonts w:ascii="Microsoft YaHei" w:hAnsi="Microsoft YaHei" w:eastAsia="Microsoft YaHei"/>
-          <w:sz w:val="21"/>
-        </w:rPr>
-        <w:t>操作内容：</w:t>
-      </w:r>
-    </w:p>
-    <w:p>
-      <w:pPr>
-        <w:jc w:val="both"/>
-      </w:pPr>
-      <w:r>
-        <w:rPr>
-          <w:rFonts w:ascii="Microsoft YaHei" w:hAnsi="Microsoft YaHei" w:eastAsia="Microsoft YaHei"/>
-          <w:sz w:val="21"/>
-        </w:rPr>
-        <w:t>1. 打开WPS多维表"小区台账"</w:t>
-      </w:r>
-    </w:p>
-    <w:p>
-      <w:pPr>
-        <w:jc w:val="both"/>
-      </w:pPr>
-      <w:r>
-        <w:rPr>
-          <w:rFonts w:ascii="Microsoft YaHei" w:hAnsi="Microsoft YaHei" w:eastAsia="Microsoft YaHei"/>
-          <w:sz w:val="21"/>
-        </w:rPr>
-        <w:t>2. 查询目标小区的基础信息</w:t>
-      </w:r>
-    </w:p>
-    <w:p>
-      <w:pPr>
-        <w:jc w:val="both"/>
-      </w:pPr>
-      <w:r>
-        <w:rPr>
-          <w:rFonts w:ascii="Microsoft YaHei" w:hAnsi="Microsoft YaHei" w:eastAsia="Microsoft YaHei"/>
-          <w:sz w:val="21"/>
-        </w:rPr>
-        <w:t>3. 记录关键信息</w:t>
-      </w:r>
-    </w:p>
-    <w:p>
-      <w:pPr>
-        <w:jc w:val="both"/>
-      </w:pPr>
-      <w:r>
-        <w:rPr>
-          <w:rFonts w:ascii="Microsoft YaHei" w:hAnsi="Microsoft YaHei" w:eastAsia="Microsoft YaHei"/>
-          <w:sz w:val="21"/>
-        </w:rPr>
-        <w:t>查询内容清单：</w:t>
-      </w:r>
-    </w:p>
-    <w:tbl>
-      <w:tblPr>
-        <w:tblStyle w:val="TableGrid"/>
-        <w:tblW w:type="auto" w:w="0"/>
-        <w:tblLook w:firstColumn="1" w:firstRow="1" w:lastColumn="0" w:lastRow="0" w:noHBand="0" w:noVBand="1" w:val="04A0"/>
-      </w:tblPr>
-      <w:tblGrid>
-        <w:gridCol w:w="2880"/>
-        <w:gridCol w:w="2880"/>
-        <w:gridCol w:w="2880"/>
-      </w:tblGrid>
-      <w:tr>
-        <w:tc>
-          <w:tcPr>
-            <w:tcW w:type="dxa" w:w="2880"/>
-          </w:tcPr>
-          <w:p>
-            <w:pPr>
-              <w:jc w:val="center"/>
-            </w:pPr>
-            <w:r>
-              <w:rPr>
-                <w:rFonts w:ascii="Microsoft YaHei" w:hAnsi="Microsoft YaHei" w:eastAsia="Microsoft YaHei"/>
-                <w:b/>
-                <w:sz w:val="20"/>
-              </w:rPr>
-              <w:t>信息类型</w:t>
-            </w:r>
-          </w:p>
-        </w:tc>
-        <w:tc>
-          <w:tcPr>
-            <w:tcW w:type="dxa" w:w="2880"/>
-          </w:tcPr>
-          <w:p>
-            <w:pPr>
-              <w:jc w:val="center"/>
-            </w:pPr>
-            <w:r>
-              <w:rPr>
-                <w:rFonts w:ascii="Microsoft YaHei" w:hAnsi="Microsoft YaHei" w:eastAsia="Microsoft YaHei"/>
-                <w:b/>
-                <w:sz w:val="20"/>
-              </w:rPr>
-              <w:t>具体内容</w:t>
-            </w:r>
-          </w:p>
-        </w:tc>
-        <w:tc>
-          <w:tcPr>
-            <w:tcW w:type="dxa" w:w="2880"/>
-          </w:tcPr>
-          <w:p>
-            <w:pPr>
-              <w:jc w:val="center"/>
-            </w:pPr>
-            <w:r>
-              <w:rPr>
-                <w:rFonts w:ascii="Microsoft YaHei" w:hAnsi="Microsoft YaHei" w:eastAsia="Microsoft YaHei"/>
-                <w:b/>
-                <w:sz w:val="20"/>
-              </w:rPr>
-              <w:t>用途</w:t>
-            </w:r>
-          </w:p>
-        </w:tc>
-      </w:tr>
-      <w:tr>
-        <w:tc>
-          <w:tcPr>
-            <w:tcW w:type="dxa" w:w="2880"/>
-          </w:tcPr>
-          <w:p>
-            <w:pPr>
-              <w:jc w:val="left"/>
-            </w:pPr>
-            <w:r>
-              <w:rPr>
-                <w:rFonts w:ascii="Microsoft YaHei" w:hAnsi="Microsoft YaHei" w:eastAsia="Microsoft YaHei"/>
-                <w:sz w:val="19"/>
-              </w:rPr>
-              <w:t>**基础信息**</w:t>
-            </w:r>
-          </w:p>
-        </w:tc>
-        <w:tc>
-          <w:tcPr>
-            <w:tcW w:type="dxa" w:w="2880"/>
-          </w:tcPr>
-          <w:p>
-            <w:pPr>
-              <w:jc w:val="left"/>
-            </w:pPr>
-            <w:r>
-              <w:rPr>
-                <w:rFonts w:ascii="Microsoft YaHei" w:hAnsi="Microsoft YaHei" w:eastAsia="Microsoft YaHei"/>
-                <w:sz w:val="19"/>
-              </w:rPr>
-              <w:t>小区名称、地址、总户数、商户数</w:t>
-            </w:r>
-          </w:p>
-        </w:tc>
-        <w:tc>
-          <w:tcPr>
-            <w:tcW w:type="dxa" w:w="2880"/>
-          </w:tcPr>
-          <w:p>
-            <w:pPr>
-              <w:jc w:val="left"/>
-            </w:pPr>
-            <w:r>
-              <w:rPr>
-                <w:rFonts w:ascii="Microsoft YaHei" w:hAnsi="Microsoft YaHei" w:eastAsia="Microsoft YaHei"/>
-                <w:sz w:val="19"/>
-              </w:rPr>
-              <w:t>了解小区规模</w:t>
-            </w:r>
-          </w:p>
-        </w:tc>
-      </w:tr>
-      <w:tr>
-        <w:tc>
-          <w:tcPr>
-            <w:tcW w:type="dxa" w:w="2880"/>
-          </w:tcPr>
-          <w:p>
-            <w:pPr>
-              <w:jc w:val="left"/>
-            </w:pPr>
-            <w:r>
-              <w:rPr>
-                <w:rFonts w:ascii="Microsoft YaHei" w:hAnsi="Microsoft YaHei" w:eastAsia="Microsoft YaHei"/>
-                <w:sz w:val="19"/>
-              </w:rPr>
-              <w:t>**配电信息**</w:t>
-            </w:r>
-          </w:p>
-        </w:tc>
-        <w:tc>
-          <w:tcPr>
-            <w:tcW w:type="dxa" w:w="2880"/>
-          </w:tcPr>
-          <w:p>
-            <w:pPr>
-              <w:jc w:val="left"/>
-            </w:pPr>
-            <w:r>
-              <w:rPr>
-                <w:rFonts w:ascii="Microsoft YaHei" w:hAnsi="Microsoft YaHei" w:eastAsia="Microsoft YaHei"/>
-                <w:sz w:val="19"/>
-              </w:rPr>
-              <w:t>配电房位置、数量、供电方式</w:t>
-            </w:r>
-          </w:p>
-        </w:tc>
-        <w:tc>
-          <w:tcPr>
-            <w:tcW w:type="dxa" w:w="2880"/>
-          </w:tcPr>
-          <w:p>
-            <w:pPr>
-              <w:jc w:val="left"/>
-            </w:pPr>
-            <w:r>
-              <w:rPr>
-                <w:rFonts w:ascii="Microsoft YaHei" w:hAnsi="Microsoft YaHei" w:eastAsia="Microsoft YaHei"/>
-                <w:sz w:val="19"/>
-              </w:rPr>
-              <w:t>规划用电检查</w:t>
-            </w:r>
-          </w:p>
-        </w:tc>
-      </w:tr>
-      <w:tr>
-        <w:tc>
-          <w:tcPr>
-            <w:tcW w:type="dxa" w:w="2880"/>
-          </w:tcPr>
-          <w:p>
-            <w:pPr>
-              <w:jc w:val="left"/>
-            </w:pPr>
-            <w:r>
-              <w:rPr>
-                <w:rFonts w:ascii="Microsoft YaHei" w:hAnsi="Microsoft YaHei" w:eastAsia="Microsoft YaHei"/>
-                <w:sz w:val="19"/>
-              </w:rPr>
-              <w:t>**联系人**</w:t>
-            </w:r>
-          </w:p>
-        </w:tc>
-        <w:tc>
-          <w:tcPr>
-            <w:tcW w:type="dxa" w:w="2880"/>
-          </w:tcPr>
-          <w:p>
-            <w:pPr>
-              <w:jc w:val="left"/>
-            </w:pPr>
-            <w:r>
-              <w:rPr>
-                <w:rFonts w:ascii="Microsoft YaHei" w:hAnsi="Microsoft YaHei" w:eastAsia="Microsoft YaHei"/>
-                <w:sz w:val="19"/>
-              </w:rPr>
-              <w:t>客户经理、社区联系人、物业电话</w:t>
-            </w:r>
-          </w:p>
-        </w:tc>
-        <w:tc>
-          <w:tcPr>
-            <w:tcW w:type="dxa" w:w="2880"/>
-          </w:tcPr>
-          <w:p>
-            <w:pPr>
-              <w:jc w:val="left"/>
-            </w:pPr>
-            <w:r>
-              <w:rPr>
-                <w:rFonts w:ascii="Microsoft YaHei" w:hAnsi="Microsoft YaHei" w:eastAsia="Microsoft YaHei"/>
-                <w:sz w:val="19"/>
-              </w:rPr>
-              <w:t>现场联系</w:t>
-            </w:r>
-          </w:p>
-        </w:tc>
-      </w:tr>
-      <w:tr>
-        <w:tc>
-          <w:tcPr>
-            <w:tcW w:type="dxa" w:w="2880"/>
-          </w:tcPr>
-          <w:p>
-            <w:pPr>
-              <w:jc w:val="left"/>
-            </w:pPr>
-            <w:r>
-              <w:rPr>
-                <w:rFonts w:ascii="Microsoft YaHei" w:hAnsi="Microsoft YaHei" w:eastAsia="Microsoft YaHei"/>
-                <w:sz w:val="19"/>
-              </w:rPr>
-              <w:t>**历史记录**</w:t>
-            </w:r>
-          </w:p>
-        </w:tc>
-        <w:tc>
-          <w:tcPr>
-            <w:tcW w:type="dxa" w:w="2880"/>
-          </w:tcPr>
-          <w:p>
-            <w:pPr>
-              <w:jc w:val="left"/>
-            </w:pPr>
-            <w:r>
-              <w:rPr>
-                <w:rFonts w:ascii="Microsoft YaHei" w:hAnsi="Microsoft YaHei" w:eastAsia="Microsoft YaHei"/>
-                <w:sz w:val="19"/>
-              </w:rPr>
-              <w:t>上次驻点时间、驻点次数</w:t>
-            </w:r>
-          </w:p>
-        </w:tc>
-        <w:tc>
-          <w:tcPr>
-            <w:tcW w:type="dxa" w:w="2880"/>
-          </w:tcPr>
-          <w:p>
-            <w:pPr>
-              <w:jc w:val="left"/>
-            </w:pPr>
-            <w:r>
-              <w:rPr>
-                <w:rFonts w:ascii="Microsoft YaHei" w:hAnsi="Microsoft YaHei" w:eastAsia="Microsoft YaHei"/>
-                <w:sz w:val="19"/>
-              </w:rPr>
-              <w:t>确定工作重点</w:t>
-            </w:r>
-          </w:p>
-        </w:tc>
-      </w:tr>
-      <w:tr>
-        <w:tc>
-          <w:tcPr>
-            <w:tcW w:type="dxa" w:w="2880"/>
-          </w:tcPr>
-          <w:p>
-            <w:pPr>
-              <w:jc w:val="left"/>
-            </w:pPr>
-            <w:r>
-              <w:rPr>
-                <w:rFonts w:ascii="Microsoft YaHei" w:hAnsi="Microsoft YaHei" w:eastAsia="Microsoft YaHei"/>
-                <w:sz w:val="19"/>
-              </w:rPr>
-              <w:t>**群信息**</w:t>
-            </w:r>
-          </w:p>
-        </w:tc>
-        <w:tc>
-          <w:tcPr>
-            <w:tcW w:type="dxa" w:w="2880"/>
-          </w:tcPr>
-          <w:p>
-            <w:pPr>
-              <w:jc w:val="left"/>
-            </w:pPr>
-            <w:r>
-              <w:rPr>
-                <w:rFonts w:ascii="Microsoft YaHei" w:hAnsi="Microsoft YaHei" w:eastAsia="Microsoft YaHei"/>
-                <w:sz w:val="19"/>
-              </w:rPr>
-              <w:t>是否建立微信群、群名称</w:t>
-            </w:r>
-          </w:p>
-        </w:tc>
-        <w:tc>
-          <w:tcPr>
-            <w:tcW w:type="dxa" w:w="2880"/>
-          </w:tcPr>
-          <w:p>
-            <w:pPr>
-              <w:jc w:val="left"/>
-            </w:pPr>
-            <w:r>
-              <w:rPr>
-                <w:rFonts w:ascii="Microsoft YaHei" w:hAnsi="Microsoft YaHei" w:eastAsia="Microsoft YaHei"/>
-                <w:sz w:val="19"/>
-              </w:rPr>
-              <w:t>确认入群状态</w:t>
-            </w:r>
-          </w:p>
-        </w:tc>
-      </w:tr>
-    </w:tbl>
-    <w:p/>
-    <w:p>
-      <w:pPr>
-        <w:jc w:val="both"/>
-      </w:pPr>
-      <w:r>
-        <w:rPr>
-          <w:rFonts w:ascii="Microsoft YaHei" w:hAnsi="Microsoft YaHei" w:eastAsia="Microsoft YaHei"/>
-          <w:sz w:val="21"/>
-        </w:rPr>
-        <w:t>产出：小区信息摘要</w:t>
-      </w:r>
-    </w:p>
-    <w:p>
-      <w:pPr>
-        <w:jc w:val="both"/>
-      </w:pPr>
-      <w:r>
-        <w:rPr>
-          <w:rFonts w:ascii="Microsoft YaHei" w:hAnsi="Microsoft YaHei" w:eastAsia="Microsoft YaHei"/>
-          <w:sz w:val="21"/>
-        </w:rPr>
-        <w:t>工具：WPS多维表-小区台账</w:t>
-      </w:r>
-    </w:p>
-    <w:p>
-      <w:pPr>
-        <w:pStyle w:val="Heading4"/>
-        <w:jc w:val="left"/>
-      </w:pPr>
-      <w:r>
-        <w:rPr>
-          <w:rFonts w:ascii="Microsoft YaHei" w:hAnsi="Microsoft YaHei" w:eastAsia="Microsoft YaHei"/>
-          <w:b/>
-          <w:sz w:val="22"/>
-        </w:rPr>
-        <w:t>步骤2：获取重点客户清单</w:t>
-      </w:r>
-    </w:p>
-    <w:p>
-      <w:pPr>
-        <w:jc w:val="both"/>
-      </w:pPr>
-      <w:r>
-        <w:rPr>
-          <w:rFonts w:ascii="Microsoft YaHei" w:hAnsi="Microsoft YaHei" w:eastAsia="Microsoft YaHei"/>
-          <w:sz w:val="21"/>
-        </w:rPr>
-        <w:t>执行时间：驻点前1天上午</w:t>
-      </w:r>
-    </w:p>
-    <w:p>
-      <w:pPr>
-        <w:jc w:val="both"/>
-      </w:pPr>
-      <w:r>
-        <w:rPr>
-          <w:rFonts w:ascii="Microsoft YaHei" w:hAnsi="Microsoft YaHei" w:eastAsia="Microsoft YaHei"/>
-          <w:sz w:val="21"/>
-        </w:rPr>
-        <w:t>操作内容：</w:t>
-      </w:r>
-    </w:p>
-    <w:p>
-      <w:pPr>
-        <w:jc w:val="both"/>
-      </w:pPr>
-      <w:r>
-        <w:rPr>
-          <w:rFonts w:ascii="Microsoft YaHei" w:hAnsi="Microsoft YaHei" w:eastAsia="Microsoft YaHei"/>
-          <w:sz w:val="21"/>
-        </w:rPr>
-        <w:t>1. 系统自动推送重点客户清单（企业微信）</w:t>
-      </w:r>
-    </w:p>
-    <w:p>
-      <w:pPr>
-        <w:jc w:val="both"/>
-      </w:pPr>
-      <w:r>
-        <w:rPr>
-          <w:rFonts w:ascii="Microsoft YaHei" w:hAnsi="Microsoft YaHei" w:eastAsia="Microsoft YaHei"/>
-          <w:sz w:val="21"/>
-        </w:rPr>
-        <w:t>2. 查看并确认清单内容</w:t>
-      </w:r>
-    </w:p>
-    <w:p>
-      <w:pPr>
-        <w:jc w:val="both"/>
-      </w:pPr>
-      <w:r>
-        <w:rPr>
-          <w:rFonts w:ascii="Microsoft YaHei" w:hAnsi="Microsoft YaHei" w:eastAsia="Microsoft YaHei"/>
-          <w:sz w:val="21"/>
-        </w:rPr>
-        <w:t>3. 标记重点关注客户</w:t>
-      </w:r>
-    </w:p>
-    <w:p>
-      <w:pPr>
-        <w:jc w:val="both"/>
-      </w:pPr>
-      <w:r>
-        <w:rPr>
-          <w:rFonts w:ascii="Microsoft YaHei" w:hAnsi="Microsoft YaHei" w:eastAsia="Microsoft YaHei"/>
-          <w:sz w:val="21"/>
-        </w:rPr>
-        <w:t>重点客户类型：</w:t>
-      </w:r>
-    </w:p>
-    <w:tbl>
-      <w:tblPr>
-        <w:tblStyle w:val="TableGrid"/>
-        <w:tblW w:type="auto" w:w="0"/>
-        <w:tblLook w:firstColumn="1" w:firstRow="1" w:lastColumn="0" w:lastRow="0" w:noHBand="0" w:noVBand="1" w:val="04A0"/>
-      </w:tblPr>
-      <w:tblGrid>
-        <w:gridCol w:w="2880"/>
-        <w:gridCol w:w="2880"/>
-        <w:gridCol w:w="2880"/>
-      </w:tblGrid>
-      <w:tr>
-        <w:tc>
-          <w:tcPr>
-            <w:tcW w:type="dxa" w:w="2880"/>
-          </w:tcPr>
-          <w:p>
-            <w:pPr>
-              <w:jc w:val="center"/>
-            </w:pPr>
-            <w:r>
-              <w:rPr>
-                <w:rFonts w:ascii="Microsoft YaHei" w:hAnsi="Microsoft YaHei" w:eastAsia="Microsoft YaHei"/>
-                <w:b/>
-                <w:sz w:val="20"/>
-              </w:rPr>
-              <w:t>类型</w:t>
-            </w:r>
-          </w:p>
-        </w:tc>
-        <w:tc>
-          <w:tcPr>
-            <w:tcW w:type="dxa" w:w="2880"/>
-          </w:tcPr>
-          <w:p>
-            <w:pPr>
-              <w:jc w:val="center"/>
-            </w:pPr>
-            <w:r>
-              <w:rPr>
-                <w:rFonts w:ascii="Microsoft YaHei" w:hAnsi="Microsoft YaHei" w:eastAsia="Microsoft YaHei"/>
-                <w:b/>
-                <w:sz w:val="20"/>
-              </w:rPr>
-              <w:t>识别标准</w:t>
-            </w:r>
-          </w:p>
-        </w:tc>
-        <w:tc>
-          <w:tcPr>
-            <w:tcW w:type="dxa" w:w="2880"/>
-          </w:tcPr>
-          <w:p>
-            <w:pPr>
-              <w:jc w:val="center"/>
-            </w:pPr>
-            <w:r>
-              <w:rPr>
-                <w:rFonts w:ascii="Microsoft YaHei" w:hAnsi="Microsoft YaHei" w:eastAsia="Microsoft YaHei"/>
-                <w:b/>
-                <w:sz w:val="20"/>
-              </w:rPr>
-              <w:t>服务策略</w:t>
-            </w:r>
-          </w:p>
-        </w:tc>
-      </w:tr>
-      <w:tr>
-        <w:tc>
-          <w:tcPr>
-            <w:tcW w:type="dxa" w:w="2880"/>
-          </w:tcPr>
-          <w:p>
-            <w:pPr>
-              <w:jc w:val="left"/>
-            </w:pPr>
-            <w:r>
-              <w:rPr>
-                <w:rFonts w:ascii="Microsoft YaHei" w:hAnsi="Microsoft YaHei" w:eastAsia="Microsoft YaHei"/>
-                <w:sz w:val="19"/>
-              </w:rPr>
-              <w:t>**敏感客户**</w:t>
-            </w:r>
-          </w:p>
-        </w:tc>
-        <w:tc>
-          <w:tcPr>
-            <w:tcW w:type="dxa" w:w="2880"/>
-          </w:tcPr>
-          <w:p>
-            <w:pPr>
-              <w:jc w:val="left"/>
-            </w:pPr>
-            <w:r>
-              <w:rPr>
-                <w:rFonts w:ascii="Microsoft YaHei" w:hAnsi="Microsoft YaHei" w:eastAsia="Microsoft YaHei"/>
-                <w:sz w:val="19"/>
-              </w:rPr>
-              <w:t>近12月投诉次数≥1次</w:t>
-            </w:r>
-          </w:p>
-        </w:tc>
-        <w:tc>
-          <w:tcPr>
-            <w:tcW w:type="dxa" w:w="2880"/>
-          </w:tcPr>
-          <w:p>
-            <w:pPr>
-              <w:jc w:val="left"/>
-            </w:pPr>
-            <w:r>
-              <w:rPr>
-                <w:rFonts w:ascii="Microsoft YaHei" w:hAnsi="Microsoft YaHei" w:eastAsia="Microsoft YaHei"/>
-                <w:sz w:val="19"/>
-              </w:rPr>
-              <w:t>主动回访、了解满意度</w:t>
-            </w:r>
-          </w:p>
-        </w:tc>
-      </w:tr>
-      <w:tr>
-        <w:tc>
-          <w:tcPr>
-            <w:tcW w:type="dxa" w:w="2880"/>
-          </w:tcPr>
-          <w:p>
-            <w:pPr>
-              <w:jc w:val="left"/>
-            </w:pPr>
-            <w:r>
-              <w:rPr>
-                <w:rFonts w:ascii="Microsoft YaHei" w:hAnsi="Microsoft YaHei" w:eastAsia="Microsoft YaHei"/>
-                <w:sz w:val="19"/>
-              </w:rPr>
-              <w:t>**频繁停电客户**</w:t>
-            </w:r>
-          </w:p>
-        </w:tc>
-        <w:tc>
-          <w:tcPr>
-            <w:tcW w:type="dxa" w:w="2880"/>
-          </w:tcPr>
-          <w:p>
-            <w:pPr>
-              <w:jc w:val="left"/>
-            </w:pPr>
-            <w:r>
-              <w:rPr>
-                <w:rFonts w:ascii="Microsoft YaHei" w:hAnsi="Microsoft YaHei" w:eastAsia="Microsoft YaHei"/>
-                <w:sz w:val="19"/>
-              </w:rPr>
-              <w:t>近12月停电次数≥3次</w:t>
-            </w:r>
-          </w:p>
-        </w:tc>
-        <w:tc>
-          <w:tcPr>
-            <w:tcW w:type="dxa" w:w="2880"/>
-          </w:tcPr>
-          <w:p>
-            <w:pPr>
-              <w:jc w:val="left"/>
-            </w:pPr>
-            <w:r>
-              <w:rPr>
-                <w:rFonts w:ascii="Microsoft YaHei" w:hAnsi="Microsoft YaHei" w:eastAsia="Microsoft YaHei"/>
-                <w:sz w:val="19"/>
-              </w:rPr>
-              <w:t>解释说明、优先保障</w:t>
-            </w:r>
-          </w:p>
-        </w:tc>
-      </w:tr>
-      <w:tr>
-        <w:tc>
-          <w:tcPr>
-            <w:tcW w:type="dxa" w:w="2880"/>
-          </w:tcPr>
-          <w:p>
-            <w:pPr>
-              <w:jc w:val="left"/>
-            </w:pPr>
-            <w:r>
-              <w:rPr>
-                <w:rFonts w:ascii="Microsoft YaHei" w:hAnsi="Microsoft YaHei" w:eastAsia="Microsoft YaHei"/>
-                <w:sz w:val="19"/>
-              </w:rPr>
-              <w:t>**特殊群体**</w:t>
-            </w:r>
-          </w:p>
-        </w:tc>
-        <w:tc>
-          <w:tcPr>
-            <w:tcW w:type="dxa" w:w="2880"/>
-          </w:tcPr>
-          <w:p>
-            <w:pPr>
-              <w:jc w:val="left"/>
-            </w:pPr>
-            <w:r>
-              <w:rPr>
-                <w:rFonts w:ascii="Microsoft YaHei" w:hAnsi="Microsoft YaHei" w:eastAsia="Microsoft YaHei"/>
-                <w:sz w:val="19"/>
-              </w:rPr>
-              <w:t>独居老人、残疾人等</w:t>
-            </w:r>
-          </w:p>
-        </w:tc>
-        <w:tc>
-          <w:tcPr>
-            <w:tcW w:type="dxa" w:w="2880"/>
-          </w:tcPr>
-          <w:p>
-            <w:pPr>
-              <w:jc w:val="left"/>
-            </w:pPr>
-            <w:r>
-              <w:rPr>
-                <w:rFonts w:ascii="Microsoft YaHei" w:hAnsi="Microsoft YaHei" w:eastAsia="Microsoft YaHei"/>
-                <w:sz w:val="19"/>
-              </w:rPr>
-              <w:t>上门关怀、安全检查</w:t>
-            </w:r>
-          </w:p>
-        </w:tc>
-      </w:tr>
-      <w:tr>
-        <w:tc>
-          <w:tcPr>
-            <w:tcW w:type="dxa" w:w="2880"/>
-          </w:tcPr>
-          <w:p>
-            <w:pPr>
-              <w:jc w:val="left"/>
-            </w:pPr>
-            <w:r>
-              <w:rPr>
-                <w:rFonts w:ascii="Microsoft YaHei" w:hAnsi="Microsoft YaHei" w:eastAsia="Microsoft YaHei"/>
-                <w:sz w:val="19"/>
-              </w:rPr>
-              <w:t>**重要客户**</w:t>
-            </w:r>
-          </w:p>
-        </w:tc>
-        <w:tc>
-          <w:tcPr>
-            <w:tcW w:type="dxa" w:w="2880"/>
-          </w:tcPr>
-          <w:p>
-            <w:pPr>
-              <w:jc w:val="left"/>
-            </w:pPr>
-            <w:r>
-              <w:rPr>
-                <w:rFonts w:ascii="Microsoft YaHei" w:hAnsi="Microsoft YaHei" w:eastAsia="Microsoft YaHei"/>
-                <w:sz w:val="19"/>
-              </w:rPr>
-              <w:t>医院、学校、政府等</w:t>
-            </w:r>
-          </w:p>
-        </w:tc>
-        <w:tc>
-          <w:tcPr>
-            <w:tcW w:type="dxa" w:w="2880"/>
-          </w:tcPr>
-          <w:p>
-            <w:pPr>
-              <w:jc w:val="left"/>
-            </w:pPr>
-            <w:r>
-              <w:rPr>
-                <w:rFonts w:ascii="Microsoft YaHei" w:hAnsi="Microsoft YaHei" w:eastAsia="Microsoft YaHei"/>
-                <w:sz w:val="19"/>
-              </w:rPr>
-              <w:t>优先服务、重点保障</w:t>
-            </w:r>
-          </w:p>
-        </w:tc>
-      </w:tr>
-    </w:tbl>
-    <w:p/>
-    <w:p>
-      <w:pPr>
-        <w:jc w:val="both"/>
-      </w:pPr>
-      <w:r>
-        <w:rPr>
-          <w:rFonts w:ascii="Microsoft YaHei" w:hAnsi="Microsoft YaHei" w:eastAsia="Microsoft YaHei"/>
-          <w:sz w:val="21"/>
-        </w:rPr>
-        <w:t>产出：重点客户走访计划</w:t>
-      </w:r>
-    </w:p>
-    <w:p>
-      <w:pPr>
-        <w:jc w:val="both"/>
-      </w:pPr>
-      <w:r>
-        <w:rPr>
-          <w:rFonts w:ascii="Microsoft YaHei" w:hAnsi="Microsoft YaHei" w:eastAsia="Microsoft YaHei"/>
-          <w:sz w:val="21"/>
-        </w:rPr>
-        <w:t>工具：企业微信推送、WPS多维表-客户台账</w:t>
-      </w:r>
-    </w:p>
-    <w:p>
-      <w:pPr>
-        <w:pStyle w:val="Heading4"/>
-        <w:jc w:val="left"/>
-      </w:pPr>
-      <w:r>
-        <w:rPr>
-          <w:rFonts w:ascii="Microsoft YaHei" w:hAnsi="Microsoft YaHei" w:eastAsia="Microsoft YaHei"/>
-          <w:b/>
-          <w:sz w:val="22"/>
-        </w:rPr>
-        <w:t>步骤3：查询历史驻点记录</w:t>
-      </w:r>
-    </w:p>
-    <w:p>
-      <w:pPr>
-        <w:jc w:val="both"/>
-      </w:pPr>
-      <w:r>
-        <w:rPr>
-          <w:rFonts w:ascii="Microsoft YaHei" w:hAnsi="Microsoft YaHei" w:eastAsia="Microsoft YaHei"/>
-          <w:sz w:val="21"/>
-        </w:rPr>
-        <w:t>执行时间：驻点前1天上午</w:t>
-      </w:r>
-    </w:p>
-    <w:p>
-      <w:pPr>
-        <w:jc w:val="both"/>
-      </w:pPr>
-      <w:r>
-        <w:rPr>
-          <w:rFonts w:ascii="Microsoft YaHei" w:hAnsi="Microsoft YaHei" w:eastAsia="Microsoft YaHei"/>
-          <w:sz w:val="21"/>
-        </w:rPr>
-        <w:t>操作内容：</w:t>
-      </w:r>
-    </w:p>
-    <w:p>
-      <w:pPr>
-        <w:jc w:val="both"/>
-      </w:pPr>
-      <w:r>
-        <w:rPr>
-          <w:rFonts w:ascii="Microsoft YaHei" w:hAnsi="Microsoft YaHei" w:eastAsia="Microsoft YaHei"/>
-          <w:sz w:val="21"/>
-        </w:rPr>
-        <w:t>1. 查询该小区上次驻点记录</w:t>
-      </w:r>
-    </w:p>
-    <w:p>
-      <w:pPr>
-        <w:jc w:val="both"/>
-      </w:pPr>
-      <w:r>
-        <w:rPr>
-          <w:rFonts w:ascii="Microsoft YaHei" w:hAnsi="Microsoft YaHei" w:eastAsia="Microsoft YaHei"/>
-          <w:sz w:val="21"/>
-        </w:rPr>
-        <w:t>2. 查看上次工作内容</w:t>
-      </w:r>
-    </w:p>
-    <w:p>
-      <w:pPr>
-        <w:jc w:val="both"/>
-      </w:pPr>
-      <w:r>
-        <w:rPr>
-          <w:rFonts w:ascii="Microsoft YaHei" w:hAnsi="Microsoft YaHei" w:eastAsia="Microsoft YaHei"/>
-          <w:sz w:val="21"/>
-        </w:rPr>
-        <w:t>3. 确认遗留问题</w:t>
-      </w:r>
-    </w:p>
-    <w:p>
-      <w:pPr>
-        <w:jc w:val="both"/>
-      </w:pPr>
-      <w:r>
-        <w:rPr>
-          <w:rFonts w:ascii="Microsoft YaHei" w:hAnsi="Microsoft YaHei" w:eastAsia="Microsoft YaHei"/>
-          <w:sz w:val="21"/>
-        </w:rPr>
-        <w:t>查询内容：</w:t>
-      </w:r>
-    </w:p>
-    <w:tbl>
-      <w:tblPr>
-        <w:tblStyle w:val="TableGrid"/>
-        <w:tblW w:type="auto" w:w="0"/>
-        <w:tblLook w:firstColumn="1" w:firstRow="1" w:lastColumn="0" w:lastRow="0" w:noHBand="0" w:noVBand="1" w:val="04A0"/>
-      </w:tblPr>
-      <w:tblGrid>
-        <w:gridCol w:w="2880"/>
-        <w:gridCol w:w="2880"/>
-        <w:gridCol w:w="2880"/>
-      </w:tblGrid>
-      <w:tr>
-        <w:tc>
-          <w:tcPr>
-            <w:tcW w:type="dxa" w:w="2880"/>
-          </w:tcPr>
-          <w:p>
-            <w:pPr>
-              <w:jc w:val="center"/>
-            </w:pPr>
-            <w:r>
-              <w:rPr>
-                <w:rFonts w:ascii="Microsoft YaHei" w:hAnsi="Microsoft YaHei" w:eastAsia="Microsoft YaHei"/>
-                <w:b/>
-                <w:sz w:val="20"/>
-              </w:rPr>
-              <w:t>信息类型</w:t>
-            </w:r>
-          </w:p>
-        </w:tc>
-        <w:tc>
-          <w:tcPr>
-            <w:tcW w:type="dxa" w:w="2880"/>
-          </w:tcPr>
-          <w:p>
-            <w:pPr>
-              <w:jc w:val="center"/>
-            </w:pPr>
-            <w:r>
-              <w:rPr>
-                <w:rFonts w:ascii="Microsoft YaHei" w:hAnsi="Microsoft YaHei" w:eastAsia="Microsoft YaHei"/>
-                <w:b/>
-                <w:sz w:val="20"/>
-              </w:rPr>
-              <w:t>具体内容</w:t>
-            </w:r>
-          </w:p>
-        </w:tc>
-        <w:tc>
-          <w:tcPr>
-            <w:tcW w:type="dxa" w:w="2880"/>
-          </w:tcPr>
-          <w:p>
-            <w:pPr>
-              <w:jc w:val="center"/>
-            </w:pPr>
-            <w:r>
-              <w:rPr>
-                <w:rFonts w:ascii="Microsoft YaHei" w:hAnsi="Microsoft YaHei" w:eastAsia="Microsoft YaHei"/>
-                <w:b/>
-                <w:sz w:val="20"/>
-              </w:rPr>
-              <w:t>用途</w:t>
-            </w:r>
-          </w:p>
-        </w:tc>
-      </w:tr>
-      <w:tr>
-        <w:tc>
-          <w:tcPr>
-            <w:tcW w:type="dxa" w:w="2880"/>
-          </w:tcPr>
-          <w:p>
-            <w:pPr>
-              <w:jc w:val="left"/>
-            </w:pPr>
-            <w:r>
-              <w:rPr>
-                <w:rFonts w:ascii="Microsoft YaHei" w:hAnsi="Microsoft YaHei" w:eastAsia="Microsoft YaHei"/>
-                <w:sz w:val="19"/>
-              </w:rPr>
-              <w:t>**上次时间**</w:t>
-            </w:r>
-          </w:p>
-        </w:tc>
-        <w:tc>
-          <w:tcPr>
-            <w:tcW w:type="dxa" w:w="2880"/>
-          </w:tcPr>
-          <w:p>
-            <w:pPr>
-              <w:jc w:val="left"/>
-            </w:pPr>
-            <w:r>
-              <w:rPr>
-                <w:rFonts w:ascii="Microsoft YaHei" w:hAnsi="Microsoft YaHei" w:eastAsia="Microsoft YaHei"/>
-                <w:sz w:val="19"/>
-              </w:rPr>
-              <w:t>上次驻点日期</w:t>
-            </w:r>
-          </w:p>
-        </w:tc>
-        <w:tc>
-          <w:tcPr>
-            <w:tcW w:type="dxa" w:w="2880"/>
-          </w:tcPr>
-          <w:p>
-            <w:pPr>
-              <w:jc w:val="left"/>
-            </w:pPr>
-            <w:r>
-              <w:rPr>
-                <w:rFonts w:ascii="Microsoft YaHei" w:hAnsi="Microsoft YaHei" w:eastAsia="Microsoft YaHei"/>
-                <w:sz w:val="19"/>
-              </w:rPr>
-              <w:t>确定频次</w:t>
-            </w:r>
-          </w:p>
-        </w:tc>
-      </w:tr>
-      <w:tr>
-        <w:tc>
-          <w:tcPr>
-            <w:tcW w:type="dxa" w:w="2880"/>
-          </w:tcPr>
-          <w:p>
-            <w:pPr>
-              <w:jc w:val="left"/>
-            </w:pPr>
-            <w:r>
-              <w:rPr>
-                <w:rFonts w:ascii="Microsoft YaHei" w:hAnsi="Microsoft YaHei" w:eastAsia="Microsoft YaHei"/>
-                <w:sz w:val="19"/>
-              </w:rPr>
-              <w:t>**工作内容**</w:t>
-            </w:r>
-          </w:p>
-        </w:tc>
-        <w:tc>
-          <w:tcPr>
-            <w:tcW w:type="dxa" w:w="2880"/>
-          </w:tcPr>
-          <w:p>
-            <w:pPr>
-              <w:jc w:val="left"/>
-            </w:pPr>
-            <w:r>
-              <w:rPr>
-                <w:rFonts w:ascii="Microsoft YaHei" w:hAnsi="Microsoft YaHei" w:eastAsia="Microsoft YaHei"/>
-                <w:sz w:val="19"/>
-              </w:rPr>
-              <w:t>公示、入群、走访、检查等</w:t>
-            </w:r>
-          </w:p>
-        </w:tc>
-        <w:tc>
-          <w:tcPr>
-            <w:tcW w:type="dxa" w:w="2880"/>
-          </w:tcPr>
-          <w:p>
-            <w:pPr>
-              <w:jc w:val="left"/>
-            </w:pPr>
-            <w:r>
-              <w:rPr>
-                <w:rFonts w:ascii="Microsoft YaHei" w:hAnsi="Microsoft YaHei" w:eastAsia="Microsoft YaHei"/>
-                <w:sz w:val="19"/>
-              </w:rPr>
-              <w:t>避免重复</w:t>
-            </w:r>
-          </w:p>
-        </w:tc>
-      </w:tr>
-      <w:tr>
-        <w:tc>
-          <w:tcPr>
-            <w:tcW w:type="dxa" w:w="2880"/>
-          </w:tcPr>
-          <w:p>
-            <w:pPr>
-              <w:jc w:val="left"/>
-            </w:pPr>
-            <w:r>
-              <w:rPr>
-                <w:rFonts w:ascii="Microsoft YaHei" w:hAnsi="Microsoft YaHei" w:eastAsia="Microsoft YaHei"/>
-                <w:sz w:val="19"/>
-              </w:rPr>
-              <w:t>**发现问题**</w:t>
-            </w:r>
-          </w:p>
-        </w:tc>
-        <w:tc>
-          <w:tcPr>
-            <w:tcW w:type="dxa" w:w="2880"/>
-          </w:tcPr>
-          <w:p>
-            <w:pPr>
-              <w:jc w:val="left"/>
-            </w:pPr>
-            <w:r>
-              <w:rPr>
-                <w:rFonts w:ascii="Microsoft YaHei" w:hAnsi="Microsoft YaHei" w:eastAsia="Microsoft YaHei"/>
-                <w:sz w:val="19"/>
-              </w:rPr>
-              <w:t>隐患、客户诉求</w:t>
-            </w:r>
-          </w:p>
-        </w:tc>
-        <w:tc>
-          <w:tcPr>
-            <w:tcW w:type="dxa" w:w="2880"/>
-          </w:tcPr>
-          <w:p>
-            <w:pPr>
-              <w:jc w:val="left"/>
-            </w:pPr>
-            <w:r>
-              <w:rPr>
-                <w:rFonts w:ascii="Microsoft YaHei" w:hAnsi="Microsoft YaHei" w:eastAsia="Microsoft YaHei"/>
-                <w:sz w:val="19"/>
-              </w:rPr>
-              <w:t>跟踪整改</w:t>
-            </w:r>
-          </w:p>
-        </w:tc>
-      </w:tr>
-      <w:tr>
-        <w:tc>
-          <w:tcPr>
-            <w:tcW w:type="dxa" w:w="2880"/>
-          </w:tcPr>
-          <w:p>
-            <w:pPr>
-              <w:jc w:val="left"/>
-            </w:pPr>
-            <w:r>
-              <w:rPr>
-                <w:rFonts w:ascii="Microsoft YaHei" w:hAnsi="Microsoft YaHei" w:eastAsia="Microsoft YaHei"/>
-                <w:sz w:val="19"/>
-              </w:rPr>
-              <w:t>**下次建议**</w:t>
-            </w:r>
-          </w:p>
-        </w:tc>
-        <w:tc>
-          <w:tcPr>
-            <w:tcW w:type="dxa" w:w="2880"/>
-          </w:tcPr>
-          <w:p>
-            <w:pPr>
-              <w:jc w:val="left"/>
-            </w:pPr>
-            <w:r>
-              <w:rPr>
-                <w:rFonts w:ascii="Microsoft YaHei" w:hAnsi="Microsoft YaHei" w:eastAsia="Microsoft YaHei"/>
-                <w:sz w:val="19"/>
-              </w:rPr>
-              <w:t>上次建议</w:t>
-            </w:r>
-          </w:p>
-        </w:tc>
-        <w:tc>
-          <w:tcPr>
-            <w:tcW w:type="dxa" w:w="2880"/>
-          </w:tcPr>
-          <w:p>
-            <w:pPr>
-              <w:jc w:val="left"/>
-            </w:pPr>
-            <w:r>
-              <w:rPr>
-                <w:rFonts w:ascii="Microsoft YaHei" w:hAnsi="Microsoft YaHei" w:eastAsia="Microsoft YaHei"/>
-                <w:sz w:val="19"/>
-              </w:rPr>
-              <w:t>参考执行</w:t>
-            </w:r>
-          </w:p>
-        </w:tc>
-      </w:tr>
-    </w:tbl>
-    <w:p/>
-    <w:p>
-      <w:pPr>
-        <w:jc w:val="both"/>
-      </w:pPr>
-      <w:r>
-        <w:rPr>
-          <w:rFonts w:ascii="Microsoft YaHei" w:hAnsi="Microsoft YaHei" w:eastAsia="Microsoft YaHei"/>
-          <w:sz w:val="21"/>
-        </w:rPr>
-        <w:t>产出：历史遗留问题清单</w:t>
-      </w:r>
-    </w:p>
-    <w:p>
-      <w:pPr>
-        <w:jc w:val="both"/>
-      </w:pPr>
-      <w:r>
-        <w:rPr>
-          <w:rFonts w:ascii="Microsoft YaHei" w:hAnsi="Microsoft YaHei" w:eastAsia="Microsoft YaHei"/>
-          <w:sz w:val="21"/>
-        </w:rPr>
-        <w:t>工具：WPS多维表-驻点工作台账</w:t>
-      </w:r>
-    </w:p>
-    <w:p>
-      <w:pPr>
-        <w:pStyle w:val="Heading4"/>
-        <w:jc w:val="left"/>
-      </w:pPr>
-      <w:r>
-        <w:rPr>
-          <w:rFonts w:ascii="Microsoft YaHei" w:hAnsi="Microsoft YaHei" w:eastAsia="Microsoft YaHei"/>
-          <w:b/>
-          <w:sz w:val="22"/>
-        </w:rPr>
-        <w:t>步骤4：制定驻点工作计划</w:t>
-      </w:r>
-    </w:p>
-    <w:p>
-      <w:pPr>
-        <w:jc w:val="both"/>
-      </w:pPr>
-      <w:r>
-        <w:rPr>
-          <w:rFonts w:ascii="Microsoft YaHei" w:hAnsi="Microsoft YaHei" w:eastAsia="Microsoft YaHei"/>
-          <w:sz w:val="21"/>
-        </w:rPr>
-        <w:t>执行时间：驻点前1天下午</w:t>
-      </w:r>
-    </w:p>
-    <w:p>
-      <w:pPr>
-        <w:jc w:val="both"/>
-      </w:pPr>
-      <w:r>
-        <w:rPr>
-          <w:rFonts w:ascii="Microsoft YaHei" w:hAnsi="Microsoft YaHei" w:eastAsia="Microsoft YaHei"/>
-          <w:sz w:val="21"/>
-        </w:rPr>
-        <w:t>计划内容：</w:t>
-      </w:r>
-    </w:p>
-    <w:p>
-      <w:pPr>
-        <w:spacing w:before="120" w:after="120"/>
-        <w:ind w:left="432"/>
-      </w:pPr>
-      <w:r>
-        <w:rPr>
-          <w:rFonts w:ascii="Courier New" w:hAnsi="Courier New"/>
-          <w:color w:val="646464"/>
-          <w:sz w:val="18"/>
-        </w:rPr>
-        <w:t>驻点工作计划模板</w:t>
-        <w:br/>
-        <w:br/>
-        <w:t>【基本信息】</w:t>
-        <w:br/>
-        <w:t>小区名称：</w:t>
-        <w:br/>
-        <w:t>驻点日期：</w:t>
-        <w:br/>
-        <w:t>驻点时段：上午/下午/全天</w:t>
-        <w:br/>
-        <w:t>预计时长：  小时</w:t>
-        <w:br/>
-        <w:br/>
-        <w:t>【工作目标】</w:t>
-        <w:br/>
-        <w:t>本次驻点主要目标：</w:t>
-        <w:br/>
-        <w:t xml:space="preserve">1. </w:t>
-        <w:br/>
-        <w:t xml:space="preserve">2. </w:t>
-        <w:br/>
-        <w:t xml:space="preserve">3. </w:t>
-        <w:br/>
-        <w:br/>
-        <w:t>【工作清单】</w:t>
-        <w:br/>
-        <w:t>极高优先级（必做）：</w:t>
-        <w:br/>
-        <w:t>□ 公示牌张贴/检查</w:t>
-        <w:br/>
-        <w:t>□ 加入/检查微信群</w:t>
-        <w:br/>
-        <w:t>□ 重点客户走访（  户）</w:t>
-        <w:br/>
-        <w:t>□ 配电房检查</w:t>
-        <w:br/>
-        <w:t>□ 应急资源信息采集</w:t>
-        <w:br/>
-        <w:br/>
-        <w:t>高优先级（优先做）：</w:t>
-        <w:br/>
-        <w:t>□ 停电通知发布</w:t>
-        <w:br/>
-        <w:t>□ 电费催缴提醒</w:t>
-        <w:br/>
-        <w:t>□ 安全用电宣传</w:t>
-        <w:br/>
-        <w:t>□ 隐患整改跟踪</w:t>
-        <w:br/>
-        <w:br/>
-        <w:t>中优先级（有余力做）：</w:t>
-        <w:br/>
-        <w:t>□ 客户诉求收集</w:t>
-        <w:br/>
-        <w:t>□ 能效建议提供</w:t>
-        <w:br/>
-        <w:br/>
-        <w:t>【重点客户走访计划】</w:t>
-        <w:br/>
-        <w:t>序号 | 客户姓名 | 客户类型 | 走访目的 | 预计时长</w:t>
-        <w:br/>
-        <w:t>-----|---------|---------|---------|---------</w:t>
-        <w:br/>
-        <w:t>1    |         |         |         |</w:t>
-        <w:br/>
-        <w:t>2    |         |         |         |</w:t>
-        <w:br/>
-        <w:t>3    |         |         |         |</w:t>
-        <w:br/>
-        <w:br/>
-        <w:t>【时间安排】</w:t>
-        <w:br/>
-        <w:t>时段 | 工作内容 | 预计时长</w:t>
-        <w:br/>
-        <w:t>-----|---------|---------</w:t>
-        <w:br/>
-        <w:t xml:space="preserve">     |         |</w:t>
-        <w:br/>
-        <w:t xml:space="preserve">     |         |</w:t>
-        <w:br/>
-        <w:t xml:space="preserve">     |         |</w:t>
-        <w:br/>
-        <w:br/>
-        <w:t>【所需物资】</w:t>
-        <w:br/>
-        <w:t>□ 宣传材料（  份）</w:t>
-        <w:br/>
-        <w:t>□ 工作记录表</w:t>
-        <w:br/>
-        <w:t>□ 移动终端/手机</w:t>
-        <w:br/>
-        <w:t>□ 相机（拍照用）</w:t>
-        <w:br/>
-        <w:t>□ 其他：</w:t>
-        <w:br/>
-        <w:br/>
-        <w:t>【注意事项】</w:t>
-        <w:br/>
-        <w:t xml:space="preserve">1. </w:t>
-        <w:br/>
-        <w:t xml:space="preserve">2. </w:t>
-        <w:br/>
-        <w:t xml:space="preserve">3. </w:t>
-        <w:br/>
-        <w:br/>
-        <w:t>【下次驻点建议】</w:t>
-        <w:br/>
-        <w:t>（本次驻点后填写）</w:t>
-      </w:r>
-    </w:p>
-    <w:p>
-      <w:pPr>
-        <w:jc w:val="both"/>
-      </w:pPr>
-      <w:r>
-        <w:rPr>
-          <w:rFonts w:ascii="Microsoft YaHei" w:hAnsi="Microsoft YaHei" w:eastAsia="Microsoft YaHei"/>
-          <w:sz w:val="21"/>
-        </w:rPr>
-        <w:t>产出：驻点工作计划文档</w:t>
-      </w:r>
-    </w:p>
-    <w:p>
-      <w:pPr>
-        <w:jc w:val="both"/>
-      </w:pPr>
-      <w:r>
-        <w:rPr>
-          <w:rFonts w:ascii="Microsoft YaHei" w:hAnsi="Microsoft YaHei" w:eastAsia="Microsoft YaHei"/>
-          <w:sz w:val="21"/>
-        </w:rPr>
-        <w:t>工具：WPS文档模板</w:t>
-      </w:r>
-    </w:p>
-    <w:p>
-      <w:pPr>
-        <w:pStyle w:val="Heading4"/>
-        <w:jc w:val="left"/>
-      </w:pPr>
-      <w:r>
-        <w:rPr>
-          <w:rFonts w:ascii="Microsoft YaHei" w:hAnsi="Microsoft YaHei" w:eastAsia="Microsoft YaHei"/>
-          <w:b/>
-          <w:sz w:val="22"/>
-        </w:rPr>
-        <w:t>步骤5：准备所需物资资料</w:t>
-      </w:r>
-    </w:p>
-    <w:p>
-      <w:pPr>
-        <w:jc w:val="both"/>
-      </w:pPr>
-      <w:r>
-        <w:rPr>
-          <w:rFonts w:ascii="Microsoft YaHei" w:hAnsi="Microsoft YaHei" w:eastAsia="Microsoft YaHei"/>
-          <w:sz w:val="21"/>
-        </w:rPr>
-        <w:t>执行时间：驻点前1天下午</w:t>
-      </w:r>
-    </w:p>
-    <w:p>
-      <w:pPr>
-        <w:jc w:val="both"/>
-      </w:pPr>
-      <w:r>
-        <w:rPr>
-          <w:rFonts w:ascii="Microsoft YaHei" w:hAnsi="Microsoft YaHei" w:eastAsia="Microsoft YaHei"/>
-          <w:sz w:val="21"/>
-        </w:rPr>
-        <w:t>物资清单：</w:t>
-      </w:r>
-    </w:p>
-    <w:tbl>
-      <w:tblPr>
-        <w:tblStyle w:val="TableGrid"/>
-        <w:tblW w:type="auto" w:w="0"/>
-        <w:tblLook w:firstColumn="1" w:firstRow="1" w:lastColumn="0" w:lastRow="0" w:noHBand="0" w:noVBand="1" w:val="04A0"/>
-      </w:tblPr>
-      <w:tblGrid>
-        <w:gridCol w:w="2160"/>
-        <w:gridCol w:w="2160"/>
-        <w:gridCol w:w="2160"/>
-        <w:gridCol w:w="2160"/>
-      </w:tblGrid>
-      <w:tr>
-        <w:tc>
-          <w:tcPr>
-            <w:tcW w:type="dxa" w:w="2160"/>
-          </w:tcPr>
-          <w:p>
-            <w:pPr>
-              <w:jc w:val="center"/>
-            </w:pPr>
-            <w:r>
-              <w:rPr>
-                <w:rFonts w:ascii="Microsoft YaHei" w:hAnsi="Microsoft YaHei" w:eastAsia="Microsoft YaHei"/>
-                <w:b/>
-                <w:sz w:val="20"/>
-              </w:rPr>
-              <w:t>类别</w:t>
-            </w:r>
-          </w:p>
-        </w:tc>
-        <w:tc>
-          <w:tcPr>
-            <w:tcW w:type="dxa" w:w="2160"/>
-          </w:tcPr>
-          <w:p>
-            <w:pPr>
-              <w:jc w:val="center"/>
-            </w:pPr>
-            <w:r>
-              <w:rPr>
-                <w:rFonts w:ascii="Microsoft YaHei" w:hAnsi="Microsoft YaHei" w:eastAsia="Microsoft YaHei"/>
-                <w:b/>
-                <w:sz w:val="20"/>
-              </w:rPr>
-              <w:t>物品</w:t>
-            </w:r>
-          </w:p>
-        </w:tc>
-        <w:tc>
-          <w:tcPr>
-            <w:tcW w:type="dxa" w:w="2160"/>
-          </w:tcPr>
-          <w:p>
-            <w:pPr>
-              <w:jc w:val="center"/>
-            </w:pPr>
-            <w:r>
-              <w:rPr>
-                <w:rFonts w:ascii="Microsoft YaHei" w:hAnsi="Microsoft YaHei" w:eastAsia="Microsoft YaHei"/>
-                <w:b/>
-                <w:sz w:val="20"/>
-              </w:rPr>
-              <w:t>数量</w:t>
-            </w:r>
-          </w:p>
-        </w:tc>
-        <w:tc>
-          <w:tcPr>
-            <w:tcW w:type="dxa" w:w="2160"/>
-          </w:tcPr>
-          <w:p>
-            <w:pPr>
-              <w:jc w:val="center"/>
-            </w:pPr>
-            <w:r>
-              <w:rPr>
-                <w:rFonts w:ascii="Microsoft YaHei" w:hAnsi="Microsoft YaHei" w:eastAsia="Microsoft YaHei"/>
-                <w:b/>
-                <w:sz w:val="20"/>
-              </w:rPr>
-              <w:t>检查项</w:t>
-            </w:r>
-          </w:p>
-        </w:tc>
-      </w:tr>
-      <w:tr>
-        <w:tc>
-          <w:tcPr>
-            <w:tcW w:type="dxa" w:w="2160"/>
-          </w:tcPr>
-          <w:p>
-            <w:pPr>
-              <w:jc w:val="left"/>
-            </w:pPr>
-            <w:r>
-              <w:rPr>
-                <w:rFonts w:ascii="Microsoft YaHei" w:hAnsi="Microsoft YaHei" w:eastAsia="Microsoft YaHei"/>
-                <w:sz w:val="19"/>
-              </w:rPr>
-              <w:t>**工作记录**</w:t>
-            </w:r>
-          </w:p>
-        </w:tc>
-        <w:tc>
-          <w:tcPr>
-            <w:tcW w:type="dxa" w:w="2160"/>
-          </w:tcPr>
-          <w:p>
-            <w:pPr>
-              <w:jc w:val="left"/>
-            </w:pPr>
-            <w:r>
-              <w:rPr>
-                <w:rFonts w:ascii="Microsoft YaHei" w:hAnsi="Microsoft YaHei" w:eastAsia="Microsoft YaHei"/>
-                <w:sz w:val="19"/>
-              </w:rPr>
-              <w:t>工作记录表</w:t>
-            </w:r>
-          </w:p>
-        </w:tc>
-        <w:tc>
-          <w:tcPr>
-            <w:tcW w:type="dxa" w:w="2160"/>
-          </w:tcPr>
-          <w:p>
-            <w:pPr>
-              <w:jc w:val="left"/>
-            </w:pPr>
-            <w:r>
-              <w:rPr>
-                <w:rFonts w:ascii="Microsoft YaHei" w:hAnsi="Microsoft YaHei" w:eastAsia="Microsoft YaHei"/>
-                <w:sz w:val="19"/>
-              </w:rPr>
-              <w:t>1套</w:t>
-            </w:r>
-          </w:p>
-        </w:tc>
-        <w:tc>
-          <w:tcPr>
-            <w:tcW w:type="dxa" w:w="2160"/>
-          </w:tcPr>
-          <w:p>
-            <w:pPr>
-              <w:jc w:val="left"/>
-            </w:pPr>
-            <w:r>
-              <w:rPr>
-                <w:rFonts w:ascii="Microsoft YaHei" w:hAnsi="Microsoft YaHei" w:eastAsia="Microsoft YaHei"/>
-                <w:sz w:val="19"/>
-              </w:rPr>
-              <w:t>是否带齐</w:t>
-            </w:r>
-          </w:p>
-        </w:tc>
-      </w:tr>
-      <w:tr>
-        <w:tc>
-          <w:tcPr>
-            <w:tcW w:type="dxa" w:w="2160"/>
-          </w:tcPr>
-          <w:p>
-            <w:pPr>
-              <w:jc w:val="left"/>
-            </w:pPr>
-            <w:r>
-              <w:rPr>
-                <w:rFonts w:ascii="Microsoft YaHei" w:hAnsi="Microsoft YaHei" w:eastAsia="Microsoft YaHei"/>
-                <w:sz w:val="19"/>
-              </w:rPr>
-              <w:t>**宣传资料**</w:t>
-            </w:r>
-          </w:p>
-        </w:tc>
-        <w:tc>
-          <w:tcPr>
-            <w:tcW w:type="dxa" w:w="2160"/>
-          </w:tcPr>
-          <w:p>
-            <w:pPr>
-              <w:jc w:val="left"/>
-            </w:pPr>
-            <w:r>
-              <w:rPr>
-                <w:rFonts w:ascii="Microsoft YaHei" w:hAnsi="Microsoft YaHei" w:eastAsia="Microsoft YaHei"/>
-                <w:sz w:val="19"/>
-              </w:rPr>
-              <w:t>安全用电宣传单</w:t>
-            </w:r>
-          </w:p>
-        </w:tc>
-        <w:tc>
-          <w:tcPr>
-            <w:tcW w:type="dxa" w:w="2160"/>
-          </w:tcPr>
-          <w:p>
-            <w:pPr>
-              <w:jc w:val="left"/>
-            </w:pPr>
-            <w:r>
-              <w:rPr>
-                <w:rFonts w:ascii="Microsoft YaHei" w:hAnsi="Microsoft YaHei" w:eastAsia="Microsoft YaHei"/>
-                <w:sz w:val="19"/>
-              </w:rPr>
-              <w:t>30份</w:t>
-            </w:r>
-          </w:p>
-        </w:tc>
-        <w:tc>
-          <w:tcPr>
-            <w:tcW w:type="dxa" w:w="2160"/>
-          </w:tcPr>
-          <w:p>
-            <w:pPr>
-              <w:jc w:val="left"/>
-            </w:pPr>
-            <w:r>
-              <w:rPr>
-                <w:rFonts w:ascii="Microsoft YaHei" w:hAnsi="Microsoft YaHei" w:eastAsia="Microsoft YaHei"/>
-                <w:sz w:val="19"/>
-              </w:rPr>
-              <w:t>数量充足</w:t>
-            </w:r>
-          </w:p>
-        </w:tc>
-      </w:tr>
-      <w:tr>
-        <w:tc>
-          <w:tcPr>
-            <w:tcW w:type="dxa" w:w="2160"/>
-          </w:tcPr>
-          <w:p>
-            <w:pPr>
-              <w:jc w:val="left"/>
-            </w:pPr>
-            <w:r>
-              <w:rPr>
-                <w:rFonts w:ascii="Microsoft YaHei" w:hAnsi="Microsoft YaHei" w:eastAsia="Microsoft YaHei"/>
-                <w:sz w:val="19"/>
-              </w:rPr>
-              <w:t>电价政策宣传册</w:t>
-            </w:r>
-          </w:p>
-        </w:tc>
-        <w:tc>
-          <w:tcPr>
-            <w:tcW w:type="dxa" w:w="2160"/>
-          </w:tcPr>
-          <w:p>
-            <w:pPr>
-              <w:jc w:val="left"/>
-            </w:pPr>
-            <w:r>
-              <w:rPr>
-                <w:rFonts w:ascii="Microsoft YaHei" w:hAnsi="Microsoft YaHei" w:eastAsia="Microsoft YaHei"/>
-                <w:sz w:val="19"/>
-              </w:rPr>
-              <w:t>10份</w:t>
-            </w:r>
-          </w:p>
-        </w:tc>
-        <w:tc>
-          <w:tcPr>
-            <w:tcW w:type="dxa" w:w="2160"/>
-          </w:tcPr>
-          <w:p>
-            <w:pPr>
-              <w:jc w:val="left"/>
-            </w:pPr>
-            <w:r>
-              <w:rPr>
-                <w:rFonts w:ascii="Microsoft YaHei" w:hAnsi="Microsoft YaHei" w:eastAsia="Microsoft YaHei"/>
-                <w:sz w:val="19"/>
-              </w:rPr>
-              <w:t>数量充足</w:t>
-            </w:r>
-          </w:p>
-        </w:tc>
-        <w:tc>
-          <w:tcPr>
-            <w:tcW w:type="dxa" w:w="2160"/>
-          </w:tcPr>
-          <w:p/>
-        </w:tc>
-      </w:tr>
-      <w:tr>
-        <w:tc>
-          <w:tcPr>
-            <w:tcW w:type="dxa" w:w="2160"/>
-          </w:tcPr>
-          <w:p>
-            <w:pPr>
-              <w:jc w:val="left"/>
-            </w:pPr>
-            <w:r>
-              <w:rPr>
-                <w:rFonts w:ascii="Microsoft YaHei" w:hAnsi="Microsoft YaHei" w:eastAsia="Microsoft YaHei"/>
-                <w:sz w:val="19"/>
-              </w:rPr>
-              <w:t>客户经理联系卡</w:t>
-            </w:r>
-          </w:p>
-        </w:tc>
-        <w:tc>
-          <w:tcPr>
-            <w:tcW w:type="dxa" w:w="2160"/>
-          </w:tcPr>
-          <w:p>
-            <w:pPr>
-              <w:jc w:val="left"/>
-            </w:pPr>
-            <w:r>
-              <w:rPr>
-                <w:rFonts w:ascii="Microsoft YaHei" w:hAnsi="Microsoft YaHei" w:eastAsia="Microsoft YaHei"/>
-                <w:sz w:val="19"/>
-              </w:rPr>
-              <w:t>50张</w:t>
-            </w:r>
-          </w:p>
-        </w:tc>
-        <w:tc>
-          <w:tcPr>
-            <w:tcW w:type="dxa" w:w="2160"/>
-          </w:tcPr>
-          <w:p>
-            <w:pPr>
-              <w:jc w:val="left"/>
-            </w:pPr>
-            <w:r>
-              <w:rPr>
-                <w:rFonts w:ascii="Microsoft YaHei" w:hAnsi="Microsoft YaHei" w:eastAsia="Microsoft YaHei"/>
-                <w:sz w:val="19"/>
-              </w:rPr>
-              <w:t>数量充足</w:t>
-            </w:r>
-          </w:p>
-        </w:tc>
-        <w:tc>
-          <w:tcPr>
-            <w:tcW w:type="dxa" w:w="2160"/>
-          </w:tcPr>
-          <w:p/>
-        </w:tc>
-      </w:tr>
-      <w:tr>
-        <w:tc>
-          <w:tcPr>
-            <w:tcW w:type="dxa" w:w="2160"/>
-          </w:tcPr>
-          <w:p>
-            <w:pPr>
-              <w:jc w:val="left"/>
-            </w:pPr>
-            <w:r>
-              <w:rPr>
-                <w:rFonts w:ascii="Microsoft YaHei" w:hAnsi="Microsoft YaHei" w:eastAsia="Microsoft YaHei"/>
-                <w:sz w:val="19"/>
-              </w:rPr>
-              <w:t>**电子设备**</w:t>
-            </w:r>
-          </w:p>
-        </w:tc>
-        <w:tc>
-          <w:tcPr>
-            <w:tcW w:type="dxa" w:w="2160"/>
-          </w:tcPr>
-          <w:p>
-            <w:pPr>
-              <w:jc w:val="left"/>
-            </w:pPr>
-            <w:r>
-              <w:rPr>
-                <w:rFonts w:ascii="Microsoft YaHei" w:hAnsi="Microsoft YaHei" w:eastAsia="Microsoft YaHei"/>
-                <w:sz w:val="19"/>
-              </w:rPr>
-              <w:t>手机/移动终端</w:t>
-            </w:r>
-          </w:p>
-        </w:tc>
-        <w:tc>
-          <w:tcPr>
-            <w:tcW w:type="dxa" w:w="2160"/>
-          </w:tcPr>
-          <w:p>
-            <w:pPr>
-              <w:jc w:val="left"/>
-            </w:pPr>
-            <w:r>
-              <w:rPr>
-                <w:rFonts w:ascii="Microsoft YaHei" w:hAnsi="Microsoft YaHei" w:eastAsia="Microsoft YaHei"/>
-                <w:sz w:val="19"/>
-              </w:rPr>
-              <w:t>1台</w:t>
-            </w:r>
-          </w:p>
-        </w:tc>
-        <w:tc>
-          <w:tcPr>
-            <w:tcW w:type="dxa" w:w="2160"/>
-          </w:tcPr>
-          <w:p>
-            <w:pPr>
-              <w:jc w:val="left"/>
-            </w:pPr>
-            <w:r>
-              <w:rPr>
-                <w:rFonts w:ascii="Microsoft YaHei" w:hAnsi="Microsoft YaHei" w:eastAsia="Microsoft YaHei"/>
-                <w:sz w:val="19"/>
-              </w:rPr>
-              <w:t>电量充足</w:t>
-            </w:r>
-          </w:p>
-        </w:tc>
-      </w:tr>
-      <w:tr>
-        <w:tc>
-          <w:tcPr>
-            <w:tcW w:type="dxa" w:w="2160"/>
-          </w:tcPr>
-          <w:p>
-            <w:pPr>
-              <w:jc w:val="left"/>
-            </w:pPr>
-            <w:r>
-              <w:rPr>
-                <w:rFonts w:ascii="Microsoft YaHei" w:hAnsi="Microsoft YaHei" w:eastAsia="Microsoft YaHei"/>
-                <w:sz w:val="19"/>
-              </w:rPr>
-              <w:t>充电宝</w:t>
-            </w:r>
-          </w:p>
-        </w:tc>
-        <w:tc>
-          <w:tcPr>
-            <w:tcW w:type="dxa" w:w="2160"/>
-          </w:tcPr>
-          <w:p>
-            <w:pPr>
-              <w:jc w:val="left"/>
-            </w:pPr>
-            <w:r>
-              <w:rPr>
-                <w:rFonts w:ascii="Microsoft YaHei" w:hAnsi="Microsoft YaHei" w:eastAsia="Microsoft YaHei"/>
-                <w:sz w:val="19"/>
-              </w:rPr>
-              <w:t>1个</w:t>
-            </w:r>
-          </w:p>
-        </w:tc>
-        <w:tc>
-          <w:tcPr>
-            <w:tcW w:type="dxa" w:w="2160"/>
-          </w:tcPr>
-          <w:p>
-            <w:pPr>
-              <w:jc w:val="left"/>
-            </w:pPr>
-            <w:r>
-              <w:rPr>
-                <w:rFonts w:ascii="Microsoft YaHei" w:hAnsi="Microsoft YaHei" w:eastAsia="Microsoft YaHei"/>
-                <w:sz w:val="19"/>
-              </w:rPr>
-              <w:t>电量充足</w:t>
-            </w:r>
-          </w:p>
-        </w:tc>
-        <w:tc>
-          <w:tcPr>
-            <w:tcW w:type="dxa" w:w="2160"/>
-          </w:tcPr>
-          <w:p/>
-        </w:tc>
-      </w:tr>
-      <w:tr>
-        <w:tc>
-          <w:tcPr>
-            <w:tcW w:type="dxa" w:w="2160"/>
-          </w:tcPr>
-          <w:p>
-            <w:pPr>
-              <w:jc w:val="left"/>
-            </w:pPr>
-            <w:r>
-              <w:rPr>
-                <w:rFonts w:ascii="Microsoft YaHei" w:hAnsi="Microsoft YaHei" w:eastAsia="Microsoft YaHei"/>
-                <w:sz w:val="19"/>
-              </w:rPr>
-              <w:t>相机</w:t>
-            </w:r>
-          </w:p>
-        </w:tc>
-        <w:tc>
-          <w:tcPr>
-            <w:tcW w:type="dxa" w:w="2160"/>
-          </w:tcPr>
-          <w:p>
-            <w:pPr>
-              <w:jc w:val="left"/>
-            </w:pPr>
-            <w:r>
-              <w:rPr>
-                <w:rFonts w:ascii="Microsoft YaHei" w:hAnsi="Microsoft YaHei" w:eastAsia="Microsoft YaHei"/>
-                <w:sz w:val="19"/>
-              </w:rPr>
-              <w:t>1台</w:t>
-            </w:r>
-          </w:p>
-        </w:tc>
-        <w:tc>
-          <w:tcPr>
-            <w:tcW w:type="dxa" w:w="2160"/>
-          </w:tcPr>
-          <w:p>
-            <w:pPr>
-              <w:jc w:val="left"/>
-            </w:pPr>
-            <w:r>
-              <w:rPr>
-                <w:rFonts w:ascii="Microsoft YaHei" w:hAnsi="Microsoft YaHei" w:eastAsia="Microsoft YaHei"/>
-                <w:sz w:val="19"/>
-              </w:rPr>
-              <w:t>电量充足、存储空间</w:t>
-            </w:r>
-          </w:p>
-        </w:tc>
-        <w:tc>
-          <w:tcPr>
-            <w:tcW w:type="dxa" w:w="2160"/>
-          </w:tcPr>
-          <w:p/>
-        </w:tc>
-      </w:tr>
-      <w:tr>
-        <w:tc>
-          <w:tcPr>
-            <w:tcW w:type="dxa" w:w="2160"/>
-          </w:tcPr>
-          <w:p>
-            <w:pPr>
-              <w:jc w:val="left"/>
-            </w:pPr>
-            <w:r>
-              <w:rPr>
-                <w:rFonts w:ascii="Microsoft YaHei" w:hAnsi="Microsoft YaHei" w:eastAsia="Microsoft YaHei"/>
-                <w:sz w:val="19"/>
-              </w:rPr>
-              <w:t>**其他**</w:t>
-            </w:r>
-          </w:p>
-        </w:tc>
-        <w:tc>
-          <w:tcPr>
-            <w:tcW w:type="dxa" w:w="2160"/>
-          </w:tcPr>
-          <w:p>
-            <w:pPr>
-              <w:jc w:val="left"/>
-            </w:pPr>
-            <w:r>
-              <w:rPr>
-                <w:rFonts w:ascii="Microsoft YaHei" w:hAnsi="Microsoft YaHei" w:eastAsia="Microsoft YaHei"/>
-                <w:sz w:val="19"/>
-              </w:rPr>
-              <w:t>工作证</w:t>
-            </w:r>
-          </w:p>
-        </w:tc>
-        <w:tc>
-          <w:tcPr>
-            <w:tcW w:type="dxa" w:w="2160"/>
-          </w:tcPr>
-          <w:p>
-            <w:pPr>
-              <w:jc w:val="left"/>
-            </w:pPr>
-            <w:r>
-              <w:rPr>
-                <w:rFonts w:ascii="Microsoft YaHei" w:hAnsi="Microsoft YaHei" w:eastAsia="Microsoft YaHei"/>
-                <w:sz w:val="19"/>
-              </w:rPr>
-              <w:t>1个</w:t>
-            </w:r>
-          </w:p>
-        </w:tc>
-        <w:tc>
-          <w:tcPr>
-            <w:tcW w:type="dxa" w:w="2160"/>
-          </w:tcPr>
-          <w:p>
-            <w:pPr>
-              <w:jc w:val="left"/>
-            </w:pPr>
-            <w:r>
-              <w:rPr>
-                <w:rFonts w:ascii="Microsoft YaHei" w:hAnsi="Microsoft YaHei" w:eastAsia="Microsoft YaHei"/>
-                <w:sz w:val="19"/>
-              </w:rPr>
-              <w:t>佩戴整齐</w:t>
-            </w:r>
-          </w:p>
-        </w:tc>
-      </w:tr>
-      <w:tr>
-        <w:tc>
-          <w:tcPr>
-            <w:tcW w:type="dxa" w:w="2160"/>
-          </w:tcPr>
-          <w:p>
-            <w:pPr>
-              <w:jc w:val="left"/>
-            </w:pPr>
-            <w:r>
-              <w:rPr>
-                <w:rFonts w:ascii="Microsoft YaHei" w:hAnsi="Microsoft YaHei" w:eastAsia="Microsoft YaHei"/>
-                <w:sz w:val="19"/>
-              </w:rPr>
-              <w:t>名片</w:t>
-            </w:r>
-          </w:p>
-        </w:tc>
-        <w:tc>
-          <w:tcPr>
-            <w:tcW w:type="dxa" w:w="2160"/>
-          </w:tcPr>
-          <w:p>
-            <w:pPr>
-              <w:jc w:val="left"/>
-            </w:pPr>
-            <w:r>
-              <w:rPr>
-                <w:rFonts w:ascii="Microsoft YaHei" w:hAnsi="Microsoft YaHei" w:eastAsia="Microsoft YaHei"/>
-                <w:sz w:val="19"/>
-              </w:rPr>
-              <w:t>20张</w:t>
-            </w:r>
-          </w:p>
-        </w:tc>
-        <w:tc>
-          <w:tcPr>
-            <w:tcW w:type="dxa" w:w="2160"/>
-          </w:tcPr>
-          <w:p>
-            <w:pPr>
-              <w:jc w:val="left"/>
-            </w:pPr>
-            <w:r>
-              <w:rPr>
-                <w:rFonts w:ascii="Microsoft YaHei" w:hAnsi="Microsoft YaHei" w:eastAsia="Microsoft YaHei"/>
-                <w:sz w:val="19"/>
-              </w:rPr>
-              <w:t>数量充足</w:t>
-            </w:r>
-          </w:p>
-        </w:tc>
-        <w:tc>
-          <w:tcPr>
-            <w:tcW w:type="dxa" w:w="2160"/>
-          </w:tcPr>
-          <w:p/>
-        </w:tc>
-      </w:tr>
-    </w:tbl>
-    <w:p/>
-    <w:p>
-      <w:pPr>
-        <w:jc w:val="both"/>
-      </w:pPr>
-      <w:r>
-        <w:rPr>
-          <w:rFonts w:ascii="Microsoft YaHei" w:hAnsi="Microsoft YaHei" w:eastAsia="Microsoft YaHei"/>
-          <w:sz w:val="21"/>
-        </w:rPr>
-        <w:t>产出：物资准备确认单</w:t>
-      </w:r>
-    </w:p>
-    <w:p>
-      <w:pPr>
-        <w:pStyle w:val="Heading2"/>
-        <w:jc w:val="left"/>
-      </w:pPr>
-      <w:r>
-        <w:rPr>
-          <w:rFonts w:ascii="Microsoft YaHei" w:hAnsi="Microsoft YaHei" w:eastAsia="Microsoft YaHei"/>
-          <w:b/>
-          <w:color w:val="1B365D"/>
-          <w:sz w:val="28"/>
-        </w:rPr>
-        <w:t>四、驻点后阶段（T+1~T+7天）</w:t>
-      </w:r>
-    </w:p>
-    <w:p>
-      <w:pPr>
-        <w:pStyle w:val="Heading3"/>
-        <w:jc w:val="left"/>
-      </w:pPr>
-      <w:r>
-        <w:rPr>
-          <w:rFonts w:ascii="Microsoft YaHei" w:hAnsi="Microsoft YaHei" w:eastAsia="Microsoft YaHei"/>
-          <w:b/>
-          <w:color w:val="2E5A4C"/>
-          <w:sz w:val="24"/>
-        </w:rPr>
-        <w:t>4.1 流程图</w:t>
-      </w:r>
-    </w:p>
-    <w:p>
-      <w:pPr>
-        <w:spacing w:before="120" w:after="120"/>
-        <w:ind w:left="432"/>
-        <w:jc w:val="center"/>
-      </w:pPr>
-      <w:r>
-        <w:drawing>
-          <wp:inline xmlns:a="http://schemas.openxmlformats.org/drawingml/2006/main" xmlns:pic="http://schemas.openxmlformats.org/drawingml/2006/picture">
-            <wp:extent cx="5029200" cy="5123498"/>
-            <wp:docPr id="2" name="Picture 2"/>
-            <wp:cNvGraphicFramePr>
-              <a:graphicFrameLocks noChangeAspect="1"/>
-            </wp:cNvGraphicFramePr>
-            <a:graphic>
-              <a:graphicData uri="http://schemas.openxmlformats.org/drawingml/2006/picture">
-                <pic:pic>
-                  <pic:nvPicPr>
-                    <pic:cNvPr id="0" name="05-驻点工作流程设计_083.png"/>
-                    <pic:cNvPicPr/>
-                  </pic:nvPicPr>
-                  <pic:blipFill>
-                    <a:blip r:embed="rId10"/>
-                    <a:stretch>
-                      <a:fillRect/>
-                    </a:stretch>
-                  </pic:blipFill>
-                  <pic:spPr>
-                    <a:xfrm>
-                      <a:off x="0" y="0"/>
-                      <a:ext cx="5029200" cy="5123498"/>
-                    </a:xfrm>
-                    <a:prstGeom prst="rect"/>
-                  </pic:spPr>
-                </pic:pic>
-              </a:graphicData>
-            </a:graphic>
-          </wp:inline>
-        </w:drawing>
-      </w:r>
-    </w:p>
-    <w:p>
-      <w:pPr>
-        <w:pStyle w:val="Heading3"/>
-        <w:jc w:val="left"/>
-      </w:pPr>
-      <w:r>
-        <w:rPr>
-          <w:rFonts w:ascii="Microsoft YaHei" w:hAnsi="Microsoft YaHei" w:eastAsia="Microsoft YaHei"/>
-          <w:b/>
-          <w:color w:val="2E5A4C"/>
-          <w:sz w:val="24"/>
-        </w:rPr>
-        <w:t>4.2 详细步骤</w:t>
-      </w:r>
-    </w:p>
-    <w:p>
-      <w:pPr>
-        <w:pStyle w:val="Heading4"/>
-        <w:jc w:val="left"/>
-      </w:pPr>
-      <w:r>
-        <w:rPr>
-          <w:rFonts w:ascii="Microsoft YaHei" w:hAnsi="Microsoft YaHei" w:eastAsia="Microsoft YaHei"/>
-          <w:b/>
-          <w:sz w:val="22"/>
-        </w:rPr>
-        <w:t>步骤1：整理工作记录（T+1天）</w:t>
-      </w:r>
-    </w:p>
-    <w:p>
-      <w:pPr>
-        <w:jc w:val="both"/>
-      </w:pPr>
-      <w:r>
-        <w:rPr>
-          <w:rFonts w:ascii="Microsoft YaHei" w:hAnsi="Microsoft YaHei" w:eastAsia="Microsoft YaHei"/>
-          <w:sz w:val="21"/>
-        </w:rPr>
-        <w:t>执行时间：驻点后第1天</w:t>
-      </w:r>
-    </w:p>
-    <w:p>
-      <w:pPr>
-        <w:jc w:val="both"/>
-      </w:pPr>
-      <w:r>
-        <w:rPr>
-          <w:rFonts w:ascii="Microsoft YaHei" w:hAnsi="Microsoft YaHei" w:eastAsia="Microsoft YaHei"/>
-          <w:sz w:val="21"/>
-        </w:rPr>
-        <w:t>工作内容：</w:t>
-      </w:r>
-    </w:p>
-    <w:p>
-      <w:pPr>
-        <w:spacing w:before="120" w:after="120"/>
-        <w:ind w:left="432"/>
-      </w:pPr>
-      <w:r>
-        <w:rPr>
-          <w:rFonts w:ascii="Courier New" w:hAnsi="Courier New"/>
-          <w:color w:val="646464"/>
-          <w:sz w:val="18"/>
-        </w:rPr>
-        <w:t>工作记录整理清单</w:t>
-        <w:br/>
-        <w:br/>
-        <w:t>□ 1. 完善驻点工作台账</w:t>
-        <w:br/>
-        <w:t xml:space="preserve">   - 补充完整工作记录</w:t>
-        <w:br/>
-        <w:t xml:space="preserve">   - 确认所有字段填写完整</w:t>
-        <w:br/>
-        <w:t xml:space="preserve">   - 检查数据准确性</w:t>
-        <w:br/>
-        <w:br/>
-        <w:t>□ 2. 整理现场照片</w:t>
-        <w:br/>
-        <w:t xml:space="preserve">   - 按类别整理照片</w:t>
-        <w:br/>
-        <w:t xml:space="preserve">   - 重命名照片（日期+内容）</w:t>
-        <w:br/>
-        <w:t xml:space="preserve">   - 上传到指定文件夹</w:t>
-        <w:br/>
-        <w:br/>
-        <w:t>□ 3. 整理客户反馈</w:t>
-        <w:br/>
-        <w:t xml:space="preserve">   - 汇总客户诉求</w:t>
-        <w:br/>
-        <w:t xml:space="preserve">   - 分类整理（紧急/重要/一般）</w:t>
-        <w:br/>
-        <w:t xml:space="preserve">   - 制定处理计划</w:t>
-        <w:br/>
-        <w:br/>
-        <w:t>□ 4. 整理隐患清单</w:t>
-        <w:br/>
-        <w:t xml:space="preserve">   - 汇总发现的隐患</w:t>
-        <w:br/>
-        <w:t xml:space="preserve">   - 确定隐患等级</w:t>
-        <w:br/>
-        <w:t xml:space="preserve">   - 制定整改计划</w:t>
-        <w:br/>
-        <w:br/>
-        <w:t>□ 5. 填写工作总结</w:t>
-        <w:br/>
-        <w:t xml:space="preserve">   - 工作完成情况</w:t>
-        <w:br/>
-        <w:t xml:space="preserve">   - 主要成果</w:t>
-        <w:br/>
-        <w:t xml:space="preserve">   - 存在问题</w:t>
-        <w:br/>
-        <w:t xml:space="preserve">   - 改进建议</w:t>
-      </w:r>
-    </w:p>
-    <w:p>
-      <w:pPr>
-        <w:jc w:val="both"/>
-      </w:pPr>
-      <w:r>
-        <w:rPr>
-          <w:rFonts w:ascii="Microsoft YaHei" w:hAnsi="Microsoft YaHei" w:eastAsia="Microsoft YaHei"/>
-          <w:sz w:val="21"/>
-        </w:rPr>
-        <w:t>产出：完整的工作记录、照片归档、问题清单</w:t>
-      </w:r>
-    </w:p>
-    <w:p>
-      <w:pPr>
-        <w:jc w:val="both"/>
-      </w:pPr>
-      <w:r>
-        <w:rPr>
-          <w:rFonts w:ascii="Microsoft YaHei" w:hAnsi="Microsoft YaHei" w:eastAsia="Microsoft YaHei"/>
-          <w:sz w:val="21"/>
-        </w:rPr>
-        <w:t>工具：WPS多维表、文件管理器</w:t>
-      </w:r>
-    </w:p>
-    <w:p>
-      <w:pPr>
-        <w:pStyle w:val="Heading4"/>
-        <w:jc w:val="left"/>
-      </w:pPr>
-      <w:r>
-        <w:rPr>
-          <w:rFonts w:ascii="Microsoft YaHei" w:hAnsi="Microsoft YaHei" w:eastAsia="Microsoft YaHei"/>
-          <w:b/>
-          <w:sz w:val="22"/>
-        </w:rPr>
-        <w:t>步骤2：跟踪问题整改（T+1~T+7天）</w:t>
-      </w:r>
-    </w:p>
-    <w:p>
-      <w:pPr>
-        <w:jc w:val="both"/>
-      </w:pPr>
-      <w:r>
-        <w:rPr>
-          <w:rFonts w:ascii="Microsoft YaHei" w:hAnsi="Microsoft YaHei" w:eastAsia="Microsoft YaHei"/>
-          <w:sz w:val="21"/>
-        </w:rPr>
-        <w:t>执行时间：驻点后1周内</w:t>
-      </w:r>
-    </w:p>
-    <w:p>
-      <w:pPr>
-        <w:jc w:val="both"/>
-      </w:pPr>
-      <w:r>
-        <w:rPr>
-          <w:rFonts w:ascii="Microsoft YaHei" w:hAnsi="Microsoft YaHei" w:eastAsia="Microsoft YaHei"/>
-          <w:sz w:val="21"/>
-        </w:rPr>
-        <w:t>工作内容：</w:t>
-      </w:r>
-    </w:p>
-    <w:p>
-      <w:pPr>
-        <w:spacing w:before="120" w:after="120"/>
-        <w:ind w:left="432"/>
-      </w:pPr>
-      <w:r>
-        <w:rPr>
-          <w:rFonts w:ascii="Courier New" w:hAnsi="Courier New"/>
-          <w:color w:val="646464"/>
-          <w:sz w:val="18"/>
-        </w:rPr>
-        <w:t>问题整改跟踪流程</w:t>
-        <w:br/>
-        <w:br/>
-        <w:t>【建立整改台账】</w:t>
-        <w:br/>
-        <w:t>□ 1. 创建隐患整改记录</w:t>
-        <w:br/>
-        <w:t xml:space="preserve">   - 隐患编号</w:t>
-        <w:br/>
-        <w:t xml:space="preserve">   - 隐患描述</w:t>
-        <w:br/>
-        <w:t xml:space="preserve">   - 隐患等级</w:t>
-        <w:br/>
-        <w:t xml:space="preserve">   - 整改责任人</w:t>
-        <w:br/>
-        <w:t xml:space="preserve">   - 整改期限</w:t>
-        <w:br/>
-        <w:t xml:space="preserve">   - 整改进度</w:t>
-        <w:br/>
-        <w:t xml:space="preserve">   - 整改状态</w:t>
-        <w:br/>
-        <w:br/>
-        <w:t>【跟踪整改进度】</w:t>
-        <w:br/>
-        <w:br/>
-        <w:t>□ 2. 每日/每周跟踪</w:t>
-        <w:br/>
-        <w:t xml:space="preserve">   - 联系整改责任人</w:t>
-        <w:br/>
-        <w:t xml:space="preserve">   - 了解整改进度</w:t>
-        <w:br/>
-        <w:t xml:space="preserve">   - 记录进度更新</w:t>
-        <w:br/>
-        <w:br/>
-        <w:t>□ 3. 现场验证（整改完成后）</w:t>
-        <w:br/>
-        <w:t xml:space="preserve">   - 到现场验证整改效果</w:t>
-        <w:br/>
-        <w:t xml:space="preserve">   - 拍照记录整改后状态</w:t>
-        <w:br/>
-        <w:t xml:space="preserve">   - 确认整改合格</w:t>
-        <w:br/>
-        <w:br/>
-        <w:t>□ 4. 更新整改状态</w:t>
-        <w:br/>
-        <w:t xml:space="preserve">   - 更新隐患台账状态为"已整改"</w:t>
-        <w:br/>
-        <w:t xml:space="preserve">   - 记录整改完成时间</w:t>
-        <w:br/>
-        <w:t xml:space="preserve">   - 上传整改后照片</w:t>
-        <w:br/>
-        <w:br/>
-        <w:t>□ 5. 闭环管理</w:t>
-        <w:br/>
-        <w:t xml:space="preserve">   - 确认隐患已消除</w:t>
-        <w:br/>
-        <w:t xml:space="preserve">   - 更新知识库（如设备信息有变化）</w:t>
-        <w:br/>
-        <w:t xml:space="preserve">   - 归档整改记录</w:t>
-      </w:r>
-    </w:p>
-    <w:p>
-      <w:pPr>
-        <w:jc w:val="both"/>
-      </w:pPr>
-      <w:r>
-        <w:rPr>
-          <w:rFonts w:ascii="Microsoft YaHei" w:hAnsi="Microsoft YaHei" w:eastAsia="Microsoft YaHei"/>
-          <w:sz w:val="21"/>
-        </w:rPr>
-        <w:t>产出：整改跟踪记录、整改完成报告</w:t>
-      </w:r>
-    </w:p>
-    <w:p>
-      <w:pPr>
-        <w:jc w:val="both"/>
-      </w:pPr>
-      <w:r>
-        <w:rPr>
-          <w:rFonts w:ascii="Microsoft YaHei" w:hAnsi="Microsoft YaHei" w:eastAsia="Microsoft YaHei"/>
-          <w:sz w:val="21"/>
-        </w:rPr>
-        <w:t>工具：隐患整改台账、手机相机</w:t>
-      </w:r>
-    </w:p>
-    <w:p>
-      <w:pPr>
-        <w:pStyle w:val="Heading4"/>
-        <w:jc w:val="left"/>
-      </w:pPr>
-      <w:r>
-        <w:rPr>
-          <w:rFonts w:ascii="Microsoft YaHei" w:hAnsi="Microsoft YaHei" w:eastAsia="Microsoft YaHei"/>
-          <w:b/>
-          <w:sz w:val="22"/>
-        </w:rPr>
-        <w:t>步骤3：回访重点客户（T+3~T+7天）</w:t>
-      </w:r>
-    </w:p>
-    <w:p>
-      <w:pPr>
-        <w:jc w:val="both"/>
-      </w:pPr>
-      <w:r>
-        <w:rPr>
-          <w:rFonts w:ascii="Microsoft YaHei" w:hAnsi="Microsoft YaHei" w:eastAsia="Microsoft YaHei"/>
-          <w:sz w:val="21"/>
-        </w:rPr>
-        <w:t>执行时间：驻点后3-7天内</w:t>
-      </w:r>
-    </w:p>
-    <w:p>
-      <w:pPr>
-        <w:jc w:val="both"/>
-      </w:pPr>
-      <w:r>
-        <w:rPr>
-          <w:rFonts w:ascii="Microsoft YaHei" w:hAnsi="Microsoft YaHei" w:eastAsia="Microsoft YaHei"/>
-          <w:sz w:val="21"/>
-        </w:rPr>
-        <w:t>工作内容：</w:t>
-      </w:r>
-    </w:p>
-    <w:p>
-      <w:pPr>
-        <w:spacing w:before="120" w:after="120"/>
-        <w:ind w:left="432"/>
-      </w:pPr>
-      <w:r>
-        <w:rPr>
-          <w:rFonts w:ascii="Courier New" w:hAnsi="Courier New"/>
-          <w:color w:val="646464"/>
-          <w:sz w:val="18"/>
-        </w:rPr>
-        <w:t>重点客户回访流程</w:t>
-        <w:br/>
-        <w:br/>
-        <w:t>【确定回访对象】</w:t>
-        <w:br/>
-        <w:t>□ 1. 筛选回访对象</w:t>
-        <w:br/>
-        <w:t xml:space="preserve">   - 有诉求的客户（必须回访）</w:t>
-        <w:br/>
-        <w:t xml:space="preserve">   - 敏感客户（建议回访）</w:t>
-        <w:br/>
-        <w:t xml:space="preserve">   - 频繁停电客户（建议回访）</w:t>
-        <w:br/>
-        <w:t xml:space="preserve">   - 特殊群体（建议回访）</w:t>
-        <w:br/>
-        <w:br/>
-        <w:t>【执行回访】</w:t>
-        <w:br/>
-        <w:br/>
-        <w:t>□ 2. 电话回访</w:t>
-        <w:br/>
-        <w:t xml:space="preserve">   - 自我介绍</w:t>
-        <w:br/>
-        <w:t xml:space="preserve">   - 询问上次问题解决情况</w:t>
-        <w:br/>
-        <w:t xml:space="preserve">   - 了解满意度</w:t>
-        <w:br/>
-        <w:t xml:space="preserve">   - 记录回访内容</w:t>
-        <w:br/>
-        <w:br/>
-        <w:t>□ 3. 上门回访（必要时）</w:t>
-        <w:br/>
-        <w:t xml:space="preserve">   - 针对问题未解决的客户</w:t>
-        <w:br/>
-        <w:t xml:space="preserve">   - 针对特殊群体客户</w:t>
-        <w:br/>
-        <w:t xml:space="preserve">   - 现场解决问题</w:t>
-        <w:br/>
-        <w:br/>
-        <w:t>【记录回访】</w:t>
-        <w:br/>
-        <w:br/>
-        <w:t>□ 4. 填写回访记录</w:t>
-        <w:br/>
-        <w:t xml:space="preserve">   - 客户编号、姓名</w:t>
-        <w:br/>
-        <w:t xml:space="preserve">   - 回访时间</w:t>
-        <w:br/>
-        <w:t xml:space="preserve">   - 回访方式（电话/上门）</w:t>
-        <w:br/>
-        <w:t xml:space="preserve">   - 回访内容</w:t>
-        <w:br/>
-        <w:t xml:space="preserve">   - 客户反馈</w:t>
-        <w:br/>
-        <w:t xml:space="preserve">   - 后续跟进事项</w:t>
-        <w:br/>
-        <w:br/>
-        <w:t>□ 5. 更新客户信息</w:t>
-        <w:br/>
-        <w:t xml:space="preserve">   - 更新"上次回访时间"</w:t>
-        <w:br/>
-        <w:t xml:space="preserve">   - 更新客户满意度</w:t>
-      </w:r>
-    </w:p>
-    <w:p>
-      <w:pPr>
-        <w:jc w:val="both"/>
-      </w:pPr>
-      <w:r>
-        <w:rPr>
-          <w:rFonts w:ascii="Microsoft YaHei" w:hAnsi="Microsoft YaHei" w:eastAsia="Microsoft YaHei"/>
-          <w:sz w:val="21"/>
-        </w:rPr>
-        <w:t>产出：回访记录、客户反馈汇总</w:t>
-      </w:r>
-    </w:p>
-    <w:p>
-      <w:pPr>
-        <w:jc w:val="both"/>
-      </w:pPr>
-      <w:r>
-        <w:rPr>
-          <w:rFonts w:ascii="Microsoft YaHei" w:hAnsi="Microsoft YaHei" w:eastAsia="Microsoft YaHei"/>
-          <w:sz w:val="21"/>
-        </w:rPr>
-        <w:t>工具：回访记录表、WPS多维表</w:t>
-      </w:r>
-    </w:p>
-    <w:p>
-      <w:pPr>
-        <w:pStyle w:val="Heading4"/>
-        <w:jc w:val="left"/>
-      </w:pPr>
-      <w:r>
-        <w:rPr>
-          <w:rFonts w:ascii="Microsoft YaHei" w:hAnsi="Microsoft YaHei" w:eastAsia="Microsoft YaHei"/>
-          <w:b/>
-          <w:sz w:val="22"/>
-        </w:rPr>
-        <w:t>步骤4：处理客户诉求（T+1~T+7天）</w:t>
-      </w:r>
-    </w:p>
-    <w:p>
-      <w:pPr>
-        <w:jc w:val="both"/>
-      </w:pPr>
-      <w:r>
-        <w:rPr>
-          <w:rFonts w:ascii="Microsoft YaHei" w:hAnsi="Microsoft YaHei" w:eastAsia="Microsoft YaHei"/>
-          <w:sz w:val="21"/>
-        </w:rPr>
-        <w:t>执行时间：驻点后1周内</w:t>
-      </w:r>
-    </w:p>
-    <w:p>
-      <w:pPr>
-        <w:jc w:val="both"/>
-      </w:pPr>
-      <w:r>
-        <w:rPr>
-          <w:rFonts w:ascii="Microsoft YaHei" w:hAnsi="Microsoft YaHei" w:eastAsia="Microsoft YaHei"/>
-          <w:sz w:val="21"/>
-        </w:rPr>
-        <w:t>工作内容：</w:t>
-      </w:r>
-    </w:p>
-    <w:p>
-      <w:pPr>
-        <w:spacing w:before="120" w:after="120"/>
-        <w:ind w:left="432"/>
-      </w:pPr>
-      <w:r>
-        <w:rPr>
-          <w:rFonts w:ascii="Courier New" w:hAnsi="Courier New"/>
-          <w:color w:val="646464"/>
-          <w:sz w:val="18"/>
-        </w:rPr>
-        <w:t>客户诉求处理流程</w:t>
-        <w:br/>
-        <w:br/>
-        <w:t>【诉求分类】</w:t>
-        <w:br/>
-        <w:t>□ 1. 按紧急程度分类</w:t>
-        <w:br/>
-        <w:t xml:space="preserve">   - 紧急：立即处理（24小时内）</w:t>
-        <w:br/>
-        <w:t xml:space="preserve">   - 重要：尽快处理（3天内）</w:t>
-        <w:br/>
-        <w:t xml:space="preserve">   - 一般：适时处理（7天内）</w:t>
-        <w:br/>
-        <w:br/>
-        <w:t>□ 2. 按类型分类</w:t>
-        <w:br/>
-        <w:t xml:space="preserve">   - 故障报修</w:t>
-        <w:br/>
-        <w:t xml:space="preserve">   - 业务办理</w:t>
-        <w:br/>
-        <w:t xml:space="preserve">   - 政策咨询</w:t>
-        <w:br/>
-        <w:t xml:space="preserve">   - 投诉建议</w:t>
-        <w:br/>
-        <w:br/>
-        <w:t>【处理执行】</w:t>
-        <w:br/>
-        <w:br/>
-        <w:t>□ 3. 紧急诉求处理</w:t>
-        <w:br/>
-        <w:t xml:space="preserve">   - 立即响应</w:t>
-        <w:br/>
-        <w:t xml:space="preserve">   - 现场处置或协调资源</w:t>
-        <w:br/>
-        <w:t xml:space="preserve">   - 及时反馈客户</w:t>
-        <w:br/>
-        <w:br/>
-        <w:t>□ 4. 重要诉求处理</w:t>
-        <w:br/>
-        <w:t xml:space="preserve">   - 制定处理方案</w:t>
-        <w:br/>
-        <w:t xml:space="preserve">   - 协调相关部门</w:t>
-        <w:br/>
-        <w:t xml:space="preserve">   - 跟踪处理进度</w:t>
-        <w:br/>
-        <w:t xml:space="preserve">   - 及时反馈客户</w:t>
-        <w:br/>
-        <w:br/>
-        <w:t>□ 5. 一般诉求处理</w:t>
-        <w:br/>
-        <w:t xml:space="preserve">   - 纳入工作计划</w:t>
-        <w:br/>
-        <w:t xml:space="preserve">   - 适时处理</w:t>
-        <w:br/>
-        <w:t xml:space="preserve">   - 反馈客户</w:t>
-        <w:br/>
-        <w:br/>
-        <w:t>【记录反馈】</w:t>
-        <w:br/>
-        <w:br/>
-        <w:t>□ 6. 填写诉求处理记录</w:t>
-        <w:br/>
-        <w:t xml:space="preserve">   - 诉求编号</w:t>
-        <w:br/>
-        <w:t xml:space="preserve">   - 客户信息</w:t>
-        <w:br/>
-        <w:t xml:space="preserve">   - 诉求内容</w:t>
-        <w:br/>
-        <w:t xml:space="preserve">   - 处理措施</w:t>
-        <w:br/>
-        <w:t xml:space="preserve">   - 处理结果</w:t>
-        <w:br/>
-        <w:t xml:space="preserve">   - 客户满意度</w:t>
-        <w:br/>
-        <w:br/>
-        <w:t>□ 7. 更新诉求状态</w:t>
-        <w:br/>
-        <w:t xml:space="preserve">   - 更新为"已处理"</w:t>
-        <w:br/>
-        <w:t xml:space="preserve">   - 记录处理时间</w:t>
-      </w:r>
-    </w:p>
-    <w:p>
-      <w:pPr>
-        <w:jc w:val="both"/>
-      </w:pPr>
-      <w:r>
-        <w:rPr>
-          <w:rFonts w:ascii="Microsoft YaHei" w:hAnsi="Microsoft YaHei" w:eastAsia="Microsoft YaHei"/>
-          <w:sz w:val="21"/>
-        </w:rPr>
-        <w:t>产出：诉求处理记录、处理结果反馈</w:t>
-      </w:r>
-    </w:p>
-    <w:p>
-      <w:pPr>
-        <w:jc w:val="both"/>
-      </w:pPr>
-      <w:r>
-        <w:rPr>
-          <w:rFonts w:ascii="Microsoft YaHei" w:hAnsi="Microsoft YaHei" w:eastAsia="Microsoft YaHei"/>
-          <w:sz w:val="21"/>
-        </w:rPr>
-        <w:t>工具：诉求处理台账</w:t>
-      </w:r>
-    </w:p>
-    <w:p>
-      <w:pPr>
-        <w:pStyle w:val="Heading4"/>
-        <w:jc w:val="left"/>
-      </w:pPr>
-      <w:r>
-        <w:rPr>
-          <w:rFonts w:ascii="Microsoft YaHei" w:hAnsi="Microsoft YaHei" w:eastAsia="Microsoft YaHei"/>
-          <w:b/>
-          <w:sz w:val="22"/>
-        </w:rPr>
-        <w:t>步骤5：更新知识库（T+1~T+7天）</w:t>
-      </w:r>
-    </w:p>
-    <w:p>
-      <w:pPr>
-        <w:jc w:val="both"/>
-      </w:pPr>
-      <w:r>
-        <w:rPr>
-          <w:rFonts w:ascii="Microsoft YaHei" w:hAnsi="Microsoft YaHei" w:eastAsia="Microsoft YaHei"/>
-          <w:sz w:val="21"/>
-        </w:rPr>
-        <w:t>执行时间：驻点后1周内</w:t>
-      </w:r>
-    </w:p>
-    <w:p>
-      <w:pPr>
-        <w:jc w:val="both"/>
-      </w:pPr>
-      <w:r>
-        <w:rPr>
-          <w:rFonts w:ascii="Microsoft YaHei" w:hAnsi="Microsoft YaHei" w:eastAsia="Microsoft YaHei"/>
-          <w:sz w:val="21"/>
-        </w:rPr>
-        <w:t>工作内容：</w:t>
-      </w:r>
-    </w:p>
-    <w:p>
-      <w:pPr>
-        <w:spacing w:before="120" w:after="120"/>
-        <w:ind w:left="432"/>
-      </w:pPr>
-      <w:r>
-        <w:rPr>
-          <w:rFonts w:ascii="Courier New" w:hAnsi="Courier New"/>
-          <w:color w:val="646464"/>
-          <w:sz w:val="18"/>
-        </w:rPr>
-        <w:t>知识库更新流程</w:t>
-        <w:br/>
-        <w:br/>
-        <w:t>□ 1. 更新设备信息库</w:t>
-        <w:br/>
-        <w:t xml:space="preserve">   - 新采集的配电房信息</w:t>
-        <w:br/>
-        <w:t xml:space="preserve">   - 更新的设备信息</w:t>
-        <w:br/>
-        <w:t xml:space="preserve">   - 新发现的隐患记录</w:t>
-        <w:br/>
-        <w:br/>
-        <w:t>□ 2. 更新应急资源库</w:t>
-        <w:br/>
-        <w:t xml:space="preserve">   - 新采集的应急资源信息</w:t>
-        <w:br/>
-        <w:t xml:space="preserve">   - 更新的应急资源信息</w:t>
-        <w:br/>
-        <w:t xml:space="preserve">   - 应急演练记录（如有）</w:t>
-        <w:br/>
-        <w:br/>
-        <w:t>□ 3. 更新客户信息</w:t>
-        <w:br/>
-        <w:t xml:space="preserve">   - 走访记录</w:t>
-        <w:br/>
-        <w:t xml:space="preserve">   - 服务记录</w:t>
-        <w:br/>
-        <w:t xml:space="preserve">   - 客户诉求记录</w:t>
-        <w:br/>
-        <w:br/>
-        <w:t>□ 4. 上传照片资料</w:t>
-        <w:br/>
-        <w:t xml:space="preserve">   - 配电房照片</w:t>
-        <w:br/>
-        <w:t xml:space="preserve">   - 设备照片</w:t>
-        <w:br/>
-        <w:t xml:space="preserve">   - 应急资源照片</w:t>
-        <w:br/>
-        <w:t xml:space="preserve">   - 现场工作照片</w:t>
-        <w:br/>
-        <w:br/>
-        <w:t>□ 5. 完善工作模板</w:t>
-        <w:br/>
-        <w:t xml:space="preserve">   - 根据使用经验优化模板</w:t>
-        <w:br/>
-        <w:t xml:space="preserve">   - 补充缺失的模板</w:t>
-        <w:br/>
-        <w:br/>
-        <w:t>□ 6. 数据质量检查</w:t>
-        <w:br/>
-        <w:t xml:space="preserve">   - 检查数据完整性</w:t>
-        <w:br/>
-        <w:t xml:space="preserve">   - 检查数据准确性</w:t>
-        <w:br/>
-        <w:t xml:space="preserve">   - 修正错误数据</w:t>
-      </w:r>
-    </w:p>
-    <w:p>
-      <w:pPr>
-        <w:jc w:val="both"/>
-      </w:pPr>
-      <w:r>
-        <w:rPr>
-          <w:rFonts w:ascii="Microsoft YaHei" w:hAnsi="Microsoft YaHei" w:eastAsia="Microsoft YaHei"/>
-          <w:sz w:val="21"/>
-        </w:rPr>
-        <w:t>产出：更新的知识库、数据质量报告</w:t>
-      </w:r>
-    </w:p>
-    <w:p>
-      <w:pPr>
-        <w:jc w:val="both"/>
-      </w:pPr>
-      <w:r>
-        <w:rPr>
-          <w:rFonts w:ascii="Microsoft YaHei" w:hAnsi="Microsoft YaHei" w:eastAsia="Microsoft YaHei"/>
-          <w:sz w:val="21"/>
-        </w:rPr>
-        <w:t>工具：WPS多维表、文件管理器</w:t>
-      </w:r>
-    </w:p>
-    <w:p>
-      <w:pPr>
-        <w:pStyle w:val="Heading4"/>
-        <w:jc w:val="left"/>
-      </w:pPr>
-      <w:r>
-        <w:rPr>
-          <w:rFonts w:ascii="Microsoft YaHei" w:hAnsi="Microsoft YaHei" w:eastAsia="Microsoft YaHei"/>
-          <w:b/>
-          <w:sz w:val="22"/>
-        </w:rPr>
-        <w:t>步骤6：总结归档（T+7天）</w:t>
-      </w:r>
-    </w:p>
-    <w:p>
-      <w:pPr>
-        <w:jc w:val="both"/>
-      </w:pPr>
-      <w:r>
-        <w:rPr>
-          <w:rFonts w:ascii="Microsoft YaHei" w:hAnsi="Microsoft YaHei" w:eastAsia="Microsoft YaHei"/>
-          <w:sz w:val="21"/>
-        </w:rPr>
-        <w:t>执行时间：驻点后第7天</w:t>
-      </w:r>
-    </w:p>
-    <w:p>
-      <w:pPr>
-        <w:jc w:val="both"/>
-      </w:pPr>
-      <w:r>
-        <w:rPr>
-          <w:rFonts w:ascii="Microsoft YaHei" w:hAnsi="Microsoft YaHei" w:eastAsia="Microsoft YaHei"/>
-          <w:sz w:val="21"/>
-        </w:rPr>
-        <w:t>工作内容：</w:t>
-      </w:r>
-    </w:p>
-    <w:p>
-      <w:pPr>
-        <w:spacing w:before="120" w:after="120"/>
-        <w:ind w:left="432"/>
-      </w:pPr>
-      <w:r>
-        <w:rPr>
-          <w:rFonts w:ascii="Courier New" w:hAnsi="Courier New"/>
-          <w:color w:val="646464"/>
-          <w:sz w:val="18"/>
-        </w:rPr>
-        <w:t>总结归档清单</w:t>
-        <w:br/>
-        <w:br/>
-        <w:t>□ 1. 撰写驻点工作总结</w:t>
-        <w:br/>
-        <w:t xml:space="preserve">   </w:t>
-        <w:br/>
-        <w:t xml:space="preserve">   【工作总结模板】</w:t>
-        <w:br/>
-        <w:t xml:space="preserve">   </w:t>
-        <w:br/>
-        <w:t xml:space="preserve">   一、基本信息</w:t>
-        <w:br/>
-        <w:t xml:space="preserve">   - 驻点小区：</w:t>
-        <w:br/>
-        <w:t xml:space="preserve">   - 驻点时间：</w:t>
-        <w:br/>
-        <w:t xml:space="preserve">   - 驻点时长：</w:t>
-        <w:br/>
-        <w:t xml:space="preserve">   - 客户经理：</w:t>
-        <w:br/>
-        <w:t xml:space="preserve">   </w:t>
-        <w:br/>
-        <w:t xml:space="preserve">   二、工作完成情况</w:t>
-        <w:br/>
-        <w:t xml:space="preserve">   - 计划工作内容：</w:t>
-        <w:br/>
-        <w:t xml:space="preserve">   - 实际完成内容：</w:t>
-        <w:br/>
-        <w:t xml:space="preserve">   - 完成率：</w:t>
-        <w:br/>
-        <w:t xml:space="preserve">   </w:t>
-        <w:br/>
-        <w:t xml:space="preserve">   三、主要成果</w:t>
-        <w:br/>
-        <w:t xml:space="preserve">   - 走访客户：  户</w:t>
-        <w:br/>
-        <w:t xml:space="preserve">   - 发现隐患：  处</w:t>
-        <w:br/>
-        <w:t xml:space="preserve">   - 采集信息：  条</w:t>
-        <w:br/>
-        <w:t xml:space="preserve">   - 解决问题：  个</w:t>
-        <w:br/>
-        <w:t xml:space="preserve">   </w:t>
-        <w:br/>
-        <w:t xml:space="preserve">   四、存在问题</w:t>
-        <w:br/>
-        <w:t xml:space="preserve">   - </w:t>
-        <w:br/>
-        <w:t xml:space="preserve">   - </w:t>
-        <w:br/>
-        <w:t xml:space="preserve">   </w:t>
-        <w:br/>
-        <w:t xml:space="preserve">   五、经验与教训</w:t>
-        <w:br/>
-        <w:t xml:space="preserve">   - 成功经验：</w:t>
-        <w:br/>
-        <w:t xml:space="preserve">   - 存在不足：</w:t>
-        <w:br/>
-        <w:t xml:space="preserve">   </w:t>
-        <w:br/>
-        <w:t xml:space="preserve">   六、改进建议</w:t>
-        <w:br/>
-        <w:t xml:space="preserve">   - </w:t>
-        <w:br/>
-        <w:t xml:space="preserve">   - </w:t>
-        <w:br/>
-        <w:t xml:space="preserve">   </w:t>
-        <w:br/>
-        <w:t xml:space="preserve">   七、下次驻点建议</w:t>
-        <w:br/>
-        <w:t xml:space="preserve">   - 建议时间：</w:t>
-        <w:br/>
-        <w:t xml:space="preserve">   - 重点工作：</w:t>
-        <w:br/>
-        <w:t xml:space="preserve">   - 注意事项：</w:t>
-        <w:br/>
-        <w:br/>
-        <w:t>□ 2. 整理归档资料</w:t>
-        <w:br/>
-        <w:t xml:space="preserve">   - 驻点工作计划</w:t>
-        <w:br/>
-        <w:t xml:space="preserve">   - 驻点工作记录</w:t>
-        <w:br/>
-        <w:t xml:space="preserve">   - 现场照片</w:t>
-        <w:br/>
-        <w:t xml:space="preserve">   - 客户反馈</w:t>
-        <w:br/>
-        <w:t xml:space="preserve">   - 工作总结</w:t>
-        <w:br/>
-        <w:t xml:space="preserve">   </w:t>
-        <w:br/>
-        <w:t xml:space="preserve">   【归档文件夹结构】</w:t>
-        <w:br/>
-        <w:t xml:space="preserve">   /驻点工作档案</w:t>
-        <w:br/>
-        <w:t xml:space="preserve">     /2026年</w:t>
-        <w:br/>
-        <w:t xml:space="preserve">       /03月</w:t>
-        <w:br/>
-        <w:t xml:space="preserve">         /武侯花园-20260317</w:t>
-        <w:br/>
-        <w:t xml:space="preserve">           - 工作计划.pdf</w:t>
-        <w:br/>
-        <w:t xml:space="preserve">           - 工作记录.pdf</w:t>
-        <w:br/>
-        <w:t xml:space="preserve">           - 照片/</w:t>
-        <w:br/>
-        <w:t xml:space="preserve">           - 客户反馈.pdf</w:t>
-        <w:br/>
-        <w:t xml:space="preserve">           - 工作总结.pdf</w:t>
-        <w:br/>
-        <w:br/>
-        <w:t>□ 3. 更新小区信息</w:t>
-        <w:br/>
-        <w:t xml:space="preserve">   - 更新"上次驻点时间"</w:t>
-        <w:br/>
-        <w:t xml:space="preserve">   - 更新"驻点次数"</w:t>
-        <w:br/>
-        <w:t xml:space="preserve">   - 更新"下次驻点建议"</w:t>
-        <w:br/>
-        <w:br/>
-        <w:t>□ 4. 分享经验（可选）</w:t>
-        <w:br/>
-        <w:t xml:space="preserve">   - 在团队会议中分享经验</w:t>
-        <w:br/>
-        <w:t xml:space="preserve">   - 撰写案例分享</w:t>
-        <w:br/>
-        <w:t xml:space="preserve">   - 提出流程优化建议</w:t>
-        <w:br/>
-        <w:br/>
-        <w:t>□ 5. 闭环确认</w:t>
-        <w:br/>
-        <w:t xml:space="preserve">   - 确认所有工作已闭环</w:t>
-        <w:br/>
-        <w:t xml:space="preserve">   - 确认所有问题已处理或已安排</w:t>
-        <w:br/>
-        <w:t xml:space="preserve">   - 确认资料已归档</w:t>
-      </w:r>
-    </w:p>
-    <w:p>
-      <w:pPr>
-        <w:jc w:val="both"/>
-      </w:pPr>
-      <w:r>
-        <w:rPr>
-          <w:rFonts w:ascii="Microsoft YaHei" w:hAnsi="Microsoft YaHei" w:eastAsia="Microsoft YaHei"/>
-          <w:sz w:val="21"/>
-        </w:rPr>
-        <w:t>产出：驻点工作总结、归档资料、经验分享</w:t>
-      </w:r>
-    </w:p>
-    <w:p>
-      <w:pPr>
-        <w:jc w:val="both"/>
-      </w:pPr>
-      <w:r>
-        <w:rPr>
-          <w:rFonts w:ascii="Microsoft YaHei" w:hAnsi="Microsoft YaHei" w:eastAsia="Microsoft YaHei"/>
-          <w:sz w:val="21"/>
-        </w:rPr>
-        <w:t>工具：WPS文档、文件管理器</w:t>
-      </w:r>
-    </w:p>
-    <w:p>
-      <w:pPr>
-        <w:pStyle w:val="Heading2"/>
-        <w:jc w:val="left"/>
-      </w:pPr>
-      <w:r>
-        <w:rPr>
-          <w:rFonts w:ascii="Microsoft YaHei" w:hAnsi="Microsoft YaHei" w:eastAsia="Microsoft YaHei"/>
-          <w:b/>
-          <w:color w:val="1B365D"/>
-          <w:sz w:val="28"/>
-        </w:rPr>
-        <w:t>六、流程优化建议</w:t>
-      </w:r>
-    </w:p>
-    <w:p>
-      <w:pPr>
-        <w:pStyle w:val="Heading3"/>
-        <w:jc w:val="left"/>
-      </w:pPr>
-      <w:r>
-        <w:rPr>
-          <w:rFonts w:ascii="Microsoft YaHei" w:hAnsi="Microsoft YaHei" w:eastAsia="Microsoft YaHei"/>
-          <w:b/>
-          <w:color w:val="2E5A4C"/>
-          <w:sz w:val="24"/>
-        </w:rPr>
-        <w:t>6.1 效率提升建议</w:t>
-      </w:r>
-    </w:p>
-    <w:p>
-      <w:pPr>
-        <w:jc w:val="both"/>
-      </w:pPr>
-      <w:r>
-        <w:rPr>
-          <w:rFonts w:ascii="Microsoft YaHei" w:hAnsi="Microsoft YaHei" w:eastAsia="Microsoft YaHei"/>
-          <w:sz w:val="21"/>
-        </w:rPr>
-        <w:t>1. 信息推送自动化</w:t>
-      </w:r>
-    </w:p>
-    <w:p>
-      <w:pPr>
-        <w:ind w:left="432"/>
-      </w:pPr>
-      <w:r>
-        <w:rPr>
-          <w:rFonts w:ascii="Microsoft YaHei" w:hAnsi="Microsoft YaHei" w:eastAsia="Microsoft YaHei"/>
-          <w:sz w:val="21"/>
-        </w:rPr>
-        <w:t>● 系统自动推送重点客户清单</w:t>
-      </w:r>
-    </w:p>
-    <w:p>
-      <w:pPr>
-        <w:ind w:left="432"/>
-      </w:pPr>
-      <w:r>
-        <w:rPr>
-          <w:rFonts w:ascii="Microsoft YaHei" w:hAnsi="Microsoft YaHei" w:eastAsia="Microsoft YaHei"/>
-          <w:sz w:val="21"/>
-        </w:rPr>
-        <w:t>● 减少人工查询时间</w:t>
-      </w:r>
-    </w:p>
-    <w:p>
-      <w:pPr>
-        <w:jc w:val="both"/>
-      </w:pPr>
-      <w:r>
-        <w:rPr>
-          <w:rFonts w:ascii="Microsoft YaHei" w:hAnsi="Microsoft YaHei" w:eastAsia="Microsoft YaHei"/>
-          <w:sz w:val="21"/>
-        </w:rPr>
-        <w:t>2. 移动办公优化</w:t>
-      </w:r>
-    </w:p>
-    <w:p>
-      <w:pPr>
-        <w:ind w:left="432"/>
-      </w:pPr>
-      <w:r>
-        <w:rPr>
-          <w:rFonts w:ascii="Microsoft YaHei" w:hAnsi="Microsoft YaHei" w:eastAsia="Microsoft YaHei"/>
-          <w:sz w:val="21"/>
-        </w:rPr>
-        <w:t>● 优化WPS多维表移动端体验</w:t>
-      </w:r>
-    </w:p>
-    <w:p>
-      <w:pPr>
-        <w:ind w:left="432"/>
-      </w:pPr>
-      <w:r>
-        <w:rPr>
-          <w:rFonts w:ascii="Microsoft YaHei" w:hAnsi="Microsoft YaHei" w:eastAsia="Microsoft YaHei"/>
-          <w:sz w:val="21"/>
-        </w:rPr>
-        <w:t>● 支持离线查询和录入</w:t>
-      </w:r>
-    </w:p>
-    <w:p>
-      <w:pPr>
-        <w:jc w:val="both"/>
-      </w:pPr>
-      <w:r>
-        <w:rPr>
-          <w:rFonts w:ascii="Microsoft YaHei" w:hAnsi="Microsoft YaHei" w:eastAsia="Microsoft YaHei"/>
-          <w:sz w:val="21"/>
-        </w:rPr>
-        <w:t>3. 智能路线规划</w:t>
-      </w:r>
-    </w:p>
-    <w:p>
-      <w:pPr>
-        <w:ind w:left="432"/>
-      </w:pPr>
-      <w:r>
-        <w:rPr>
-          <w:rFonts w:ascii="Microsoft YaHei" w:hAnsi="Microsoft YaHei" w:eastAsia="Microsoft YaHei"/>
-          <w:sz w:val="21"/>
-        </w:rPr>
-        <w:t>● 根据客户位置智能规划走访路线</w:t>
-      </w:r>
-    </w:p>
-    <w:p>
-      <w:pPr>
-        <w:ind w:left="432"/>
-      </w:pPr>
-      <w:r>
-        <w:rPr>
-          <w:rFonts w:ascii="Microsoft YaHei" w:hAnsi="Microsoft YaHei" w:eastAsia="Microsoft YaHei"/>
-          <w:sz w:val="21"/>
-        </w:rPr>
-        <w:t>● 减少往返时间</w:t>
-      </w:r>
-    </w:p>
-    <w:p>
-      <w:pPr>
-        <w:jc w:val="both"/>
-      </w:pPr>
-      <w:r>
-        <w:rPr>
-          <w:rFonts w:ascii="Microsoft YaHei" w:hAnsi="Microsoft YaHei" w:eastAsia="Microsoft YaHei"/>
-          <w:sz w:val="21"/>
-        </w:rPr>
-        <w:t>4. 语音识别录入</w:t>
-      </w:r>
-    </w:p>
-    <w:p>
-      <w:pPr>
-        <w:ind w:left="432"/>
-      </w:pPr>
-      <w:r>
-        <w:rPr>
-          <w:rFonts w:ascii="Microsoft YaHei" w:hAnsi="Microsoft YaHei" w:eastAsia="Microsoft YaHei"/>
-          <w:sz w:val="21"/>
-        </w:rPr>
-        <w:t>● 支持语音录入工作记录</w:t>
-      </w:r>
-    </w:p>
-    <w:p>
-      <w:pPr>
-        <w:ind w:left="432"/>
-      </w:pPr>
-      <w:r>
-        <w:rPr>
-          <w:rFonts w:ascii="Microsoft YaHei" w:hAnsi="Microsoft YaHei" w:eastAsia="Microsoft YaHei"/>
-          <w:sz w:val="21"/>
-        </w:rPr>
-        <w:t>● 减少打字时间</w:t>
-      </w:r>
-    </w:p>
-    <w:p>
-      <w:pPr>
-        <w:pStyle w:val="Heading3"/>
-        <w:jc w:val="left"/>
-      </w:pPr>
-      <w:r>
-        <w:rPr>
-          <w:rFonts w:ascii="Microsoft YaHei" w:hAnsi="Microsoft YaHei" w:eastAsia="Microsoft YaHei"/>
-          <w:b/>
-          <w:color w:val="2E5A4C"/>
-          <w:sz w:val="24"/>
-        </w:rPr>
-        <w:t>6.2 质量提升建议</w:t>
-      </w:r>
-    </w:p>
-    <w:p>
-      <w:pPr>
-        <w:jc w:val="both"/>
-      </w:pPr>
-      <w:r>
-        <w:rPr>
-          <w:rFonts w:ascii="Microsoft YaHei" w:hAnsi="Microsoft YaHei" w:eastAsia="Microsoft YaHei"/>
-          <w:sz w:val="21"/>
-        </w:rPr>
-        <w:t>1. 工作提醒机制</w:t>
-      </w:r>
-    </w:p>
-    <w:p>
-      <w:pPr>
-        <w:ind w:left="432"/>
-      </w:pPr>
-      <w:r>
-        <w:rPr>
-          <w:rFonts w:ascii="Microsoft YaHei" w:hAnsi="Microsoft YaHei" w:eastAsia="Microsoft YaHei"/>
-          <w:sz w:val="21"/>
-        </w:rPr>
-        <w:t>● 关键节点自动提醒</w:t>
-      </w:r>
-    </w:p>
-    <w:p>
-      <w:pPr>
-        <w:ind w:left="432"/>
-      </w:pPr>
-      <w:r>
-        <w:rPr>
-          <w:rFonts w:ascii="Microsoft YaHei" w:hAnsi="Microsoft YaHei" w:eastAsia="Microsoft YaHei"/>
-          <w:sz w:val="21"/>
-        </w:rPr>
-        <w:t>● 避免遗漏重要工作</w:t>
-      </w:r>
-    </w:p>
-    <w:p>
-      <w:pPr>
-        <w:jc w:val="both"/>
-      </w:pPr>
-      <w:r>
-        <w:rPr>
-          <w:rFonts w:ascii="Microsoft YaHei" w:hAnsi="Microsoft YaHei" w:eastAsia="Microsoft YaHei"/>
-          <w:sz w:val="21"/>
-        </w:rPr>
-        <w:t>2. 质量检查清单</w:t>
-      </w:r>
-    </w:p>
-    <w:p>
-      <w:pPr>
-        <w:ind w:left="432"/>
-      </w:pPr>
-      <w:r>
-        <w:rPr>
-          <w:rFonts w:ascii="Microsoft YaHei" w:hAnsi="Microsoft YaHei" w:eastAsia="Microsoft YaHei"/>
-          <w:sz w:val="21"/>
-        </w:rPr>
-        <w:t>● 关键工作强制检查</w:t>
-      </w:r>
-    </w:p>
-    <w:p>
-      <w:pPr>
-        <w:ind w:left="432"/>
-      </w:pPr>
-      <w:r>
-        <w:rPr>
-          <w:rFonts w:ascii="Microsoft YaHei" w:hAnsi="Microsoft YaHei" w:eastAsia="Microsoft YaHei"/>
-          <w:sz w:val="21"/>
-        </w:rPr>
-        <w:t>● 确保工作质量</w:t>
-      </w:r>
-    </w:p>
-    <w:p>
-      <w:pPr>
-        <w:jc w:val="both"/>
-      </w:pPr>
-      <w:r>
-        <w:rPr>
-          <w:rFonts w:ascii="Microsoft YaHei" w:hAnsi="Microsoft YaHei" w:eastAsia="Microsoft YaHei"/>
-          <w:sz w:val="21"/>
-        </w:rPr>
-        <w:t>3.  peer review</w:t>
-      </w:r>
-    </w:p>
-    <w:p>
-      <w:pPr>
-        <w:ind w:left="432"/>
-      </w:pPr>
-      <w:r>
-        <w:rPr>
-          <w:rFonts w:ascii="Microsoft YaHei" w:hAnsi="Microsoft YaHei" w:eastAsia="Microsoft YaHei"/>
-          <w:sz w:val="21"/>
-        </w:rPr>
-        <w:t>● 同事间相互检查工作记录</w:t>
-      </w:r>
-    </w:p>
-    <w:p>
-      <w:pPr>
-        <w:ind w:left="432"/>
-      </w:pPr>
-      <w:r>
-        <w:rPr>
-          <w:rFonts w:ascii="Microsoft YaHei" w:hAnsi="Microsoft YaHei" w:eastAsia="Microsoft YaHei"/>
-          <w:sz w:val="21"/>
-        </w:rPr>
-        <w:t>● 发现遗漏和问题</w:t>
-      </w:r>
-    </w:p>
-    <w:p>
-      <w:pPr>
-        <w:jc w:val="both"/>
-      </w:pPr>
-      <w:r>
-        <w:rPr>
-          <w:rFonts w:ascii="Microsoft YaHei" w:hAnsi="Microsoft YaHei" w:eastAsia="Microsoft YaHei"/>
-          <w:sz w:val="21"/>
-        </w:rPr>
-        <w:t>4. 定期复盘</w:t>
-      </w:r>
-    </w:p>
-    <w:p>
-      <w:pPr>
-        <w:ind w:left="432"/>
-      </w:pPr>
-      <w:r>
-        <w:rPr>
-          <w:rFonts w:ascii="Microsoft YaHei" w:hAnsi="Microsoft YaHei" w:eastAsia="Microsoft YaHei"/>
-          <w:sz w:val="21"/>
-        </w:rPr>
-        <w:t>● 定期复盘驻点工作</w:t>
-      </w:r>
-    </w:p>
-    <w:p>
-      <w:pPr>
-        <w:ind w:left="432"/>
-      </w:pPr>
-      <w:r>
-        <w:rPr>
-          <w:rFonts w:ascii="Microsoft YaHei" w:hAnsi="Microsoft YaHei" w:eastAsia="Microsoft YaHei"/>
-          <w:sz w:val="21"/>
-        </w:rPr>
-        <w:t>● 持续改进流程</w:t>
       </w:r>
     </w:p>
     <w:p>
